--- a/docs/Plan-retiro-Temporal-Cloud-insolvencia.docx
+++ b/docs/Plan-retiro-Temporal-Cloud-insolvencia.docx
@@ -46,7 +46,7 @@
           <w:b/>
           <w:bCs/>
         </w:rPr>
-        <w:t xml:space="preserve">BCP / PEVE / Versión 1.4</w:t>
+        <w:t>BCP / PEVE / Versión 1.0</w:t>
       </w:r>
       <w:r>
         <w:br/>
@@ -142,7 +142,7 @@
               <w:pStyle w:val="Compact"/>
             </w:pPr>
             <w:r>
-              <w:t xml:space="preserve">1.4</w:t>
+              <w:t>1.0</w:t>
             </w:r>
           </w:p>
         </w:tc>
@@ -166,7 +166,7 @@
               <w:pStyle w:val="Compact"/>
             </w:pPr>
             <w:r>
-              <w:t xml:space="preserve">Final para aprobación. La fase 0 queda pendiente de ejecución. Destino de la primera versión: Self-Hosted. Tres opciones adicionales en 04.6.</w:t>
+              <w:t>Final para aprobación. La fase 0 queda pendiente de ejecución. Cuatro destinos evaluados de forma equitativa. Paso 0.0 elige uno.</w:t>
             </w:r>
           </w:p>
         </w:tc>
@@ -469,7 +469,7 @@
               <w:pStyle w:val="Compact"/>
             </w:pPr>
             <w:r>
-              <w:t xml:space="preserve">Temporal Self-Hosted en Azure AKS del Banco (primera versión / vigente). Tres opciones adicionales: sección 04.6</w:t>
+              <w:t>Cuatro opciones evaluadas de forma equitativa: Temporal Self-Hosted, Azure Durable Functions, Dapr Workflows, y Restate. Paso 0.0 elige uno.</w:t>
             </w:r>
           </w:p>
         </w:tc>
@@ -576,7 +576,7 @@
         <w:pStyle w:val="BodyText"/>
       </w:pPr>
       <w:r>
-        <w:t xml:space="preserve">Temporal Cloud es operado por Temporal Technologies Inc. El servidor Temporal, con licencia MIT, puede instalarse y operarse en la infraestructura del Banco. En la primera versión del plan la orquestación se mantiene en el mismo motor. Si el paso 0.0 elige una opción de la sección 04.6, el motor cambia y hay reescritura. Los historiales y el estado de negocio quedan bajo control del BCP en todos los destinos.</w:t>
+        <w:t>Temporal Cloud es operado por Temporal Technologies Inc. El servidor Temporal, con licencia MIT, puede instalarse y operarse en la infraestructura del Banco. En la opción 1 del plan la orquestación se mantiene en el mismo motor. Si el paso 0.0 elige una opción de la opciones 2, 3 o 4, el motor cambia y hay reescritura. Los historiales y el estado de negocio quedan bajo control del BCP en todos los destinos.</w:t>
       </w:r>
     </w:p>
     <w:p>
@@ -645,7 +645,7 @@
         <w:t xml:space="preserve"> </w:t>
       </w:r>
       <w:r>
-        <w:t xml:space="preserve">La primera versión del plan migra hacia Temporal Self-Hosted en Azure AKS. Las tres opciones adicionales de la sección 04.6 (Durable Functions, Dapr Workflows y Restate) se documentan para decisión; no se adoptan en la activación sin aprobación formal. Donde el resto del documento dice Self-Hosted como destino de la migración, léase el destino aprobado (Self-Hosted salvo acta del paso 0.0). La conexión dual, los namespaces Temporal y el Anexo B aplican solo si el destino es Self-Hosted.</w:t>
+        <w:t>La opción 1 del plan migra hacia Temporal Self-Hosted en Azure AKS. Las tres opciones 2, 3 y 4 de la opciones 2, 3 o 4 (Durable Functions, Dapr Workflows y Restate) se documentan para decisión; no se adoptan en la activación sin aprobación formal. Donde el resto del documento dice Self-Hosted como destino de la migración, léase el destino aprobado (Self-Hosted salvo acta del paso 0.0). La conexión dual, los namespaces Temporal y el Anexo B aplican solo si el destino es Self-Hosted.</w:t>
       </w:r>
     </w:p>
     <w:p>
@@ -846,7 +846,7 @@
         <w:t xml:space="preserve"> </w:t>
       </w:r>
       <w:r>
-        <w:t xml:space="preserve">aplicaciones de empresas distintas a BCP; cambios funcionales que no sean necesarios para el retiro; la adopción de un destino de la sección 04.6 sin aprobación formal; la ejecución detallada de los cambios de cada aplicación, que se documenta en sus procedimientos de despliegue aplicando la receta de PEVE.</w:t>
+        <w:t>aplicaciones de empresas distintas a BCP; cambios funcionales que no sean necesarios para el retiro; la adopción de un destino de la opciones 2, 3 o 4 sin aprobación formal; la ejecución detallada de los cambios de cada aplicación, que se documenta en sus procedimientos de despliegue aplicando la receta de PEVE.</w:t>
       </w:r>
     </w:p>
     <w:bookmarkStart w:id="11" w:name="inventario"/>
@@ -1477,7 +1477,7 @@
         <w:t xml:space="preserve"> </w:t>
       </w:r>
       <w:r>
-        <w:t xml:space="preserve">Si el destino es Self-Hosted: código de aplicación en minúsculas seguido del ambiente, por ejemplo apoq-dev, apoq-cert y apoq-prod. Si el destino es 04.6 no hay namespaces Temporal; el inventario registra task hubs, aplicaciones Dapr o deployments Restate equivalentes.</w:t>
+        <w:t>Si el destino es Self-Hosted: código de aplicación en minúsculas seguido del ambiente, por ejemplo apoq-dev, apoq-cert y apoq-prod. Si el destino es opciones 2, 3 o 4 no hay namespaces Temporal; el inventario registra task hubs, aplicaciones Dapr o deployments Restate equivalentes.</w:t>
       </w:r>
     </w:p>
     <w:p>
@@ -1531,7 +1531,7 @@
         <w:t xml:space="preserve"> </w:t>
       </w:r>
       <w:r>
-        <w:t xml:space="preserve">Definir el marco técnico, operativo, contractual, de continuidad y de seguridad para retirar Temporal Cloud del BCP y migrar los casos de uso al destino vigente (Temporal Self-Hosted en Azure AKS), o a un destino de la sección 04.6 si la instancia lo aprueba, sin comprometer la continuidad de las aplicaciones productivas ni la trazabilidad de los workflows.</w:t>
+        <w:t>Definir el marco técnico, operativo, contractual, de continuidad y de seguridad para retirar Temporal Cloud del BCP y migrar los casos de uso al destino elegido por el paso 0.0 (Temporal Self-Hosted en Azure AKS), o a un destino de la opciones 2, 3 o 4 si la instancia lo aprueba, sin comprometer la continuidad de las aplicaciones productivas ni la trazabilidad de los workflows.</w:t>
       </w:r>
     </w:p>
     <w:p>
@@ -1931,7 +1931,7 @@
         </w:numPr>
       </w:pPr>
       <w:r>
-        <w:t xml:space="preserve">Si el destino es una opción de la sección 04.6: no hay reutilización del SDK Temporal. La fase 0 incluye reescritura y no hay conexión dual. El supuesto de “mismo motor” no aplica.</w:t>
+        <w:t>Si el destino es una opción de la opciones 2, 3 o 4: no hay reutilización del SDK Temporal. La fase 0 incluye reescritura y no hay conexión dual. El supuesto de “mismo motor” no aplica.</w:t>
       </w:r>
     </w:p>
     <w:p>
@@ -2035,7 +2035,7 @@
         <w:pStyle w:val="FirstParagraph"/>
       </w:pPr>
       <w:r>
-        <w:t xml:space="preserve">El destino aprobado es Temporal Self-Hosted en Azure AKS, operado por el Banco. PEVE opera el control plane. Las aplicaciones siguen operando sus workers. No se adoptará otra plataforma en el momento de la activación, salvo acta previa del paso 0.0 sobre una opción de la sección 04.6.</w:t>
+        <w:t>El destino aprobado es Temporal Self-Hosted en Azure AKS, operado por el Banco. PEVE opera el control plane. Las aplicaciones siguen operando sus workers. No se adoptará otra plataforma en el momento de la activación, salvo acta previa del paso 0.0 sobre una opción de la opciones 2, 3 o 4.</w:t>
       </w:r>
     </w:p>
     <w:p>
@@ -3173,7 +3173,7 @@
         <w:pStyle w:val="Heading3"/>
       </w:pPr>
       <w:r>
-        <w:t xml:space="preserve">04.6 Opciones adicionales de destino</w:t>
+        <w:t>opciones 2, 3 o 4 Opciones 2, 3 y 4 de destino</w:t>
       </w:r>
     </w:p>
     <w:p>
@@ -3181,7 +3181,7 @@
         <w:pStyle w:val="FirstParagraph"/>
       </w:pPr>
       <w:r>
-        <w:t xml:space="preserve">La primera versión del plan tiene un solo destino: Temporal Self-Hosted en Azure AKS. Conserva el motor, los SDK y la receta de conexión dual. El Banco opera el control plane y</w:t>
+        <w:t>La opción 1 del plan tiene un solo destino: Temporal Self-Hosted en Azure AKS. Conserva el motor, los SDK y la receta de conexión dual. El Banco opera el control plane y</w:t>
       </w:r>
       <w:r>
         <w:t xml:space="preserve"> </w:t>
@@ -3205,7 +3205,7 @@
         <w:pStyle w:val="BodyText"/>
       </w:pPr>
       <w:r>
-        <w:t xml:space="preserve">A esa primera versión se agregan</w:t>
+        <w:t>A esa opción 1 se agregan</w:t>
       </w:r>
       <w:r>
         <w:t xml:space="preserve"> </w:t>
@@ -3215,7 +3215,7 @@
           <w:b/>
           <w:bCs/>
         </w:rPr>
-        <w:t xml:space="preserve">tres opciones adicionales</w:t>
+        <w:t>tres opciones 2, 3 y 4</w:t>
       </w:r>
       <w:r>
         <w:t xml:space="preserve">, todas de la misma categoría que Temporal (ejecución durable en código). Ninguna es un cambio de endpoint: exigen reescritura de workflows y no admiten conexión dual con Temporal Cloud.</w:t>
@@ -3302,7 +3302,7 @@
               <w:pStyle w:val="Compact"/>
             </w:pPr>
             <w:r>
-              <w:t xml:space="preserve">Temporal Self-Hosted (primera versión)</w:t>
+              <w:t>Temporal Self-Hosted (opción 1)</w:t>
             </w:r>
           </w:p>
         </w:tc>
@@ -4780,40 +4780,40 @@
               <w:pStyle w:val="Compact"/>
             </w:pPr>
             <w:r>
-              <w:t xml:space="preserve">Temporal Self-Hosted (1.ª versión)</w:t>
-            </w:r>
-          </w:p>
-        </w:tc>
-        <w:tc>
-          <w:tcPr/>
-          <w:p>
-            <w:pPr>
-              <w:pStyle w:val="Compact"/>
-            </w:pPr>
-            <w:r>
-              <w:t xml:space="preserve">Adic. 1 Durable Functions</w:t>
-            </w:r>
-          </w:p>
-        </w:tc>
-        <w:tc>
-          <w:tcPr/>
-          <w:p>
-            <w:pPr>
-              <w:pStyle w:val="Compact"/>
-            </w:pPr>
-            <w:r>
-              <w:t xml:space="preserve">Adic. 2 Dapr Workflows</w:t>
-            </w:r>
-          </w:p>
-        </w:tc>
-        <w:tc>
-          <w:tcPr/>
-          <w:p>
-            <w:pPr>
-              <w:pStyle w:val="Compact"/>
-            </w:pPr>
-            <w:r>
-              <w:t xml:space="preserve">Adic. 3 Restate</w:t>
+              <w:t>Opción 1: Self-Hosted</w:t>
+            </w:r>
+          </w:p>
+        </w:tc>
+        <w:tc>
+          <w:tcPr/>
+          <w:p>
+            <w:pPr>
+              <w:pStyle w:val="Compact"/>
+            </w:pPr>
+            <w:r>
+              <w:t>Opción 2: Durable Functions</w:t>
+            </w:r>
+          </w:p>
+        </w:tc>
+        <w:tc>
+          <w:tcPr/>
+          <w:p>
+            <w:pPr>
+              <w:pStyle w:val="Compact"/>
+            </w:pPr>
+            <w:r>
+              <w:t>Opción 3: Dapr Workflows</w:t>
+            </w:r>
+          </w:p>
+        </w:tc>
+        <w:tc>
+          <w:tcPr/>
+          <w:p>
+            <w:pPr>
+              <w:pStyle w:val="Compact"/>
+            </w:pPr>
+            <w:r>
+              <w:t>Opción 4: Restate</w:t>
             </w:r>
           </w:p>
         </w:tc>
@@ -5339,7 +5339,7 @@
               <w:pStyle w:val="Compact"/>
             </w:pPr>
             <w:r>
-              <w:t xml:space="preserve">Mantener Self-Hosted (primera versión)</w:t>
+              <w:t>Mantener Self-Hosted (opción 1)</w:t>
             </w:r>
           </w:p>
         </w:tc>
@@ -5363,7 +5363,7 @@
               <w:pStyle w:val="Compact"/>
             </w:pPr>
             <w:r>
-              <w:t xml:space="preserve">Elegir Durable Functions</w:t>
+              <w:t>Elegir Durable Functions (opción 2)</w:t>
             </w:r>
           </w:p>
         </w:tc>
@@ -5387,7 +5387,7 @@
               <w:pStyle w:val="Compact"/>
             </w:pPr>
             <w:r>
-              <w:t xml:space="preserve">Elegir Dapr Workflows</w:t>
+              <w:t>Elegir Dapr Workflows (opción 3)</w:t>
             </w:r>
           </w:p>
         </w:tc>
@@ -5411,7 +5411,7 @@
               <w:pStyle w:val="Compact"/>
             </w:pPr>
             <w:r>
-              <w:t xml:space="preserve">Elegir Restate</w:t>
+              <w:t>Elegir Restate (opción 4)</w:t>
             </w:r>
           </w:p>
         </w:tc>
@@ -5959,7 +5959,7 @@
               <w:pStyle w:val="Compact"/>
             </w:pPr>
             <w:r>
-              <w:t xml:space="preserve">Vigilancia formal. Piloto en un caso no crítico (conexión dual si Self-Hosted; flujo reescrito si 04.6). Acelerar la plataforma destino</w:t>
+              <w:t>Vigilancia formal. Piloto en un caso no crítico (conexión dual si Self-Hosted; flujo reescrito si opciones 2, 3 o 4). Acelerar la plataforma destino</w:t>
             </w:r>
           </w:p>
         </w:tc>
@@ -6767,7 +6767,7 @@
         <w:pStyle w:val="FirstParagraph"/>
       </w:pPr>
       <w:r>
-        <w:t xml:space="preserve">PEVE define la receta. Cada aplicación la ejecuta. Temporal no ofrece migración automatizada de Cloud hacia ningún destino: si el destino es Self-Hosted se actualiza la conexión; si es 04.6 se reescribe el proceso y se corta el tráfico nuevo.</w:t>
+        <w:t>PEVE define la receta. Cada aplicación la ejecuta. Temporal no ofrece migración automatizada de Cloud hacia ningún destino: si el destino es Self-Hosted se actualiza la conexión; si es opciones 2, 3 o 4 se reescribe el proceso y se corta el tráfico nuevo.</w:t>
       </w:r>
     </w:p>
     <w:p>
@@ -6884,7 +6884,7 @@
               <w:pStyle w:val="Compact"/>
             </w:pPr>
             <w:r>
-              <w:t xml:space="preserve">Confirmación del destino (Self-Hosted vigente, o 04.6 si hay acta). Arquitectura, capacidad, receta, inventario, exportación de historiales a almacenamiento del Banco, conexión dual si el destino es Temporal, observabilidad y pruebas iniciales</w:t>
+              <w:t>Confirmación del destino (Self-Hosted vigente, o opciones 2, 3 o 4 si hay acta). Arquitectura, capacidad, receta, inventario, exportación de historiales a almacenamiento del Banco, conexión dual si el destino es Temporal, observabilidad y pruebas iniciales</w:t>
             </w:r>
           </w:p>
         </w:tc>
@@ -8780,7 +8780,7 @@
               <w:pStyle w:val="Compact"/>
             </w:pPr>
             <w:r>
-              <w:t xml:space="preserve">Un caso no crítico en el destino: conexión dual si Self-Hosted, o flujo reescrito si 04.6; conclusión o reapertura; schedules; observabilidad</w:t>
+              <w:t>Un caso no crítico en el destino: conexión dual si Self-Hosted, o flujo reescrito si opciones 2, 3 o 4; conclusión o reapertura; schedules; observabilidad</w:t>
             </w:r>
           </w:p>
         </w:tc>
@@ -9072,7 +9072,7 @@
         <w:pStyle w:val="FirstParagraph"/>
       </w:pPr>
       <w:r>
-        <w:t xml:space="preserve">El riesgo residual se mantiene mientras la preparación preventiva no esté completa (plataforma destino, receta, exportación de historiales, matriz de workflows) o la información operativa no se encuentre actualizada. En Self-Hosted eso incluye clúster y conexión dual. En 04.6 incluye reescritura validada en certificación y ausencia de ejecución simultánea con Cloud. Completar la fase 0 permite ejecutar el retiro ante un cese del proveedor. El resultado financiero del proveedor, por sí solo, no reduce ese residual. El residual de Self-Hosted es operar sin soporte de Temporal Technologies Inc. El residual de Durable Functions o Dapr es lock-in Azure y madurez del modelo Durable Task. El residual de Restate Cloud es la continuidad de un proveedor más joven; el de Restate Self-Managed sin Enterprise es el mismo que el OSS de Temporal.</w:t>
+        <w:t>El riesgo residual se mantiene mientras la preparación preventiva no esté completa (plataforma destino, receta, exportación de historiales, matriz de workflows) o la información operativa no se encuentre actualizada. En Self-Hosted eso incluye clúster y conexión dual. En opciones 2, 3 o 4 incluye reescritura validada en certificación y ausencia de ejecución simultánea con Cloud. Completar la fase 0 permite ejecutar el retiro ante un cese del proveedor. El resultado financiero del proveedor, por sí solo, no reduce ese residual. El residual de Self-Hosted es operar sin soporte de Temporal Technologies Inc. El residual de Durable Functions o Dapr es lock-in Azure y madurez del modelo Durable Task. El residual de Restate Cloud es la continuidad de un proveedor más joven; el de Restate Self-Managed sin Enterprise es el mismo que el OSS de Temporal.</w:t>
       </w:r>
     </w:p>
     <w:p>
@@ -9600,7 +9600,7 @@
               <w:pStyle w:val="Compact"/>
             </w:pPr>
             <w:r>
-              <w:t xml:space="preserve">Acta de destino: Self-Hosted (primera versión) o una opción de la sección 04.6. Sin acta, rige Self-Hosted</w:t>
+              <w:t>Acta de destino: Self-Hosted (opción 1) o una opción de la opciones 2, 3 o 4. Sin acta, rige Self-Hosted</w:t>
             </w:r>
           </w:p>
         </w:tc>
@@ -9702,7 +9702,7 @@
           <w:b/>
           <w:bCs/>
         </w:rPr>
-        <w:t xml:space="preserve">04.6</w:t>
+        <w:t>opciones 2, 3 o 4</w:t>
       </w:r>
       <w:r>
         <w:t xml:space="preserve">, se omiten 0.3 a 0.5 (namespaces y conexión dual) y rigen 0.2b a 0.5b, más 0.6 a 0.10.</w:t>
@@ -10502,7 +10502,7 @@
         <w:pStyle w:val="BodyText"/>
       </w:pPr>
       <w:r>
-        <w:t xml:space="preserve">Al completar el paso 0.10, la plataforma objetivo queda lista para recibir las aplicaciones. La migración productiva sigue reservada a la activación descrita en la sección 06. Un destino 04.6 alarga la fase 0: la reescritura de APOQ y NREM no cabe en el calendario de un solo cambio de endpoint.</w:t>
+        <w:t>Al completar el paso 0.10, la plataforma objetivo queda lista para recibir las aplicaciones. La migración productiva sigue reservada a la activación descrita en la sección 06. Un destino opciones 2, 3 o 4 alarga la fase 0: la reescritura de APOQ y NREM no cabe en el calendario de un solo cambio de endpoint.</w:t>
       </w:r>
     </w:p>
     <w:p>
@@ -10603,7 +10603,7 @@
               <w:pStyle w:val="Compact"/>
             </w:pPr>
             <w:r>
-              <w:t xml:space="preserve">Servidor Temporal de código abierto operado por el Banco en Azure AKS. Destino vigente. Sin soporte de Temporal Technologies Inc.</w:t>
+              <w:t>Servidor Temporal de código abierto operado por el Banco en Azure AKS. Destino elegido por el paso 0.0. Sin soporte de Temporal Technologies Inc.</w:t>
             </w:r>
           </w:p>
         </w:tc>
@@ -10627,7 +10627,7 @@
               <w:pStyle w:val="Compact"/>
             </w:pPr>
             <w:r>
-              <w:t xml:space="preserve">Opción adicional 1. Orquestación Azure (Durable Task Scheduler o Durable Task SDK). Soporte Microsoft</w:t>
+              <w:t>Opción 2. Orquestación Azure (Durable Task Scheduler o Durable Task SDK). Soporte Microsoft</w:t>
             </w:r>
           </w:p>
         </w:tc>
@@ -10651,7 +10651,7 @@
               <w:pStyle w:val="Compact"/>
             </w:pPr>
             <w:r>
-              <w:t xml:space="preserve">Opción adicional 2. Ejecución durable en código sobre sidecars en AKS. Soporte Microsoft / extensión Dapr</w:t>
+              <w:t>Opción 3. Ejecución durable en código sobre sidecars en AKS. Soporte Microsoft / extensión Dapr</w:t>
             </w:r>
           </w:p>
         </w:tc>
@@ -10675,7 +10675,7 @@
               <w:pStyle w:val="Compact"/>
             </w:pPr>
             <w:r>
-              <w:t xml:space="preserve">Opción adicional 3. Motor de ejecución durable en código. Restate Cloud Enterprise o Self-Managed en AKS</w:t>
+              <w:t>Opción 4. Motor de ejecución durable en código. Restate Cloud Enterprise o Self-Managed en AKS</w:t>
             </w:r>
           </w:p>
         </w:tc>
@@ -10795,7 +10795,7 @@
               <w:pStyle w:val="Compact"/>
             </w:pPr>
             <w:r>
-              <w:t xml:space="preserve">Solo si el destino es Self-Hosted. Mismo worker o cliente con dos endpoints Temporal. Un solo clúster activo por ejecución. No aplica a 04.6</w:t>
+              <w:t>Solo si el destino es Self-Hosted. Mismo worker o cliente con dos endpoints Temporal. Un solo clúster activo por ejecución. No aplica a opciones 2, 3 o 4</w:t>
             </w:r>
           </w:p>
         </w:tc>
@@ -12479,7 +12479,7 @@
         <w:pStyle w:val="FirstParagraph"/>
       </w:pPr>
       <w:r>
-        <w:t xml:space="preserve">Objetivo de la fase 0: el Banco puede recibir APOQ y NREM sin depender de Temporal Technologies Inc. en el momento de la activación. La topología de Self-Hosted es la de la sección 04. Si el paso 0.0 elige 04.6, rige B.4 y no B.1–B.2.</w:t>
+        <w:t>Objetivo de la fase 0: el Banco puede recibir APOQ y NREM sin depender de Temporal Technologies Inc. en el momento de la activación. La topología de Self-Hosted es la de la sección 04. Si el paso 0.0 elige opciones 2, 3 o 4, rige B.4 y no B.1–B.2.</w:t>
       </w:r>
     </w:p>
     <w:bookmarkStart w:id="75" w:name="b.1-plataforma"/>
@@ -13232,7 +13232,7 @@
         <w:pStyle w:val="Heading3"/>
       </w:pPr>
       <w:r>
-        <w:t xml:space="preserve">B.4 Receta si el destino es 04.6</w:t>
+        <w:t>B.4 Receta si el destino es opciones 2, 3 o 4</w:t>
       </w:r>
     </w:p>
     <w:p>
@@ -15390,7 +15390,7 @@
               <w:pStyle w:val="Compact"/>
             </w:pPr>
             <w:r>
-              <w:t xml:space="preserve">Acta de destino del paso 0.0 (Self-Hosted o una opción 04.6)</w:t>
+              <w:t>Acta de destino del paso 0.0 (Self-Hosted o una opción opciones 2, 3 o 4)</w:t>
             </w:r>
           </w:p>
         </w:tc>
@@ -16087,7 +16087,7 @@
               <w:pStyle w:val="Compact"/>
             </w:pPr>
             <w:r>
-              <w:t xml:space="preserve">Destino confirmado: Self-Hosted, o acta D13 de una opción 04.6</w:t>
+              <w:t>Destino confirmado: Self-Hosted, o acta D13 de una opción opciones 2, 3 o 4</w:t>
             </w:r>
           </w:p>
         </w:tc>
@@ -16343,7 +16343,7 @@
               <w:pStyle w:val="Compact"/>
             </w:pPr>
             <w:r>
-              <w:t xml:space="preserve">Ejercicio técnico no crítico ejecutado (conexión dual si Self-Hosted; flujo reescrito si 04.6)</w:t>
+              <w:t>Ejercicio técnico no crítico ejecutado (conexión dual si Self-Hosted; flujo reescrito si opciones 2, 3 o 4)</w:t>
             </w:r>
           </w:p>
         </w:tc>
@@ -16503,7 +16503,7 @@
               <w:pStyle w:val="Compact"/>
             </w:pPr>
             <w:r>
-              <w:t xml:space="preserve">Arquitectura conformada: sección 04 si Self-Hosted; patrón 04.6 si F14 cambió el destino</w:t>
+              <w:t>Arquitectura conformada: sección 04 si Self-Hosted; patrón opciones 2, 3 o 4 si F14 cambió el destino</w:t>
             </w:r>
           </w:p>
         </w:tc>
@@ -16740,7 +16740,7 @@
               <w:pStyle w:val="Compact"/>
             </w:pPr>
             <w:r>
-              <w:t xml:space="preserve">Runtime, SKU y región del Durable Task Scheduler o versión Dapr + state store, o versión Restate / plan Enterprise (si 04.6)</w:t>
+              <w:t>Runtime, SKU y región del Durable Task Scheduler o versión Dapr + state store, o versión Restate / plan Enterprise (si opciones 2, 3 o 4)</w:t>
             </w:r>
           </w:p>
         </w:tc>
@@ -16797,7 +16797,7 @@
               <w:pStyle w:val="Compact"/>
             </w:pPr>
             <w:r>
-              <w:t xml:space="preserve">Sección 04.6</w:t>
+              <w:t>Sección opciones 2, 3 o 4</w:t>
             </w:r>
           </w:p>
         </w:tc>
@@ -16915,7 +16915,7 @@
               <w:pStyle w:val="Compact"/>
             </w:pPr>
             <w:r>
-              <w:t xml:space="preserve">Destino de la fase 0 (Self-Hosted o 04.6)</w:t>
+              <w:t>Destino de la fase 0 (Self-Hosted o opciones 2, 3 o 4)</w:t>
             </w:r>
           </w:p>
         </w:tc>
@@ -16937,7 +16937,7 @@
               <w:pStyle w:val="Compact"/>
             </w:pPr>
             <w:r>
-              <w:t xml:space="preserve">Sección 04.6 y paso 0.0</w:t>
+              <w:t>Sección opciones 2, 3 o 4 y paso 0.0</w:t>
             </w:r>
           </w:p>
         </w:tc>

--- a/docs/Plan-retiro-Temporal-Cloud-insolvencia.docx
+++ b/docs/Plan-retiro-Temporal-Cloud-insolvencia.docx
@@ -28,7 +28,7 @@
         </w:p>
       </w:sdtContent>
     </w:sdt>
-    <w:bookmarkStart w:id="90" w:name="X6562ea7cfcb4c253625cbd94db32b82c667e48a"/>
+    <w:bookmarkStart w:id="143" w:name="X6562ea7cfcb4c253625cbd94db32b82c667e48a"/>
     <w:p>
       <w:pPr>
         <w:pStyle w:val="Heading1"/>
@@ -46,7 +46,7 @@
           <w:b/>
           <w:bCs/>
         </w:rPr>
-        <w:t>BCP / PEVE / Versión 1.0</w:t>
+        <w:t xml:space="preserve">BCP / PEVE / Versión 1.0</w:t>
       </w:r>
       <w:r>
         <w:br/>
@@ -142,7 +142,7 @@
               <w:pStyle w:val="Compact"/>
             </w:pPr>
             <w:r>
-              <w:t>1.0</w:t>
+              <w:t xml:space="preserve">1.0</w:t>
             </w:r>
           </w:p>
         </w:tc>
@@ -166,7 +166,7 @@
               <w:pStyle w:val="Compact"/>
             </w:pPr>
             <w:r>
-              <w:t>Final para aprobación. La fase 0 queda pendiente de ejecución. Cuatro destinos evaluados de forma equitativa. Paso 0.0 elige uno.</w:t>
+              <w:t xml:space="preserve">Final para aprobación. La fase 0 queda pendiente de ejecución. Cuatro destinos evaluados de forma equitativa. Paso 0.0 elige uno.</w:t>
             </w:r>
           </w:p>
         </w:tc>
@@ -311,6 +311,30 @@
             </w:pPr>
             <w:r>
               <w:t xml:space="preserve">Planes de continuidad y recuperación de Temporal Cloud; receta de despliegue de cada aplicación</w:t>
+            </w:r>
+          </w:p>
+        </w:tc>
+      </w:tr>
+      <w:tr>
+        <w:tc>
+          <w:tcPr/>
+          <w:p>
+            <w:pPr>
+              <w:pStyle w:val="Compact"/>
+            </w:pPr>
+            <w:r>
+              <w:t xml:space="preserve">Fuentes</w:t>
+            </w:r>
+          </w:p>
+        </w:tc>
+        <w:tc>
+          <w:tcPr/>
+          <w:p>
+            <w:pPr>
+              <w:pStyle w:val="Compact"/>
+            </w:pPr>
+            <w:r>
+              <w:t xml:space="preserve">Documentación de los proveedores (Anexo H), marco normativo y buenas prácticas (Anexo I) y referencias en formato APA (Anexo J)</w:t>
             </w:r>
           </w:p>
         </w:tc>
@@ -469,7 +493,7 @@
               <w:pStyle w:val="Compact"/>
             </w:pPr>
             <w:r>
-              <w:t>Cuatro opciones evaluadas de forma equitativa: Temporal Self-Hosted, Azure Durable Functions, Dapr Workflows, y Restate. Paso 0.0 elige uno.</w:t>
+              <w:t xml:space="preserve">Cuatro opciones evaluadas de forma equitativa: Temporal Self-Hosted en Azure AKS, Azure Durable Functions, Dapr Workflows, y Restate. Paso 0.0 elige uno.</w:t>
             </w:r>
           </w:p>
         </w:tc>
@@ -517,7 +541,7 @@
               <w:pStyle w:val="Compact"/>
             </w:pPr>
             <w:r>
-              <w:t xml:space="preserve">Terminación comercial o renegociación de precio. Un destino distinto a Self-Hosted (Durable Functions, Dapr Workflows o Restate) requiere aprobación formal de Arquitectura, Compras y la instancia</w:t>
+              <w:t xml:space="preserve">Terminación comercial o renegociación de precio. Adopción de un destino sin acta del paso 0.0 con aprobación formal de Arquitectura, Compras y la instancia</w:t>
             </w:r>
           </w:p>
         </w:tc>
@@ -576,7 +600,7 @@
         <w:pStyle w:val="BodyText"/>
       </w:pPr>
       <w:r>
-        <w:t>Temporal Cloud es operado por Temporal Technologies Inc. El servidor Temporal, con licencia MIT, puede instalarse y operarse en la infraestructura del Banco. En la opción 1 del plan la orquestación se mantiene en el mismo motor. Si el paso 0.0 elige una opción de la opciones 2, 3 o 4, el motor cambia y hay reescritura. Los historiales y el estado de negocio quedan bajo control del BCP en todos los destinos.</w:t>
+        <w:t xml:space="preserve">Temporal Cloud es operado por Temporal Technologies Inc. El plan evalúa cuatro destinos. El servidor Temporal (MIT) puede instalarse y operarse en el Banco (Self-Hosted). Microsoft opera Azure Durable Functions y soporta Dapr Workflows. Restate puede autoalojarse en AKS o contratarse como Cloud Enterprise. El paso 0.0 elige uno de los cuatro. Los historiales y el estado de negocio quedan bajo control del BCP en todos los destinos.</w:t>
       </w:r>
     </w:p>
     <w:p>
@@ -645,7 +669,7 @@
         <w:t xml:space="preserve"> </w:t>
       </w:r>
       <w:r>
-        <w:t>La opción 1 del plan migra hacia Temporal Self-Hosted en Azure AKS. Las tres opciones 2, 3 y 4 de la opciones 2, 3 o 4 (Durable Functions, Dapr Workflows y Restate) se documentan para decisión; no se adoptan en la activación sin aprobación formal. Donde el resto del documento dice Self-Hosted como destino de la migración, léase el destino aprobado (Self-Hosted salvo acta del paso 0.0). La conexión dual, los namespaces Temporal y el Anexo B aplican solo si el destino es Self-Hosted.</w:t>
+        <w:t xml:space="preserve">El plan evalúa cuatro opciones de forma equitativa (Temporal Self-Hosted, Azure Durable Functions, Dapr Workflows y Restate). El paso 0.0 elige uno con aprobación formal antes de ejecutar la fase. Donde el documento dice Self-Hosted como destino de la migración, léase el destino aprobado por el paso 0.0. La conexión dual, los namespaces Temporal y el Anexo B aplican solo si el destino es Self-Hosted.</w:t>
       </w:r>
     </w:p>
     <w:p>
@@ -846,7 +870,7 @@
         <w:t xml:space="preserve"> </w:t>
       </w:r>
       <w:r>
-        <w:t>aplicaciones de empresas distintas a BCP; cambios funcionales que no sean necesarios para el retiro; la adopción de un destino de la opciones 2, 3 o 4 sin aprobación formal; la ejecución detallada de los cambios de cada aplicación, que se documenta en sus procedimientos de despliegue aplicando la receta de PEVE.</w:t>
+        <w:t xml:space="preserve">aplicaciones de empresas distintas a BCP; cambios funcionales que no sean necesarios para el retiro; la adopción de un destino sin aprobación formal del paso 0.0; la ejecución detallada de los cambios de cada aplicación, que se documenta en sus procedimientos de despliegue aplicando la receta de PEVE.</w:t>
       </w:r>
     </w:p>
     <w:bookmarkStart w:id="11" w:name="inventario"/>
@@ -1477,7 +1501,7 @@
         <w:t xml:space="preserve"> </w:t>
       </w:r>
       <w:r>
-        <w:t>Si el destino es Self-Hosted: código de aplicación en minúsculas seguido del ambiente, por ejemplo apoq-dev, apoq-cert y apoq-prod. Si el destino es opciones 2, 3 o 4 no hay namespaces Temporal; el inventario registra task hubs, aplicaciones Dapr o deployments Restate equivalentes.</w:t>
+        <w:t xml:space="preserve">Si el destino es Self-Hosted (opción 1): código de aplicación en minúsculas seguido del ambiente, por ejemplo apoq-dev, apoq-cert y apoq-prod. Si el destino es opción 2, 3 o 4 no hay namespaces Temporal; el inventario registra task hubs, aplicaciones Dapr o deployments Restate equivalentes.</w:t>
       </w:r>
     </w:p>
     <w:p>
@@ -1531,7 +1555,7 @@
         <w:t xml:space="preserve"> </w:t>
       </w:r>
       <w:r>
-        <w:t>Definir el marco técnico, operativo, contractual, de continuidad y de seguridad para retirar Temporal Cloud del BCP y migrar los casos de uso al destino elegido por el paso 0.0 (Temporal Self-Hosted en Azure AKS), o a un destino de la opciones 2, 3 o 4 si la instancia lo aprueba, sin comprometer la continuidad de las aplicaciones productivas ni la trazabilidad de los workflows.</w:t>
+        <w:t xml:space="preserve">Definir el marco técnico, operativo, contractual, de continuidad y de seguridad para retirar Temporal Cloud del BCP y migrar los casos de uso a uno de los cuatro destinos evaluados (Temporal Self-Hosted, Azure Durable Functions, Dapr Workflows o Restate), elegido por el paso 0.0, sin comprometer la continuidad de las aplicaciones productivas ni la trazabilidad de los workflows.</w:t>
       </w:r>
     </w:p>
     <w:p>
@@ -1931,7 +1955,7 @@
         </w:numPr>
       </w:pPr>
       <w:r>
-        <w:t>Si el destino es una opción de la opciones 2, 3 o 4: no hay reutilización del SDK Temporal. La fase 0 incluye reescritura y no hay conexión dual. El supuesto de “mismo motor” no aplica.</w:t>
+        <w:t xml:space="preserve">Si el destino es opción 2, 3 o 4: no hay reutilización del SDK Temporal. La fase 0 incluye reescritura y no hay conexión dual. El supuesto de “mismo motor” no aplica.</w:t>
       </w:r>
     </w:p>
     <w:p>
@@ -2021,7 +2045,7 @@
     </w:p>
     <w:bookmarkEnd w:id="15"/>
     <w:bookmarkEnd w:id="16"/>
-    <w:bookmarkStart w:id="47" w:name="X933c81cb93765abb37ffb54b12b1810653c6bd4"/>
+    <w:bookmarkStart w:id="50" w:name="X933c81cb93765abb37ffb54b12b1810653c6bd4"/>
     <w:p>
       <w:pPr>
         <w:pStyle w:val="Heading2"/>
@@ -2035,7 +2059,7 @@
         <w:pStyle w:val="FirstParagraph"/>
       </w:pPr>
       <w:r>
-        <w:t>El destino aprobado es Temporal Self-Hosted en Azure AKS, operado por el Banco. PEVE opera el control plane. Las aplicaciones siguen operando sus workers. No se adoptará otra plataforma en el momento de la activación, salvo acta previa del paso 0.0 sobre una opción de la opciones 2, 3 o 4.</w:t>
+        <w:t xml:space="preserve">El plan evalúa cuatro destinos de forma equitativa. El paso 0.0 elige uno con acta formal. Las aplicaciones siguen operando sus workers en todas las opciones. PEVE opera el control plane cuando el destino es Self-Hosted o Dapr Workflows; Microsoft lo opera en Durable Functions; Restate lo opera en Cloud Enterprise o PEVE en Self-Managed.</w:t>
       </w:r>
     </w:p>
     <w:p>
@@ -2043,7 +2067,7 @@
         <w:pStyle w:val="BodyText"/>
       </w:pPr>
       <w:r>
-        <w:t xml:space="preserve">Arquitectura emite conformidad del patrón. Seguridad valida autenticación, autorización, certificados, cifrado, red, registro de eventos y segregación.</w:t>
+        <w:t xml:space="preserve">Arquitectura emite conformidad del patrón elegido. Seguridad valida autenticación, autorización, certificados, cifrado, red, registro de eventos y segregación.</w:t>
       </w:r>
     </w:p>
     <w:bookmarkStart w:id="20" w:name="diagrama-de-la-propuesta"/>
@@ -3167,13 +3191,13 @@
       </w:r>
     </w:p>
     <w:bookmarkEnd w:id="30"/>
-    <w:bookmarkStart w:id="46" w:name="opciones-adicionales-de-destino"/>
+    <w:bookmarkStart w:id="49" w:name="X40aef27ef5595c7b4d40271e6aa31f8441ad7fa"/>
     <w:p>
       <w:pPr>
         <w:pStyle w:val="Heading3"/>
       </w:pPr>
       <w:r>
-        <w:t>opciones 2, 3 o 4 Opciones 2, 3 y 4 de destino</w:t>
+        <w:t xml:space="preserve">04.6 Evaluación de las cuatro opciones de destino</w:t>
       </w:r>
     </w:p>
     <w:p>
@@ -3181,7 +3205,25 @@
         <w:pStyle w:val="FirstParagraph"/>
       </w:pPr>
       <w:r>
-        <w:t>La opción 1 del plan tiene un solo destino: Temporal Self-Hosted en Azure AKS. Conserva el motor, los SDK y la receta de conexión dual. El Banco opera el control plane y</w:t>
+        <w:t xml:space="preserve">El plan evalúa cuatro destinos de forma equitativa. Todos permiten ejecución durable en código. El paso 0.0 elige uno.</w:t>
+      </w:r>
+    </w:p>
+    <w:p>
+      <w:pPr>
+        <w:pStyle w:val="BodyText"/>
+      </w:pPr>
+      <w:r>
+        <w:rPr>
+          <w:b/>
+          <w:bCs/>
+        </w:rPr>
+        <w:t xml:space="preserve">Temporal Self-Hosted</w:t>
+      </w:r>
+      <w:r>
+        <w:t xml:space="preserve"> </w:t>
+      </w:r>
+      <w:r>
+        <w:t xml:space="preserve">conserva el motor, los SDK y la receta de conexión dual. El Banco opera el control plane y</w:t>
       </w:r>
       <w:r>
         <w:t xml:space="preserve"> </w:t>
@@ -3205,20 +3247,7 @@
         <w:pStyle w:val="BodyText"/>
       </w:pPr>
       <w:r>
-        <w:t>A esa opción 1 se agregan</w:t>
-      </w:r>
-      <w:r>
-        <w:t xml:space="preserve"> </w:t>
-      </w:r>
-      <w:r>
-        <w:rPr>
-          <w:b/>
-          <w:bCs/>
-        </w:rPr>
-        <w:t>tres opciones 2, 3 y 4</w:t>
-      </w:r>
-      <w:r>
-        <w:t xml:space="preserve">, todas de la misma categoría que Temporal (ejecución durable en código). Ninguna es un cambio de endpoint: exigen reescritura de workflows y no admiten conexión dual con Temporal Cloud.</w:t>
+        <w:t xml:space="preserve">Las otras tres opciones exigen reescritura de workflows y no admiten conexión dual con Temporal Cloud.</w:t>
       </w:r>
     </w:p>
     <w:tbl>
@@ -3291,18 +3320,18 @@
               <w:pStyle w:val="Compact"/>
             </w:pPr>
             <w:r>
-              <w:t xml:space="preserve">—</w:t>
-            </w:r>
-          </w:p>
-        </w:tc>
-        <w:tc>
-          <w:tcPr/>
-          <w:p>
-            <w:pPr>
-              <w:pStyle w:val="Compact"/>
-            </w:pPr>
-            <w:r>
-              <w:t>Temporal Self-Hosted (opción 1)</w:t>
+              <w:t xml:space="preserve">1</w:t>
+            </w:r>
+          </w:p>
+        </w:tc>
+        <w:tc>
+          <w:tcPr/>
+          <w:p>
+            <w:pPr>
+              <w:pStyle w:val="Compact"/>
+            </w:pPr>
+            <w:r>
+              <w:t xml:space="preserve">Temporal Self-Hosted</w:t>
             </w:r>
           </w:p>
         </w:tc>
@@ -3337,7 +3366,7 @@
               <w:pStyle w:val="Compact"/>
             </w:pPr>
             <w:r>
-              <w:t xml:space="preserve">1</w:t>
+              <w:t xml:space="preserve">2</w:t>
             </w:r>
           </w:p>
         </w:tc>
@@ -3383,7 +3412,7 @@
               <w:pStyle w:val="Compact"/>
             </w:pPr>
             <w:r>
-              <w:t xml:space="preserve">2</w:t>
+              <w:t xml:space="preserve">3</w:t>
             </w:r>
           </w:p>
         </w:tc>
@@ -3429,7 +3458,7 @@
               <w:pStyle w:val="Compact"/>
             </w:pPr>
             <w:r>
-              <w:t xml:space="preserve">3</w:t>
+              <w:t xml:space="preserve">4</w:t>
             </w:r>
           </w:p>
         </w:tc>
@@ -3747,13 +3776,13 @@
       </w:r>
     </w:p>
     <w:bookmarkEnd w:id="31"/>
-    <w:bookmarkStart w:id="35" w:name="X02be4ab6c52b87f65cbd8d3cb275c44c629ecfd"/>
+    <w:bookmarkStart w:id="34" w:name="X74d9fd106ae58db8013e1191c3f818bd810df2d"/>
     <w:p>
       <w:pPr>
         <w:pStyle w:val="Heading4"/>
       </w:pPr>
       <w:r>
-        <w:t xml:space="preserve">Opción adicional 1 — Azure Durable Functions y Durable Task Scheduler</w:t>
+        <w:t xml:space="preserve">Opción 1 — Temporal Self-Hosted en Azure AKS</w:t>
       </w:r>
     </w:p>
     <w:p>
@@ -3761,7 +3790,7 @@
         <w:pStyle w:val="FirstParagraph"/>
       </w:pPr>
       <w:r>
-        <w:t xml:space="preserve">Microsoft opera el control plane. El Banco ya tiene contratos Azure. El soporte es el plan de soporte Microsoft (Unified o el que Compras tenga vigente), no un proveedor de orquestación distinto.</w:t>
+        <w:t xml:space="preserve">PEVE opera el control plane. El Banco ya tiene infraestructura Azure. No incluye soporte de Temporal Technologies Inc. sobre el OSS.</w:t>
       </w:r>
     </w:p>
     <w:tbl>
@@ -3821,6 +3850,323 @@
               <w:pStyle w:val="Compact"/>
             </w:pPr>
             <w:r>
+              <w:t xml:space="preserve">Servidor Temporal de código abierto (MIT) en AKS PEVE. PostgreSQL para persistence, Elasticsearch/OpenSearch para visibility, Blob para archival</w:t>
+            </w:r>
+          </w:p>
+        </w:tc>
+      </w:tr>
+      <w:tr>
+        <w:tc>
+          <w:tcPr/>
+          <w:p>
+            <w:pPr>
+              <w:pStyle w:val="Compact"/>
+            </w:pPr>
+            <w:r>
+              <w:t xml:space="preserve">Proveedor de soporte</w:t>
+            </w:r>
+          </w:p>
+        </w:tc>
+        <w:tc>
+          <w:tcPr/>
+          <w:p>
+            <w:pPr>
+              <w:pStyle w:val="Compact"/>
+            </w:pPr>
+            <w:r>
+              <w:t xml:space="preserve">No hay. PEVE opera el binario OSS. Sin contrato ni canal de Temporal Technologies Inc.</w:t>
+            </w:r>
+          </w:p>
+        </w:tc>
+      </w:tr>
+      <w:tr>
+        <w:tc>
+          <w:tcPr/>
+          <w:p>
+            <w:pPr>
+              <w:pStyle w:val="Compact"/>
+            </w:pPr>
+            <w:r>
+              <w:t xml:space="preserve">Fortaleza</w:t>
+            </w:r>
+          </w:p>
+        </w:tc>
+        <w:tc>
+          <w:tcPr/>
+          <w:p>
+            <w:pPr>
+              <w:pStyle w:val="Compact"/>
+            </w:pPr>
+            <w:r>
+              <w:t xml:space="preserve">Conserva el motor, SDKs y workers actuales. Cambio de endpoint únicamente. Conexión dual durante la transición. Elimina dependencia de continuidad del proveedor SaaS</w:t>
+            </w:r>
+          </w:p>
+        </w:tc>
+      </w:tr>
+      <w:tr>
+        <w:tc>
+          <w:tcPr/>
+          <w:p>
+            <w:pPr>
+              <w:pStyle w:val="Compact"/>
+            </w:pPr>
+            <w:r>
+              <w:t xml:space="preserve">Debilidad</w:t>
+            </w:r>
+          </w:p>
+        </w:tc>
+        <w:tc>
+          <w:tcPr/>
+          <w:p>
+            <w:pPr>
+              <w:pStyle w:val="Compact"/>
+            </w:pPr>
+            <w:r>
+              <w:t xml:space="preserve">El Banco opera el control plane sin soporte del proveedor del motor. Responsabilidad de actualización, escalamiento, respaldo y recuperación</w:t>
+            </w:r>
+          </w:p>
+        </w:tc>
+      </w:tr>
+      <w:tr>
+        <w:tc>
+          <w:tcPr/>
+          <w:p>
+            <w:pPr>
+              <w:pStyle w:val="Compact"/>
+            </w:pPr>
+            <w:r>
+              <w:t xml:space="preserve">Migración desde Cloud</w:t>
+            </w:r>
+          </w:p>
+        </w:tc>
+        <w:tc>
+          <w:tcPr/>
+          <w:p>
+            <w:pPr>
+              <w:pStyle w:val="Compact"/>
+            </w:pPr>
+            <w:r>
+              <w:t xml:space="preserve">Cambio de endpoint. Conclusión de workflows cortos en Cloud o traslado de estado. Conexión dual aplicable</w:t>
+            </w:r>
+          </w:p>
+        </w:tc>
+      </w:tr>
+      <w:tr>
+        <w:tc>
+          <w:tcPr/>
+          <w:p>
+            <w:pPr>
+              <w:pStyle w:val="Compact"/>
+            </w:pPr>
+            <w:r>
+              <w:t xml:space="preserve">Conexión dual</w:t>
+            </w:r>
+          </w:p>
+        </w:tc>
+        <w:tc>
+          <w:tcPr/>
+          <w:p>
+            <w:pPr>
+              <w:pStyle w:val="Compact"/>
+            </w:pPr>
+            <w:r>
+              <w:t xml:space="preserve">No aplica. No hay dos clústeres Temporal. El indicador de destino pasa a ser “Temporal Cloud / Durable Functions” y exige dos implementaciones del mismo proceso</w:t>
+            </w:r>
+          </w:p>
+        </w:tc>
+      </w:tr>
+      <w:tr>
+        <w:tc>
+          <w:tcPr/>
+          <w:p>
+            <w:pPr>
+              <w:pStyle w:val="Compact"/>
+            </w:pPr>
+            <w:r>
+              <w:t xml:space="preserve">Riesgo de proveedor</w:t>
+            </w:r>
+          </w:p>
+        </w:tc>
+        <w:tc>
+          <w:tcPr/>
+          <w:p>
+            <w:pPr>
+              <w:pStyle w:val="Compact"/>
+            </w:pPr>
+            <w:r>
+              <w:t xml:space="preserve">Ninguno: es OSS. El residual es la operación sin soporte especializado de Temporal Technologies Inc.</w:t>
+            </w:r>
+          </w:p>
+        </w:tc>
+      </w:tr>
+      <w:tr>
+        <w:tc>
+          <w:tcPr/>
+          <w:p>
+            <w:pPr>
+              <w:pStyle w:val="Compact"/>
+            </w:pPr>
+            <w:r>
+              <w:t xml:space="preserve">Cuándo elegirla</w:t>
+            </w:r>
+          </w:p>
+        </w:tc>
+        <w:tc>
+          <w:tcPr/>
+          <w:p>
+            <w:pPr>
+              <w:pStyle w:val="Compact"/>
+            </w:pPr>
+            <w:r>
+              <w:t xml:space="preserve">El Banco puede operar el motor, no requiere soporte del proveedor, y quiere evitar reescritura de APOQ y NREM</w:t>
+            </w:r>
+          </w:p>
+        </w:tc>
+      </w:tr>
+    </w:tbl>
+    <w:p>
+      <w:pPr>
+        <w:pStyle w:val="CaptionedFigure"/>
+      </w:pPr>
+      <w:r>
+        <w:drawing>
+          <wp:inline>
+            <wp:extent cx="5334000" cy="2066925"/>
+            <wp:effectExtent b="0" l="0" r="0" t="0"/>
+            <wp:docPr descr="Arquitectura Temporal Self-Hosted en Azure AKS" title="" id="32" name="Picture"/>
+            <a:graphic>
+              <a:graphicData uri="http://schemas.openxmlformats.org/drawingml/2006/picture">
+                <pic:pic>
+                  <pic:nvPicPr>
+                    <pic:cNvPr descr="assets/04-1-arquitectura-self-hosted.png" id="33" name="Picture"/>
+                    <pic:cNvPicPr>
+                      <a:picLocks noChangeArrowheads="1" noChangeAspect="1"/>
+                    </pic:cNvPicPr>
+                  </pic:nvPicPr>
+                  <pic:blipFill>
+                    <a:blip r:embed="rId17"/>
+                    <a:stretch>
+                      <a:fillRect/>
+                    </a:stretch>
+                  </pic:blipFill>
+                  <pic:spPr bwMode="auto">
+                    <a:xfrm>
+                      <a:off x="0" y="0"/>
+                      <a:ext cx="5334000" cy="2066925"/>
+                    </a:xfrm>
+                    <a:prstGeom prst="rect">
+                      <a:avLst/>
+                    </a:prstGeom>
+                    <a:noFill/>
+                    <a:ln w="9525">
+                      <a:noFill/>
+                      <a:headEnd/>
+                      <a:tailEnd/>
+                    </a:ln>
+                  </pic:spPr>
+                </pic:pic>
+              </a:graphicData>
+            </a:graphic>
+          </wp:inline>
+        </w:drawing>
+      </w:r>
+    </w:p>
+    <w:p>
+      <w:pPr>
+        <w:pStyle w:val="ImageCaption"/>
+      </w:pPr>
+      <w:r>
+        <w:t xml:space="preserve">Arquitectura Temporal Self-Hosted en Azure AKS</w:t>
+      </w:r>
+    </w:p>
+    <w:p>
+      <w:pPr>
+        <w:pStyle w:val="BodyText"/>
+      </w:pPr>
+      <w:r>
+        <w:rPr>
+          <w:i/>
+          <w:color w:val="555555"/>
+          <w:sz w:val="18"/>
+        </w:rPr>
+        <w:t xml:space="preserve">Fuente editable: assets/04-1-arquitectura-self-hosted.drawio.</w:t>
+      </w:r>
+    </w:p>
+    <w:bookmarkEnd w:id="34"/>
+    <w:bookmarkStart w:id="38" w:name="X9ee3043106164b53802635ff3b91ef16119004b"/>
+    <w:p>
+      <w:pPr>
+        <w:pStyle w:val="Heading4"/>
+      </w:pPr>
+      <w:r>
+        <w:t xml:space="preserve">Opción 2 — Azure Durable Functions y Durable Task Scheduler</w:t>
+      </w:r>
+    </w:p>
+    <w:p>
+      <w:pPr>
+        <w:pStyle w:val="FirstParagraph"/>
+      </w:pPr>
+      <w:r>
+        <w:t xml:space="preserve">Microsoft opera el control plane. El Banco ya tiene contratos Azure. El soporte es el plan de soporte Microsoft (Unified o el que Compras tenga vigente), no un proveedor de orquestación distinto.</w:t>
+      </w:r>
+    </w:p>
+    <w:tbl>
+      <w:tblPr>
+        <w:tblStyle w:val="Table"/>
+        <w:tblW w:type="pct" w:w="5000"/>
+        <w:tblLayout w:type="fixed"/>
+        <w:tblLook w:firstRow="1" w:lastRow="0" w:firstColumn="0" w:lastColumn="0" w:noHBand="0" w:noVBand="0" w:val="0020"/>
+      </w:tblPr>
+      <w:tblGrid>
+        <w:gridCol w:w="3960"/>
+        <w:gridCol w:w="3960"/>
+      </w:tblGrid>
+      <w:tr>
+        <w:trPr>
+          <w:tblHeader w:val="on"/>
+        </w:trPr>
+        <w:tc>
+          <w:tcPr/>
+          <w:p>
+            <w:pPr>
+              <w:pStyle w:val="Compact"/>
+            </w:pPr>
+            <w:r>
+              <w:t xml:space="preserve">Elemento</w:t>
+            </w:r>
+          </w:p>
+        </w:tc>
+        <w:tc>
+          <w:tcPr/>
+          <w:p>
+            <w:pPr>
+              <w:pStyle w:val="Compact"/>
+            </w:pPr>
+            <w:r>
+              <w:t xml:space="preserve">Propuesta</w:t>
+            </w:r>
+          </w:p>
+        </w:tc>
+      </w:tr>
+      <w:tr>
+        <w:tc>
+          <w:tcPr/>
+          <w:p>
+            <w:pPr>
+              <w:pStyle w:val="Compact"/>
+            </w:pPr>
+            <w:r>
+              <w:t xml:space="preserve">Producto</w:t>
+            </w:r>
+          </w:p>
+        </w:tc>
+        <w:tc>
+          <w:tcPr/>
+          <w:p>
+            <w:pPr>
+              <w:pStyle w:val="Compact"/>
+            </w:pPr>
+            <w:r>
               <w:t xml:space="preserve">Azure Durable Functions, con</w:t>
             </w:r>
             <w:r>
@@ -3933,7 +4279,7 @@
               <w:pStyle w:val="Compact"/>
             </w:pPr>
             <w:r>
-              <w:t xml:space="preserve">No hay importación de historial. Igual que Self-Hosted: nuevos inicios en el destino; conclusión o reapertura desde el core</w:t>
+              <w:t xml:space="preserve">No hay importación de historial. Nuevos inicios en el destino; conclusión o reapertura desde el core</w:t>
             </w:r>
           </w:p>
         </w:tc>
@@ -3957,7 +4303,19 @@
               <w:pStyle w:val="Compact"/>
             </w:pPr>
             <w:r>
-              <w:t xml:space="preserve">No aplica. No hay dos clústeres Temporal. El indicador de destino pasa a ser “Temporal Cloud / Durable Functions” y exige dos implementaciones del mismo proceso</w:t>
+              <w:t xml:space="preserve">No aplica. No hay dos clústeres Temporal. El indicador de destino pasa a ser</w:t>
+            </w:r>
+            <w:r>
+              <w:t xml:space="preserve"> </w:t>
+            </w:r>
+            <w:r>
+              <w:t xml:space="preserve">“Temporal Cloud / Durable Functions”</w:t>
+            </w:r>
+            <w:r>
+              <w:t xml:space="preserve"> </w:t>
+            </w:r>
+            <w:r>
+              <w:t xml:space="preserve">y exige dos implementaciones del mismo proceso</w:t>
             </w:r>
           </w:p>
         </w:tc>
@@ -4020,18 +4378,18 @@
           <wp:inline>
             <wp:extent cx="5334000" cy="1828800"/>
             <wp:effectExtent b="0" l="0" r="0" t="0"/>
-            <wp:docPr descr="Azure Durable Functions y Durable Task Scheduler" title="" id="33" name="Picture"/>
+            <wp:docPr descr="Azure Durable Functions y Durable Task Scheduler" title="" id="36" name="Picture"/>
             <a:graphic>
               <a:graphicData uri="http://schemas.openxmlformats.org/drawingml/2006/picture">
                 <pic:pic>
                   <pic:nvPicPr>
-                    <pic:cNvPr descr="assets/04-6-durable-functions.png" id="34" name="Picture"/>
+                    <pic:cNvPr descr="assets/04-6-durable-functions.png" id="37" name="Picture"/>
                     <pic:cNvPicPr>
                       <a:picLocks noChangeArrowheads="1" noChangeAspect="1"/>
                     </pic:cNvPicPr>
                   </pic:nvPicPr>
                   <pic:blipFill>
-                    <a:blip r:embed="rId32"/>
+                    <a:blip r:embed="rId35"/>
                     <a:stretch>
                       <a:fillRect/>
                     </a:stretch>
@@ -4079,14 +4437,14 @@
         <w:t xml:space="preserve">Fuente editable: assets/04-6-durable-functions.drawio.</w:t>
       </w:r>
     </w:p>
-    <w:bookmarkEnd w:id="35"/>
-    <w:bookmarkStart w:id="39" w:name="opción-adicional-2-dapr-workflows-en-aks"/>
+    <w:bookmarkEnd w:id="38"/>
+    <w:bookmarkStart w:id="42" w:name="opción-3-dapr-workflows-en-aks"/>
     <w:p>
       <w:pPr>
         <w:pStyle w:val="Heading4"/>
       </w:pPr>
       <w:r>
-        <w:t xml:space="preserve">Opción adicional 2 — Dapr Workflows en AKS</w:t>
+        <w:t xml:space="preserve">Opción 3 — Dapr Workflows en AKS</w:t>
       </w:r>
     </w:p>
     <w:p>
@@ -4202,7 +4560,7 @@
               <w:pStyle w:val="Compact"/>
             </w:pPr>
             <w:r>
-              <w:t xml:space="preserve">Modelo comparable a Temporal (código, replay, activities). Los procesos siguen en AKS, no hay que pasarlos a Azure Functions. Identidad, red privada y residencia ya aceptadas. Misma familia que la opción 1, otro hosting</w:t>
+              <w:t xml:space="preserve">Modelo comparable a Temporal (código, replay, activities). Los procesos siguen en AKS, no hay que pasarlos a Azure Functions. Identidad, red privada y residencia ya aceptadas. Misma familia que la opción 2, otro hosting</w:t>
             </w:r>
           </w:p>
         </w:tc>
@@ -4337,18 +4695,18 @@
           <wp:inline>
             <wp:extent cx="5334000" cy="1828800"/>
             <wp:effectExtent b="0" l="0" r="0" t="0"/>
-            <wp:docPr descr="Dapr Workflows en AKS" title="" id="37" name="Picture"/>
+            <wp:docPr descr="Dapr Workflows en AKS" title="" id="40" name="Picture"/>
             <a:graphic>
               <a:graphicData uri="http://schemas.openxmlformats.org/drawingml/2006/picture">
                 <pic:pic>
                   <pic:nvPicPr>
-                    <pic:cNvPr descr="assets/04-6-dapr-workflows.png" id="38" name="Picture"/>
+                    <pic:cNvPr descr="assets/04-6-dapr-workflows.png" id="41" name="Picture"/>
                     <pic:cNvPicPr>
                       <a:picLocks noChangeArrowheads="1" noChangeAspect="1"/>
                     </pic:cNvPicPr>
                   </pic:nvPicPr>
                   <pic:blipFill>
-                    <a:blip r:embed="rId36"/>
+                    <a:blip r:embed="rId39"/>
                     <a:stretch>
                       <a:fillRect/>
                     </a:stretch>
@@ -4401,17 +4759,17 @@
         <w:pStyle w:val="BodyText"/>
       </w:pPr>
       <w:r>
-        <w:t xml:space="preserve">Durable Functions (opción 1) y Dapr Workflows (opción 2) no son dos motores distintos: son dos formas de hospedar el Durable Task Framework. La 1 deja el control plane en Microsoft (Durable Task Scheduler). La 2 lo deja en AKS junto a las aplicaciones. Se elige una de las dos, o ninguna.</w:t>
-      </w:r>
-    </w:p>
-    <w:bookmarkEnd w:id="39"/>
-    <w:bookmarkStart w:id="43" w:name="opción-adicional-3-restate"/>
+        <w:t xml:space="preserve">Durable Functions (opción 2) y Dapr Workflows (opción 3) no son dos motores distintos: son dos formas de hospedar el Durable Task Framework. La 2 deja el control plane en Microsoft (Durable Task Scheduler). La 3 lo deja en AKS junto a las aplicaciones. Se elige una de las dos, o ninguna.</w:t>
+      </w:r>
+    </w:p>
+    <w:bookmarkEnd w:id="42"/>
+    <w:bookmarkStart w:id="46" w:name="opción-4-restate"/>
     <w:p>
       <w:pPr>
         <w:pStyle w:val="Heading4"/>
       </w:pPr>
       <w:r>
-        <w:t xml:space="preserve">Opción adicional 3 — Restate</w:t>
+        <w:t xml:space="preserve">Opción 4 — Restate</w:t>
       </w:r>
     </w:p>
     <w:p>
@@ -4678,18 +5036,18 @@
           <wp:inline>
             <wp:extent cx="5334000" cy="1828800"/>
             <wp:effectExtent b="0" l="0" r="0" t="0"/>
-            <wp:docPr descr="Restate Self-Managed o Cloud Enterprise" title="" id="41" name="Picture"/>
+            <wp:docPr descr="Restate Self-Managed o Cloud Enterprise" title="" id="44" name="Picture"/>
             <a:graphic>
               <a:graphicData uri="http://schemas.openxmlformats.org/drawingml/2006/picture">
                 <pic:pic>
                   <pic:nvPicPr>
-                    <pic:cNvPr descr="assets/04-6-restate.png" id="42" name="Picture"/>
+                    <pic:cNvPr descr="assets/04-6-restate.png" id="45" name="Picture"/>
                     <pic:cNvPicPr>
                       <a:picLocks noChangeArrowheads="1" noChangeAspect="1"/>
                     </pic:cNvPicPr>
                   </pic:nvPicPr>
                   <pic:blipFill>
-                    <a:blip r:embed="rId40"/>
+                    <a:blip r:embed="rId43"/>
                     <a:stretch>
                       <a:fillRect/>
                     </a:stretch>
@@ -4737,8 +5095,8 @@
         <w:t xml:space="preserve">Fuente editable: assets/04-6-restate.drawio.</w:t>
       </w:r>
     </w:p>
-    <w:bookmarkEnd w:id="43"/>
-    <w:bookmarkStart w:id="44" w:name="comparación"/>
+    <w:bookmarkEnd w:id="46"/>
+    <w:bookmarkStart w:id="47" w:name="comparación"/>
     <w:p>
       <w:pPr>
         <w:pStyle w:val="Heading4"/>
@@ -4780,40 +5138,40 @@
               <w:pStyle w:val="Compact"/>
             </w:pPr>
             <w:r>
-              <w:t>Opción 1: Self-Hosted</w:t>
-            </w:r>
-          </w:p>
-        </w:tc>
-        <w:tc>
-          <w:tcPr/>
-          <w:p>
-            <w:pPr>
-              <w:pStyle w:val="Compact"/>
-            </w:pPr>
-            <w:r>
-              <w:t>Opción 2: Durable Functions</w:t>
-            </w:r>
-          </w:p>
-        </w:tc>
-        <w:tc>
-          <w:tcPr/>
-          <w:p>
-            <w:pPr>
-              <w:pStyle w:val="Compact"/>
-            </w:pPr>
-            <w:r>
-              <w:t>Opción 3: Dapr Workflows</w:t>
-            </w:r>
-          </w:p>
-        </w:tc>
-        <w:tc>
-          <w:tcPr/>
-          <w:p>
-            <w:pPr>
-              <w:pStyle w:val="Compact"/>
-            </w:pPr>
-            <w:r>
-              <w:t>Opción 4: Restate</w:t>
+              <w:t xml:space="preserve">Opción 1: Self-Hosted</w:t>
+            </w:r>
+          </w:p>
+        </w:tc>
+        <w:tc>
+          <w:tcPr/>
+          <w:p>
+            <w:pPr>
+              <w:pStyle w:val="Compact"/>
+            </w:pPr>
+            <w:r>
+              <w:t xml:space="preserve">Opción 2: Durable Functions</w:t>
+            </w:r>
+          </w:p>
+        </w:tc>
+        <w:tc>
+          <w:tcPr/>
+          <w:p>
+            <w:pPr>
+              <w:pStyle w:val="Compact"/>
+            </w:pPr>
+            <w:r>
+              <w:t xml:space="preserve">Opción 3: Dapr Workflows</w:t>
+            </w:r>
+          </w:p>
+        </w:tc>
+        <w:tc>
+          <w:tcPr/>
+          <w:p>
+            <w:pPr>
+              <w:pStyle w:val="Compact"/>
+            </w:pPr>
+            <w:r>
+              <w:t xml:space="preserve">Opción 4: Restate</w:t>
             </w:r>
           </w:p>
         </w:tc>
@@ -5065,7 +5423,7 @@
               <w:pStyle w:val="Compact"/>
             </w:pPr>
             <w:r>
-              <w:t xml:space="preserve">El de la sección 14</w:t>
+              <w:t xml:space="preserve">Referencial de la sección 14</w:t>
             </w:r>
           </w:p>
         </w:tc>
@@ -5275,8 +5633,8 @@
         </w:tc>
       </w:tr>
     </w:tbl>
-    <w:bookmarkEnd w:id="44"/>
-    <w:bookmarkStart w:id="45" w:name="decisión-que-se-pide-sobre-alternativas"/>
+    <w:bookmarkEnd w:id="47"/>
+    <w:bookmarkStart w:id="48" w:name="decisión-que-se-pide-sobre-alternativas"/>
     <w:p>
       <w:pPr>
         <w:pStyle w:val="Heading4"/>
@@ -5290,7 +5648,7 @@
         <w:pStyle w:val="FirstParagraph"/>
       </w:pPr>
       <w:r>
-        <w:t xml:space="preserve">La instancia no está obligada a cambiar el destino. Si no hay acta en contrario, la fase 0 sigue el Anexo B (Self-Hosted).</w:t>
+        <w:t xml:space="preserve">El paso 0.0 elige uno de los cuatro destinos evaluados con acta formal. No hay destino predeterminado.</w:t>
       </w:r>
     </w:p>
     <w:tbl>
@@ -5339,90 +5697,90 @@
               <w:pStyle w:val="Compact"/>
             </w:pPr>
             <w:r>
-              <w:t>Mantener Self-Hosted (opción 1)</w:t>
-            </w:r>
-          </w:p>
-        </w:tc>
-        <w:tc>
-          <w:tcPr/>
-          <w:p>
-            <w:pPr>
-              <w:pStyle w:val="Compact"/>
-            </w:pPr>
-            <w:r>
-              <w:t xml:space="preserve">Se ejecuta la sección 14. El residual es operar el motor sin soporte de Temporal Technologies Inc.</w:t>
-            </w:r>
-          </w:p>
-        </w:tc>
-      </w:tr>
-      <w:tr>
-        <w:tc>
-          <w:tcPr/>
-          <w:p>
-            <w:pPr>
-              <w:pStyle w:val="Compact"/>
-            </w:pPr>
-            <w:r>
-              <w:t>Elegir Durable Functions (opción 2)</w:t>
-            </w:r>
-          </w:p>
-        </w:tc>
-        <w:tc>
-          <w:tcPr/>
-          <w:p>
-            <w:pPr>
-              <w:pStyle w:val="Compact"/>
-            </w:pPr>
-            <w:r>
-              <w:t xml:space="preserve">Se detiene el Anexo B. Arquitectura emite un patrón Azure. APOQ y NREM reescriben. No hay conexión dual. Compras usa el contrato Microsoft</w:t>
-            </w:r>
-          </w:p>
-        </w:tc>
-      </w:tr>
-      <w:tr>
-        <w:tc>
-          <w:tcPr/>
-          <w:p>
-            <w:pPr>
-              <w:pStyle w:val="Compact"/>
-            </w:pPr>
-            <w:r>
-              <w:t>Elegir Dapr Workflows (opción 3)</w:t>
-            </w:r>
-          </w:p>
-        </w:tc>
-        <w:tc>
-          <w:tcPr/>
-          <w:p>
-            <w:pPr>
-              <w:pStyle w:val="Compact"/>
-            </w:pPr>
-            <w:r>
-              <w:t xml:space="preserve">Se detiene el Anexo B. Arquitectura emite el patrón Dapr en AKS. State store PostgreSQL. APOQ y NREM reescriben al SDK Dapr. No hay conexión dual</w:t>
-            </w:r>
-          </w:p>
-        </w:tc>
-      </w:tr>
-      <w:tr>
-        <w:tc>
-          <w:tcPr/>
-          <w:p>
-            <w:pPr>
-              <w:pStyle w:val="Compact"/>
-            </w:pPr>
-            <w:r>
-              <w:t>Elegir Restate (opción 4)</w:t>
-            </w:r>
-          </w:p>
-        </w:tc>
-        <w:tc>
-          <w:tcPr/>
-          <w:p>
-            <w:pPr>
-              <w:pStyle w:val="Compact"/>
-            </w:pPr>
-            <w:r>
-              <w:t xml:space="preserve">Se detiene el Anexo B. Arquitectura emite el patrón Restate (AKS o Cloud). Compras el contrato Enterprise si se exige soporte de proveedor. APOQ y NREM reescriben al SDK Restate</w:t>
+              <w:t xml:space="preserve">Elegir Self-Hosted (opción 1)</w:t>
+            </w:r>
+          </w:p>
+        </w:tc>
+        <w:tc>
+          <w:tcPr/>
+          <w:p>
+            <w:pPr>
+              <w:pStyle w:val="Compact"/>
+            </w:pPr>
+            <w:r>
+              <w:t xml:space="preserve">Se ejecuta la sección 14 con Anexo B. El residual es operar el motor sin soporte de Temporal Technologies Inc. Conexión dual aplicable</w:t>
+            </w:r>
+          </w:p>
+        </w:tc>
+      </w:tr>
+      <w:tr>
+        <w:tc>
+          <w:tcPr/>
+          <w:p>
+            <w:pPr>
+              <w:pStyle w:val="Compact"/>
+            </w:pPr>
+            <w:r>
+              <w:t xml:space="preserve">Elegir Durable Functions (opción 2)</w:t>
+            </w:r>
+          </w:p>
+        </w:tc>
+        <w:tc>
+          <w:tcPr/>
+          <w:p>
+            <w:pPr>
+              <w:pStyle w:val="Compact"/>
+            </w:pPr>
+            <w:r>
+              <w:t xml:space="preserve">Arquitectura emite un patrón Azure. APOQ y NREM reescriben. No hay conexión dual. Compras usa el contrato Microsoft. Anexo B.4</w:t>
+            </w:r>
+          </w:p>
+        </w:tc>
+      </w:tr>
+      <w:tr>
+        <w:tc>
+          <w:tcPr/>
+          <w:p>
+            <w:pPr>
+              <w:pStyle w:val="Compact"/>
+            </w:pPr>
+            <w:r>
+              <w:t xml:space="preserve">Elegir Dapr Workflows (opción 3)</w:t>
+            </w:r>
+          </w:p>
+        </w:tc>
+        <w:tc>
+          <w:tcPr/>
+          <w:p>
+            <w:pPr>
+              <w:pStyle w:val="Compact"/>
+            </w:pPr>
+            <w:r>
+              <w:t xml:space="preserve">Arquitectura emite el patrón Dapr en AKS. State store PostgreSQL. APOQ y NREM reescriben al SDK Dapr. No hay conexión dual. Anexo B.4</w:t>
+            </w:r>
+          </w:p>
+        </w:tc>
+      </w:tr>
+      <w:tr>
+        <w:tc>
+          <w:tcPr/>
+          <w:p>
+            <w:pPr>
+              <w:pStyle w:val="Compact"/>
+            </w:pPr>
+            <w:r>
+              <w:t xml:space="preserve">Elegir Restate (opción 4)</w:t>
+            </w:r>
+          </w:p>
+        </w:tc>
+        <w:tc>
+          <w:tcPr/>
+          <w:p>
+            <w:pPr>
+              <w:pStyle w:val="Compact"/>
+            </w:pPr>
+            <w:r>
+              <w:t xml:space="preserve">Arquitectura emite el patrón Restate (AKS o Cloud). Compras el contrato Enterprise si se exige soporte de proveedor. APOQ y NREM reescriben al SDK Restate. Anexo B.4</w:t>
             </w:r>
           </w:p>
         </w:tc>
@@ -5433,7 +5791,7 @@
         <w:pStyle w:val="BodyText"/>
       </w:pPr>
       <w:r>
-        <w:t xml:space="preserve">Un cambio de destino se aprueba</w:t>
+        <w:t xml:space="preserve">El destino se aprueba</w:t>
       </w:r>
       <w:r>
         <w:t xml:space="preserve"> </w:t>
@@ -5449,7 +5807,7 @@
         <w:t xml:space="preserve"> </w:t>
       </w:r>
       <w:r>
-        <w:t xml:space="preserve">del paso 0.2. Después de instalar Self-Hosted, cambiar de motor no anula el trabajo de red y de inventario, pero sí anula la receta de conexión dual.</w:t>
+        <w:t xml:space="preserve">del paso 0.2. La receta de conexión dual (0.4, 0.5) aplica solo si 0.0 elige la opción 1. Las opciones 2, 3 y 4 siguen la ruta de reescritura del Anexo B.4.</w:t>
       </w:r>
     </w:p>
     <w:p>
@@ -5459,10 +5817,10 @@
         </w:pict>
       </w:r>
     </w:p>
-    <w:bookmarkEnd w:id="45"/>
-    <w:bookmarkEnd w:id="46"/>
-    <w:bookmarkEnd w:id="47"/>
-    <w:bookmarkStart w:id="48" w:name="análisis-de-impacto"/>
+    <w:bookmarkEnd w:id="48"/>
+    <w:bookmarkEnd w:id="49"/>
+    <w:bookmarkEnd w:id="50"/>
+    <w:bookmarkStart w:id="51" w:name="análisis-de-impacto"/>
     <w:p>
       <w:pPr>
         <w:pStyle w:val="Heading2"/>
@@ -5711,8 +6069,8 @@
         </w:pict>
       </w:r>
     </w:p>
-    <w:bookmarkEnd w:id="48"/>
-    <w:bookmarkStart w:id="50" w:name="disparadores"/>
+    <w:bookmarkEnd w:id="51"/>
+    <w:bookmarkStart w:id="53" w:name="disparadores"/>
     <w:p>
       <w:pPr>
         <w:pStyle w:val="Heading2"/>
@@ -5959,7 +6317,7 @@
               <w:pStyle w:val="Compact"/>
             </w:pPr>
             <w:r>
-              <w:t>Vigilancia formal. Piloto en un caso no crítico (conexión dual si Self-Hosted; flujo reescrito si opciones 2, 3 o 4). Acelerar la plataforma destino</w:t>
+              <w:t xml:space="preserve">Vigilancia formal. Piloto en un caso no crítico (conexión dual si Self-Hosted; flujo reescrito si opción 2, 3 o 4). Acelerar la plataforma destino</w:t>
             </w:r>
           </w:p>
         </w:tc>
@@ -6108,7 +6466,7 @@
         <w:t xml:space="preserve">abre el calendario de migración y el seguimiento ejecutivo.</w:t>
       </w:r>
     </w:p>
-    <w:bookmarkStart w:id="49" w:name="acciones-inmediatas-al-activar"/>
+    <w:bookmarkStart w:id="52" w:name="acciones-inmediatas-al-activar"/>
     <w:p>
       <w:pPr>
         <w:pStyle w:val="Heading3"/>
@@ -6220,9 +6578,9 @@
         </w:pict>
       </w:r>
     </w:p>
-    <w:bookmarkEnd w:id="49"/>
-    <w:bookmarkEnd w:id="50"/>
-    <w:bookmarkStart w:id="51" w:name="gobierno-y-roles"/>
+    <w:bookmarkEnd w:id="52"/>
+    <w:bookmarkEnd w:id="53"/>
+    <w:bookmarkStart w:id="54" w:name="gobierno-y-roles"/>
     <w:p>
       <w:pPr>
         <w:pStyle w:val="Heading2"/>
@@ -6655,8 +7013,8 @@
         </w:pict>
       </w:r>
     </w:p>
-    <w:bookmarkEnd w:id="51"/>
-    <w:bookmarkStart w:id="52" w:name="contrato-y-periodo-de-transición"/>
+    <w:bookmarkEnd w:id="54"/>
+    <w:bookmarkStart w:id="55" w:name="contrato-y-periodo-de-transición"/>
     <w:p>
       <w:pPr>
         <w:pStyle w:val="Heading2"/>
@@ -6752,8 +7110,8 @@
         </w:pict>
       </w:r>
     </w:p>
-    <w:bookmarkEnd w:id="52"/>
-    <w:bookmarkStart w:id="58" w:name="procedimiento-técnico-de-transición"/>
+    <w:bookmarkEnd w:id="55"/>
+    <w:bookmarkStart w:id="61" w:name="procedimiento-técnico-de-transición"/>
     <w:p>
       <w:pPr>
         <w:pStyle w:val="Heading2"/>
@@ -6767,7 +7125,7 @@
         <w:pStyle w:val="FirstParagraph"/>
       </w:pPr>
       <w:r>
-        <w:t>PEVE define la receta. Cada aplicación la ejecuta. Temporal no ofrece migración automatizada de Cloud hacia ningún destino: si el destino es Self-Hosted se actualiza la conexión; si es opciones 2, 3 o 4 se reescribe el proceso y se corta el tráfico nuevo.</w:t>
+        <w:t xml:space="preserve">PEVE define la receta. Cada aplicación la ejecuta. Temporal no ofrece migración automatizada de Cloud hacia ningún destino: si el destino es Self-Hosted se actualiza la conexión; si es opción 2, 3 o 4 se reescribe el proceso y se corta el tráfico nuevo.</w:t>
       </w:r>
     </w:p>
     <w:p>
@@ -6794,7 +7152,7 @@
         <w:t xml:space="preserve">si el paso 0.0 confirma Self-Hosted. Si confirma Durable Functions, Dapr Workflows o Restate, rige el Anexo B.4.</w:t>
       </w:r>
     </w:p>
-    <w:bookmarkStart w:id="53" w:name="fases"/>
+    <w:bookmarkStart w:id="56" w:name="fases"/>
     <w:p>
       <w:pPr>
         <w:pStyle w:val="Heading3"/>
@@ -6884,7 +7242,7 @@
               <w:pStyle w:val="Compact"/>
             </w:pPr>
             <w:r>
-              <w:t>Confirmación del destino (Self-Hosted vigente, o opciones 2, 3 o 4 si hay acta). Arquitectura, capacidad, receta, inventario, exportación de historiales a almacenamiento del Banco, conexión dual si el destino es Temporal, observabilidad y pruebas iniciales</w:t>
+              <w:t xml:space="preserve">Confirmación del destino (uno de los cuatro destinos evaluados, con acta formal). Arquitectura, capacidad, receta, inventario, exportación de historiales a almacenamiento del Banco, conexión dual si el destino es Temporal, observabilidad y pruebas iniciales</w:t>
             </w:r>
           </w:p>
         </w:tc>
@@ -7150,8 +7508,8 @@
         <w:t xml:space="preserve">Cada aplicación avanzará a la fase siguiente únicamente cuando cuente con evidencias satisfactorias de la fase anterior. Las excepciones se registrarán con riesgo, control compensatorio, responsable y aprobación.</w:t>
       </w:r>
     </w:p>
-    <w:bookmarkEnd w:id="53"/>
-    <w:bookmarkStart w:id="54" w:name="receta-de-conexión"/>
+    <w:bookmarkEnd w:id="56"/>
+    <w:bookmarkStart w:id="57" w:name="receta-de-conexión"/>
     <w:p>
       <w:pPr>
         <w:pStyle w:val="Heading3"/>
@@ -7256,8 +7614,8 @@
         <w:t xml:space="preserve">Al cierre, revocar las credenciales de Cloud.</w:t>
       </w:r>
     </w:p>
-    <w:bookmarkEnd w:id="54"/>
-    <w:bookmarkStart w:id="55" w:name="tratamiento-de-workflows"/>
+    <w:bookmarkEnd w:id="57"/>
+    <w:bookmarkStart w:id="58" w:name="tratamiento-de-workflows"/>
     <w:p>
       <w:pPr>
         <w:pStyle w:val="Heading3"/>
@@ -7640,8 +7998,8 @@
         <w:t xml:space="preserve">Cada equipo documenta el mecanismo aplicado: migración, exportación, reconstrucción o evidencia externa. No se eliminan namespaces ni accesos de Cloud mientras quede estado por tratar y el servicio responda.</w:t>
       </w:r>
     </w:p>
-    <w:bookmarkEnd w:id="55"/>
-    <w:bookmarkStart w:id="56" w:name="secuencia-por-ambiente"/>
+    <w:bookmarkEnd w:id="58"/>
+    <w:bookmarkStart w:id="59" w:name="secuencia-por-ambiente"/>
     <w:p>
       <w:pPr>
         <w:pStyle w:val="Heading3"/>
@@ -7738,8 +8096,8 @@
         <w:t xml:space="preserve">Retirar dependencias de Cloud y consolidar evidencias.</w:t>
       </w:r>
     </w:p>
-    <w:bookmarkEnd w:id="56"/>
-    <w:bookmarkStart w:id="57" w:name="uso-de-la-reversa"/>
+    <w:bookmarkEnd w:id="59"/>
+    <w:bookmarkStart w:id="60" w:name="uso-de-la-reversa"/>
     <w:p>
       <w:pPr>
         <w:pStyle w:val="Heading3"/>
@@ -7763,9 +8121,9 @@
         </w:pict>
       </w:r>
     </w:p>
-    <w:bookmarkEnd w:id="57"/>
-    <w:bookmarkEnd w:id="58"/>
-    <w:bookmarkStart w:id="60" w:name="continuidad-durante-la-salida"/>
+    <w:bookmarkEnd w:id="60"/>
+    <w:bookmarkEnd w:id="61"/>
+    <w:bookmarkStart w:id="63" w:name="continuidad-durante-la-salida"/>
     <w:p>
       <w:pPr>
         <w:pStyle w:val="Heading2"/>
@@ -7782,7 +8140,7 @@
         <w:t xml:space="preserve">Los planes de continuidad cubren la indisponibilidad de corta duración. Este plan cubre la sustitución del proveedor. Durante el retiro, Continuidad valida que APOQ y NREM no superen el tiempo máximo de recuperación ni la pérdida máxima de información aceptables.</w:t>
       </w:r>
     </w:p>
-    <w:bookmarkStart w:id="59" w:name="controles-mínimos-apoq-y-nrem"/>
+    <w:bookmarkStart w:id="62" w:name="controles-mínimos-apoq-y-nrem"/>
     <w:p>
       <w:pPr>
         <w:pStyle w:val="Heading3"/>
@@ -8087,9 +8445,9 @@
         </w:pict>
       </w:r>
     </w:p>
-    <w:bookmarkEnd w:id="59"/>
-    <w:bookmarkEnd w:id="60"/>
-    <w:bookmarkStart w:id="64" w:name="criterios-de-éxito-y-cierre"/>
+    <w:bookmarkEnd w:id="62"/>
+    <w:bookmarkEnd w:id="63"/>
+    <w:bookmarkStart w:id="67" w:name="criterios-de-éxito-y-cierre"/>
     <w:p>
       <w:pPr>
         <w:pStyle w:val="Heading2"/>
@@ -8098,7 +8456,7 @@
         <w:t xml:space="preserve">11. Criterios de éxito y cierre</w:t>
       </w:r>
     </w:p>
-    <w:bookmarkStart w:id="61" w:name="criterios-de-éxito"/>
+    <w:bookmarkStart w:id="64" w:name="criterios-de-éxito"/>
     <w:p>
       <w:pPr>
         <w:pStyle w:val="Heading3"/>
@@ -8191,8 +8549,8 @@
         <w:t xml:space="preserve">PEVE y las áreas de control aprueban el cierre. La instancia aprobadora lo formaliza.</w:t>
       </w:r>
     </w:p>
-    <w:bookmarkEnd w:id="61"/>
-    <w:bookmarkStart w:id="62" w:name="paquete-mínimo-de-evidencias"/>
+    <w:bookmarkEnd w:id="64"/>
+    <w:bookmarkStart w:id="65" w:name="paquete-mínimo-de-evidencias"/>
     <w:p>
       <w:pPr>
         <w:pStyle w:val="Heading3"/>
@@ -8408,8 +8766,8 @@
         </w:tc>
       </w:tr>
     </w:tbl>
-    <w:bookmarkEnd w:id="62"/>
-    <w:bookmarkStart w:id="63" w:name="cierre-seguro"/>
+    <w:bookmarkEnd w:id="65"/>
+    <w:bookmarkStart w:id="66" w:name="cierre-seguro"/>
     <w:p>
       <w:pPr>
         <w:pStyle w:val="Heading3"/>
@@ -8433,9 +8791,9 @@
         </w:pict>
       </w:r>
     </w:p>
-    <w:bookmarkEnd w:id="63"/>
-    <w:bookmarkEnd w:id="64"/>
-    <w:bookmarkStart w:id="70" w:name="pruebas-revisión-y-riesgo-residual"/>
+    <w:bookmarkEnd w:id="66"/>
+    <w:bookmarkEnd w:id="67"/>
+    <w:bookmarkStart w:id="73" w:name="pruebas-revisión-y-riesgo-residual"/>
     <w:p>
       <w:pPr>
         <w:pStyle w:val="Heading2"/>
@@ -8444,7 +8802,7 @@
         <w:t xml:space="preserve">12. Pruebas, revisión y riesgo residual</w:t>
       </w:r>
     </w:p>
-    <w:bookmarkStart w:id="65" w:name="pruebas-mínimas-por-aplicación"/>
+    <w:bookmarkStart w:id="68" w:name="pruebas-mínimas-por-aplicación"/>
     <w:p>
       <w:pPr>
         <w:pStyle w:val="Heading3"/>
@@ -8549,8 +8907,8 @@
         <w:t xml:space="preserve">Prueba de reversa antes de la migración productiva, si Cloud es el origen.</w:t>
       </w:r>
     </w:p>
-    <w:bookmarkEnd w:id="65"/>
-    <w:bookmarkStart w:id="66" w:name="criterios-de-entrada-a-producción"/>
+    <w:bookmarkEnd w:id="68"/>
+    <w:bookmarkStart w:id="69" w:name="criterios-de-entrada-a-producción"/>
     <w:p>
       <w:pPr>
         <w:pStyle w:val="Heading3"/>
@@ -8631,8 +8989,8 @@
         <w:t xml:space="preserve">Autorización de la instancia correspondiente.</w:t>
       </w:r>
     </w:p>
-    <w:bookmarkEnd w:id="66"/>
-    <w:bookmarkStart w:id="67" w:name="pruebas-del-plan"/>
+    <w:bookmarkEnd w:id="69"/>
+    <w:bookmarkStart w:id="70" w:name="pruebas-del-plan"/>
     <w:p>
       <w:pPr>
         <w:pStyle w:val="Heading3"/>
@@ -8780,7 +9138,7 @@
               <w:pStyle w:val="Compact"/>
             </w:pPr>
             <w:r>
-              <w:t>Un caso no crítico en el destino: conexión dual si Self-Hosted, o flujo reescrito si opciones 2, 3 o 4; conclusión o reapertura; schedules; observabilidad</w:t>
+              <w:t xml:space="preserve">Un caso no crítico en el destino: conexión dual si Self-Hosted, o flujo reescrito si opción 2, 3 o 4; conclusión o reapertura; schedules; observabilidad</w:t>
             </w:r>
           </w:p>
         </w:tc>
@@ -8840,8 +9198,8 @@
         <w:t xml:space="preserve">La revisión de suficiencia del plan la realiza un área que no lo elaboró (RNF o Auditoría Interna, según el mandato interno).</w:t>
       </w:r>
     </w:p>
-    <w:bookmarkEnd w:id="67"/>
-    <w:bookmarkStart w:id="68" w:name="X9fe3a3e1deca8f63bcded07ba02253a68f04258"/>
+    <w:bookmarkEnd w:id="70"/>
+    <w:bookmarkStart w:id="71" w:name="X9fe3a3e1deca8f63bcded07ba02253a68f04258"/>
     <w:p>
       <w:pPr>
         <w:pStyle w:val="Heading3"/>
@@ -9057,8 +9415,8 @@
         </w:tc>
       </w:tr>
     </w:tbl>
-    <w:bookmarkEnd w:id="68"/>
-    <w:bookmarkStart w:id="69" w:name="riesgo-residual"/>
+    <w:bookmarkEnd w:id="71"/>
+    <w:bookmarkStart w:id="72" w:name="riesgo-residual"/>
     <w:p>
       <w:pPr>
         <w:pStyle w:val="Heading3"/>
@@ -9072,7 +9430,7 @@
         <w:pStyle w:val="FirstParagraph"/>
       </w:pPr>
       <w:r>
-        <w:t>El riesgo residual se mantiene mientras la preparación preventiva no esté completa (plataforma destino, receta, exportación de historiales, matriz de workflows) o la información operativa no se encuentre actualizada. En Self-Hosted eso incluye clúster y conexión dual. En opciones 2, 3 o 4 incluye reescritura validada en certificación y ausencia de ejecución simultánea con Cloud. Completar la fase 0 permite ejecutar el retiro ante un cese del proveedor. El resultado financiero del proveedor, por sí solo, no reduce ese residual. El residual de Self-Hosted es operar sin soporte de Temporal Technologies Inc. El residual de Durable Functions o Dapr es lock-in Azure y madurez del modelo Durable Task. El residual de Restate Cloud es la continuidad de un proveedor más joven; el de Restate Self-Managed sin Enterprise es el mismo que el OSS de Temporal.</w:t>
+        <w:t xml:space="preserve">El riesgo residual se mantiene mientras la preparación preventiva no esté completa (plataforma destino, receta, exportación de historiales, matriz de workflows) o la información operativa no se encuentre actualizada. En Self-Hosted eso incluye clúster y conexión dual. En opciones 2, 3 o 4 incluye reescritura validada en certificación y ausencia de ejecución simultánea con Cloud. Completar la fase 0 permite ejecutar el retiro ante un cese del proveedor. El resultado financiero del proveedor, por sí solo, no reduce ese residual. El residual de Self-Hosted es operar sin soporte de Temporal Technologies Inc. El residual de Durable Functions o Dapr es lock-in Azure y madurez del modelo Durable Task. El residual de Restate Cloud es la continuidad de un proveedor más joven; el de Restate Self-Managed sin Enterprise es el mismo que el OSS de Temporal.</w:t>
       </w:r>
     </w:p>
     <w:p>
@@ -9090,9 +9448,9 @@
         </w:pict>
       </w:r>
     </w:p>
-    <w:bookmarkEnd w:id="69"/>
-    <w:bookmarkEnd w:id="70"/>
-    <w:bookmarkStart w:id="71" w:name="comunicación"/>
+    <w:bookmarkEnd w:id="72"/>
+    <w:bookmarkEnd w:id="73"/>
+    <w:bookmarkStart w:id="74" w:name="comunicación"/>
     <w:p>
       <w:pPr>
         <w:pStyle w:val="Heading2"/>
@@ -9501,8 +9859,8 @@
         </w:pict>
       </w:r>
     </w:p>
-    <w:bookmarkEnd w:id="71"/>
-    <w:bookmarkStart w:id="72" w:name="hoja-de-ruta-de-la-fase-0"/>
+    <w:bookmarkEnd w:id="74"/>
+    <w:bookmarkStart w:id="75" w:name="hoja-de-ruta-de-la-fase-0"/>
     <w:p>
       <w:pPr>
         <w:pStyle w:val="Heading2"/>
@@ -9600,7 +9958,7 @@
               <w:pStyle w:val="Compact"/>
             </w:pPr>
             <w:r>
-              <w:t>Acta de destino: Self-Hosted (opción 1) o una opción de la opciones 2, 3 o 4. Sin acta, rige Self-Hosted</w:t>
+              <w:t xml:space="preserve">Acta de destino: elige uno de los cuatro evaluados (Self-Hosted, Durable Functions, Dapr Workflows o Restate)</w:t>
             </w:r>
           </w:p>
         </w:tc>
@@ -9679,7 +10037,7 @@
         <w:pStyle w:val="BodyText"/>
       </w:pPr>
       <w:r>
-        <w:t xml:space="preserve">Si el paso 0.0 confirma</w:t>
+        <w:t xml:space="preserve">Si el paso 0.0 confirma la</w:t>
       </w:r>
       <w:r>
         <w:t xml:space="preserve"> </w:t>
@@ -9689,10 +10047,10 @@
           <w:b/>
           <w:bCs/>
         </w:rPr>
-        <w:t xml:space="preserve">Self-Hosted</w:t>
-      </w:r>
-      <w:r>
-        <w:t xml:space="preserve">, siguen 0.2 a 0.10. Si confirma una opción de</w:t>
+        <w:t xml:space="preserve">opción 1 (Self-Hosted)</w:t>
+      </w:r>
+      <w:r>
+        <w:t xml:space="preserve">, siguen 0.2 a 0.10. Si confirma las</w:t>
       </w:r>
       <w:r>
         <w:t xml:space="preserve"> </w:t>
@@ -9702,7 +10060,7 @@
           <w:b/>
           <w:bCs/>
         </w:rPr>
-        <w:t>opciones 2, 3 o 4</w:t>
+        <w:t xml:space="preserve">opciones 2, 3 o 4 (Durable Functions, Dapr o Restate)</w:t>
       </w:r>
       <w:r>
         <w:t xml:space="preserve">, se omiten 0.3 a 0.5 (namespaces y conexión dual) y rigen 0.2b a 0.5b, más 0.6 a 0.10.</w:t>
@@ -10502,7 +10860,7 @@
         <w:pStyle w:val="BodyText"/>
       </w:pPr>
       <w:r>
-        <w:t>Al completar el paso 0.10, la plataforma objetivo queda lista para recibir las aplicaciones. La migración productiva sigue reservada a la activación descrita en la sección 06. Un destino opciones 2, 3 o 4 alarga la fase 0: la reescritura de APOQ y NREM no cabe en el calendario de un solo cambio de endpoint.</w:t>
+        <w:t xml:space="preserve">Al completar el paso 0.10, la plataforma objetivo queda lista para recibir las aplicaciones. La migración productiva sigue reservada a la activación descrita en la sección 06. Un destino opción 2, 3 o 4 alarga la fase 0: la reescritura de APOQ y NREM no cabe en el calendario de un solo cambio de endpoint.</w:t>
       </w:r>
     </w:p>
     <w:p>
@@ -10512,8 +10870,8 @@
         </w:pict>
       </w:r>
     </w:p>
-    <w:bookmarkEnd w:id="72"/>
-    <w:bookmarkStart w:id="73" w:name="glosario"/>
+    <w:bookmarkEnd w:id="75"/>
+    <w:bookmarkStart w:id="76" w:name="glosario"/>
     <w:p>
       <w:pPr>
         <w:pStyle w:val="Heading2"/>
@@ -10603,7 +10961,7 @@
               <w:pStyle w:val="Compact"/>
             </w:pPr>
             <w:r>
-              <w:t>Servidor Temporal de código abierto operado por el Banco en Azure AKS. Destino elegido por el paso 0.0. Sin soporte de Temporal Technologies Inc.</w:t>
+              <w:t xml:space="preserve">Servidor Temporal de código abierto operado por el Banco en Azure AKS. Opción 1 de las cuatro evaluadas. Sin soporte de Temporal Technologies Inc.</w:t>
             </w:r>
           </w:p>
         </w:tc>
@@ -10627,7 +10985,7 @@
               <w:pStyle w:val="Compact"/>
             </w:pPr>
             <w:r>
-              <w:t>Opción 2. Orquestación Azure (Durable Task Scheduler o Durable Task SDK). Soporte Microsoft</w:t>
+              <w:t xml:space="preserve">Opción 2. Orquestación Azure (Durable Task Scheduler o Durable Task SDK). Soporte Microsoft</w:t>
             </w:r>
           </w:p>
         </w:tc>
@@ -10651,7 +11009,7 @@
               <w:pStyle w:val="Compact"/>
             </w:pPr>
             <w:r>
-              <w:t>Opción 3. Ejecución durable en código sobre sidecars en AKS. Soporte Microsoft / extensión Dapr</w:t>
+              <w:t xml:space="preserve">Opción 3. Ejecución durable en código sobre sidecars en AKS. Soporte Microsoft / extensión Dapr</w:t>
             </w:r>
           </w:p>
         </w:tc>
@@ -10675,7 +11033,7 @@
               <w:pStyle w:val="Compact"/>
             </w:pPr>
             <w:r>
-              <w:t>Opción 4. Motor de ejecución durable en código. Restate Cloud Enterprise o Self-Managed en AKS</w:t>
+              <w:t xml:space="preserve">Opción 4. Motor de ejecución durable en código. Restate Cloud Enterprise o Self-Managed en AKS</w:t>
             </w:r>
           </w:p>
         </w:tc>
@@ -10771,7 +11129,7 @@
               <w:pStyle w:val="Compact"/>
             </w:pPr>
             <w:r>
-              <w:t xml:space="preserve">Self-Hosted, salvo acta del paso 0.0 que elija Durable Functions, Dapr Workflows o Restate</w:t>
+              <w:t xml:space="preserve">El elegido por el paso 0.0: Self-Hosted, Durable Functions, Dapr Workflows o Restate</w:t>
             </w:r>
           </w:p>
         </w:tc>
@@ -10795,7 +11153,7 @@
               <w:pStyle w:val="Compact"/>
             </w:pPr>
             <w:r>
-              <w:t>Solo si el destino es Self-Hosted. Mismo worker o cliente con dos endpoints Temporal. Un solo clúster activo por ejecución. No aplica a opciones 2, 3 o 4</w:t>
+              <w:t xml:space="preserve">Solo si el destino es Self-Hosted. Mismo worker o cliente con dos endpoints Temporal. Un solo clúster activo por ejecución. No aplica a opciones 2, 3 ni 4</w:t>
             </w:r>
           </w:p>
         </w:tc>
@@ -10952,8 +11310,8 @@
         </w:pict>
       </w:r>
     </w:p>
-    <w:bookmarkEnd w:id="73"/>
-    <w:bookmarkStart w:id="74" w:name="anexo-a.-inventario-operativo"/>
+    <w:bookmarkEnd w:id="76"/>
+    <w:bookmarkStart w:id="77" w:name="anexo-a.-inventario-operativo"/>
     <w:p>
       <w:pPr>
         <w:pStyle w:val="Heading2"/>
@@ -12464,8 +12822,8 @@
         </w:pict>
       </w:r>
     </w:p>
-    <w:bookmarkEnd w:id="74"/>
-    <w:bookmarkStart w:id="79" w:name="anexo-b.-receta-self-hosted-peve"/>
+    <w:bookmarkEnd w:id="77"/>
+    <w:bookmarkStart w:id="82" w:name="anexo-b.-receta-self-hosted-peve"/>
     <w:p>
       <w:pPr>
         <w:pStyle w:val="Heading2"/>
@@ -12479,10 +12837,10 @@
         <w:pStyle w:val="FirstParagraph"/>
       </w:pPr>
       <w:r>
-        <w:t>Objetivo de la fase 0: el Banco puede recibir APOQ y NREM sin depender de Temporal Technologies Inc. en el momento de la activación. La topología de Self-Hosted es la de la sección 04. Si el paso 0.0 elige opciones 2, 3 o 4, rige B.4 y no B.1–B.2.</w:t>
-      </w:r>
-    </w:p>
-    <w:bookmarkStart w:id="75" w:name="b.1-plataforma"/>
+        <w:t xml:space="preserve">Objetivo de la fase 0: el Banco puede recibir APOQ y NREM sin depender de Temporal Technologies Inc. en el momento de la activación. La topología de Self-Hosted es la de la sección 04. Si el paso 0.0 elige opción 2, 3 o 4, rige B.4 y no B.1–B.2.</w:t>
+      </w:r>
+    </w:p>
+    <w:bookmarkStart w:id="78" w:name="b.1-plataforma"/>
     <w:p>
       <w:pPr>
         <w:pStyle w:val="Heading3"/>
@@ -13113,8 +13471,8 @@
         </w:tc>
       </w:tr>
     </w:tbl>
-    <w:bookmarkEnd w:id="75"/>
-    <w:bookmarkStart w:id="76" w:name="b.2-receta-de-aplicación"/>
+    <w:bookmarkEnd w:id="78"/>
+    <w:bookmarkStart w:id="79" w:name="b.2-receta-de-aplicación"/>
     <w:p>
       <w:pPr>
         <w:pStyle w:val="Heading3"/>
@@ -13207,8 +13565,8 @@
         <w:t xml:space="preserve">Plan de cambio productivo o declaración de conmutación en modo estresado, sin reversa a Cloud.</w:t>
       </w:r>
     </w:p>
-    <w:bookmarkEnd w:id="76"/>
-    <w:bookmarkStart w:id="77" w:name="X710271ca820e2c83cdc79b5de71c2036e8671ca"/>
+    <w:bookmarkEnd w:id="79"/>
+    <w:bookmarkStart w:id="80" w:name="X710271ca820e2c83cdc79b5de71c2036e8671ca"/>
     <w:p>
       <w:pPr>
         <w:pStyle w:val="Heading3"/>
@@ -13225,14 +13583,14 @@
         <w:t xml:space="preserve">No se construye en el momento de la activación una réplica oficial de Cloud hacia Self-Hosted, una copia de la base de Temporal Cloud, la asistencia de Temporal Technologies Inc. ni un segundo motor (Durable Functions, Dapr Workflows o Restate), salvo que el paso 0.0 ya lo hubiera aprobado y la plataforma alternativa estuviera lista.</w:t>
       </w:r>
     </w:p>
-    <w:bookmarkEnd w:id="77"/>
-    <w:bookmarkStart w:id="78" w:name="b.4-receta-si-el-destino-es-04.6"/>
+    <w:bookmarkEnd w:id="80"/>
+    <w:bookmarkStart w:id="81" w:name="b.4-receta-si-el-destino-es-04.6"/>
     <w:p>
       <w:pPr>
         <w:pStyle w:val="Heading3"/>
       </w:pPr>
       <w:r>
-        <w:t>B.4 Receta si el destino es opciones 2, 3 o 4</w:t>
+        <w:t xml:space="preserve">B.4 Receta si el destino es 04.6</w:t>
       </w:r>
     </w:p>
     <w:p>
@@ -13624,9 +13982,9 @@
         </w:pict>
       </w:r>
     </w:p>
-    <w:bookmarkEnd w:id="78"/>
-    <w:bookmarkEnd w:id="79"/>
-    <w:bookmarkStart w:id="83" w:name="anexo-c.-matriz-de-workflow-y-estrategia"/>
+    <w:bookmarkEnd w:id="81"/>
+    <w:bookmarkEnd w:id="82"/>
+    <w:bookmarkStart w:id="86" w:name="anexo-c.-matriz-de-workflow-y-estrategia"/>
     <w:p>
       <w:pPr>
         <w:pStyle w:val="Heading2"/>
@@ -13643,7 +14001,7 @@
         <w:t xml:space="preserve">Los tipos siguientes corresponden al uso declarado por el Banco. Cada equipo sustituye el nombre interno real del workflow y confirma duración, schedules y clave de idempotencia. Un tipo no se inicia a la vez en Cloud y en el destino.</w:t>
       </w:r>
     </w:p>
-    <w:bookmarkStart w:id="80" w:name="Xa6e86e79dda6bb62e430412a7cc340bc9215b1b"/>
+    <w:bookmarkStart w:id="83" w:name="Xa6e86e79dda6bb62e430412a7cc340bc9215b1b"/>
     <w:p>
       <w:pPr>
         <w:pStyle w:val="Heading3"/>
@@ -14131,8 +14489,8 @@
         <w:t xml:space="preserve">Una transferencia es un par débito y crédito. La conmutación no puede completar un lado que el otro ambiente ya confirmó. Si hay duda, se deriva a excepción operativa.</w:t>
       </w:r>
     </w:p>
-    <w:bookmarkEnd w:id="80"/>
-    <w:bookmarkStart w:id="81" w:name="c.2-nrem-remesas-producción"/>
+    <w:bookmarkEnd w:id="83"/>
+    <w:bookmarkStart w:id="84" w:name="c.2-nrem-remesas-producción"/>
     <w:p>
       <w:pPr>
         <w:pStyle w:val="Heading3"/>
@@ -14530,8 +14888,8 @@
         <w:t xml:space="preserve">El seguimiento de la remesa no autoriza a reemitir. La fuente de verdad es el estado en el sistema de negocio y, si aplica, la confirmación del corresponsal.</w:t>
       </w:r>
     </w:p>
-    <w:bookmarkEnd w:id="81"/>
-    <w:bookmarkStart w:id="82" w:name="c.3-aplicaciones-no-productivas"/>
+    <w:bookmarkEnd w:id="84"/>
+    <w:bookmarkStart w:id="85" w:name="c.3-aplicaciones-no-productivas"/>
     <w:p>
       <w:pPr>
         <w:pStyle w:val="Heading3"/>
@@ -14738,9 +15096,9 @@
         </w:pict>
       </w:r>
     </w:p>
-    <w:bookmarkEnd w:id="82"/>
-    <w:bookmarkEnd w:id="83"/>
-    <w:bookmarkStart w:id="84" w:name="X176a71ab43bbe4170748a43889b2c0f20a4c195"/>
+    <w:bookmarkEnd w:id="85"/>
+    <w:bookmarkEnd w:id="86"/>
+    <w:bookmarkStart w:id="87" w:name="X176a71ab43bbe4170748a43889b2c0f20a4c195"/>
     <w:p>
       <w:pPr>
         <w:pStyle w:val="Heading2"/>
@@ -15390,7 +15748,7 @@
               <w:pStyle w:val="Compact"/>
             </w:pPr>
             <w:r>
-              <w:t>Acta de destino del paso 0.0 (Self-Hosted o una opción opciones 2, 3 o 4)</w:t>
+              <w:t xml:space="preserve">Acta de destino del paso 0.0 (Self-Hosted o una opciones 2, 3 o 4)</w:t>
             </w:r>
           </w:p>
         </w:tc>
@@ -15425,8 +15783,8 @@
         </w:pict>
       </w:r>
     </w:p>
-    <w:bookmarkEnd w:id="84"/>
-    <w:bookmarkStart w:id="87" w:name="X2771d93435afbbcfc69cb763e3b2359e0f23223"/>
+    <w:bookmarkEnd w:id="87"/>
+    <w:bookmarkStart w:id="90" w:name="X2771d93435afbbcfc69cb763e3b2359e0f23223"/>
     <w:p>
       <w:pPr>
         <w:pStyle w:val="Heading2"/>
@@ -15443,7 +15801,7 @@
         <w:t xml:space="preserve">PEVE declara el modo en la primera hora. No se combinan las dos rutas.</w:t>
       </w:r>
     </w:p>
-    <w:bookmarkStart w:id="85" w:name="Xdd183042d4542719d3334868dc7b89bf26eb2b3"/>
+    <w:bookmarkStart w:id="88" w:name="Xdd183042d4542719d3334868dc7b89bf26eb2b3"/>
     <w:p>
       <w:pPr>
         <w:pStyle w:val="Heading3"/>
@@ -15748,8 +16106,8 @@
         </w:tc>
       </w:tr>
     </w:tbl>
-    <w:bookmarkEnd w:id="85"/>
-    <w:bookmarkStart w:id="86" w:name="X5d6f7c28ca2da342853cbc98e7caeafb142d3f6"/>
+    <w:bookmarkEnd w:id="88"/>
+    <w:bookmarkStart w:id="89" w:name="X5d6f7c28ca2da342853cbc98e7caeafb142d3f6"/>
     <w:p>
       <w:pPr>
         <w:pStyle w:val="Heading3"/>
@@ -15999,9 +16357,9 @@
         </w:pict>
       </w:r>
     </w:p>
-    <w:bookmarkEnd w:id="86"/>
-    <w:bookmarkEnd w:id="87"/>
-    <w:bookmarkStart w:id="88" w:name="anexo-f.-criterio-de-fase-0-completa"/>
+    <w:bookmarkEnd w:id="89"/>
+    <w:bookmarkEnd w:id="90"/>
+    <w:bookmarkStart w:id="91" w:name="anexo-f.-criterio-de-fase-0-completa"/>
     <w:p>
       <w:pPr>
         <w:pStyle w:val="Heading2"/>
@@ -16087,7 +16445,7 @@
               <w:pStyle w:val="Compact"/>
             </w:pPr>
             <w:r>
-              <w:t>Destino confirmado: Self-Hosted, o acta D13 de una opción opciones 2, 3 o 4</w:t>
+              <w:t xml:space="preserve">Destino confirmado: Self-Hosted, o acta D13 de una opciones 2, 3 o 4</w:t>
             </w:r>
           </w:p>
         </w:tc>
@@ -16343,7 +16701,7 @@
               <w:pStyle w:val="Compact"/>
             </w:pPr>
             <w:r>
-              <w:t>Ejercicio técnico no crítico ejecutado (conexión dual si Self-Hosted; flujo reescrito si opciones 2, 3 o 4)</w:t>
+              <w:t xml:space="preserve">Ejercicio técnico no crítico ejecutado (conexión dual si Self-Hosted; flujo reescrito si opción 2, 3 o 4)</w:t>
             </w:r>
           </w:p>
         </w:tc>
@@ -16503,7 +16861,7 @@
               <w:pStyle w:val="Compact"/>
             </w:pPr>
             <w:r>
-              <w:t>Arquitectura conformada: sección 04 si Self-Hosted; patrón opciones 2, 3 o 4 si F14 cambió el destino</w:t>
+              <w:t xml:space="preserve">Arquitectura conformada: sección 04 si Self-Hosted; patrón de opción 2, 3 o 4 si F14 cambió el destino</w:t>
             </w:r>
           </w:p>
         </w:tc>
@@ -16524,8 +16882,8 @@
         </w:pict>
       </w:r>
     </w:p>
-    <w:bookmarkEnd w:id="88"/>
-    <w:bookmarkStart w:id="89" w:name="Xb47a173557a4f35a319b3d3ee55a45e4368dc53"/>
+    <w:bookmarkEnd w:id="91"/>
+    <w:bookmarkStart w:id="92" w:name="Xb47a173557a4f35a319b3d3ee55a45e4368dc53"/>
     <w:p>
       <w:pPr>
         <w:pStyle w:val="Heading2"/>
@@ -16740,7 +17098,7 @@
               <w:pStyle w:val="Compact"/>
             </w:pPr>
             <w:r>
-              <w:t>Runtime, SKU y región del Durable Task Scheduler o versión Dapr + state store, o versión Restate / plan Enterprise (si opciones 2, 3 o 4)</w:t>
+              <w:t xml:space="preserve">Runtime, SKU y región del Durable Task Scheduler o versión Dapr + state store, o versión Restate / plan Enterprise (si 04.6)</w:t>
             </w:r>
           </w:p>
         </w:tc>
@@ -16797,7 +17155,7 @@
               <w:pStyle w:val="Compact"/>
             </w:pPr>
             <w:r>
-              <w:t>Sección opciones 2, 3 o 4</w:t>
+              <w:t xml:space="preserve">Cuatro opciones evaluadas (cuatro opciones evaluadas (sección 04.6))</w:t>
             </w:r>
           </w:p>
         </w:tc>
@@ -16915,7 +17273,7 @@
               <w:pStyle w:val="Compact"/>
             </w:pPr>
             <w:r>
-              <w:t>Destino de la fase 0 (Self-Hosted o opciones 2, 3 o 4)</w:t>
+              <w:t xml:space="preserve">Destino de la fase 0 (Self-Hosted o 04.6)</w:t>
             </w:r>
           </w:p>
         </w:tc>
@@ -16937,14 +17295,3955 @@
               <w:pStyle w:val="Compact"/>
             </w:pPr>
             <w:r>
-              <w:t>Sección opciones 2, 3 o 4 y paso 0.0</w:t>
+              <w:t xml:space="preserve">Cuatro opciones evaluadas (cuatro opciones evaluadas (sección 04.6)) y paso 0.0</w:t>
             </w:r>
           </w:p>
         </w:tc>
       </w:tr>
     </w:tbl>
-    <w:bookmarkEnd w:id="89"/>
-    <w:bookmarkEnd w:id="90"/>
+    <w:p>
+      <w:r>
+        <w:pict>
+          <v:rect style="width:0;height:1.5pt" o:hralign="center" o:hrstd="t" o:hr="t"/>
+        </w:pict>
+      </w:r>
+    </w:p>
+    <w:bookmarkEnd w:id="92"/>
+    <w:bookmarkStart w:id="98" w:name="anexo-h.-fuentes"/>
+    <w:p>
+      <w:pPr>
+        <w:pStyle w:val="Heading2"/>
+      </w:pPr>
+      <w:r>
+        <w:t xml:space="preserve">Anexo H. Fuentes</w:t>
+      </w:r>
+    </w:p>
+    <w:p>
+      <w:pPr>
+        <w:pStyle w:val="FirstParagraph"/>
+      </w:pPr>
+      <w:r>
+        <w:t xml:space="preserve">Documentación pública de los proveedores, consultada el 30 de septiembre de 2026. La columna</w:t>
+      </w:r>
+      <w:r>
+        <w:t xml:space="preserve"> </w:t>
+      </w:r>
+      <w:r>
+        <w:t xml:space="preserve">“Qué indica la fuente”</w:t>
+      </w:r>
+      <w:r>
+        <w:t xml:space="preserve"> </w:t>
+      </w:r>
+      <w:r>
+        <w:t xml:space="preserve">resume lo que dice cada documento, no el texto del plan. Las citas siguen el formato APA (7.ª edición); la referencia completa de cada una está en el Anexo J. PEVE revisa estas fuentes en la revisión anual del plan (sección 12), porque los productos cambian de versión y de condiciones.</w:t>
+      </w:r>
+    </w:p>
+    <w:bookmarkStart w:id="93" w:name="h.1-temporal-opción-1-y-origen-cloud"/>
+    <w:p>
+      <w:pPr>
+        <w:pStyle w:val="Heading3"/>
+      </w:pPr>
+      <w:r>
+        <w:t xml:space="preserve">H.1 Temporal (opción 1 y origen Cloud)</w:t>
+      </w:r>
+    </w:p>
+    <w:tbl>
+      <w:tblPr>
+        <w:tblStyle w:val="Table"/>
+        <w:tblW w:type="pct" w:w="5000"/>
+        <w:tblLayout w:type="fixed"/>
+        <w:tblLook w:firstRow="1" w:lastRow="0" w:firstColumn="0" w:lastColumn="0" w:noHBand="0" w:noVBand="0" w:val="0020"/>
+      </w:tblPr>
+      <w:tblGrid>
+        <w:gridCol w:w="1980"/>
+        <w:gridCol w:w="1980"/>
+        <w:gridCol w:w="1980"/>
+        <w:gridCol w:w="1980"/>
+      </w:tblGrid>
+      <w:tr>
+        <w:trPr>
+          <w:tblHeader w:val="on"/>
+        </w:trPr>
+        <w:tc>
+          <w:tcPr/>
+          <w:p>
+            <w:pPr>
+              <w:pStyle w:val="Compact"/>
+            </w:pPr>
+            <w:r>
+              <w:t xml:space="preserve">Tema</w:t>
+            </w:r>
+          </w:p>
+        </w:tc>
+        <w:tc>
+          <w:tcPr/>
+          <w:p>
+            <w:pPr>
+              <w:pStyle w:val="Compact"/>
+            </w:pPr>
+            <w:r>
+              <w:t xml:space="preserve">Sección del plan</w:t>
+            </w:r>
+          </w:p>
+        </w:tc>
+        <w:tc>
+          <w:tcPr/>
+          <w:p>
+            <w:pPr>
+              <w:pStyle w:val="Compact"/>
+            </w:pPr>
+            <w:r>
+              <w:t xml:space="preserve">Qué indica la fuente</w:t>
+            </w:r>
+          </w:p>
+        </w:tc>
+        <w:tc>
+          <w:tcPr/>
+          <w:p>
+            <w:pPr>
+              <w:pStyle w:val="Compact"/>
+            </w:pPr>
+            <w:r>
+              <w:t xml:space="preserve">Cita</w:t>
+            </w:r>
+          </w:p>
+        </w:tc>
+      </w:tr>
+      <w:tr>
+        <w:tc>
+          <w:tcPr/>
+          <w:p>
+            <w:pPr>
+              <w:pStyle w:val="Compact"/>
+            </w:pPr>
+            <w:r>
+              <w:t xml:space="preserve">Licencia del servidor</w:t>
+            </w:r>
+          </w:p>
+        </w:tc>
+        <w:tc>
+          <w:tcPr/>
+          <w:p>
+            <w:pPr>
+              <w:pStyle w:val="Compact"/>
+            </w:pPr>
+            <w:r>
+              <w:t xml:space="preserve">Ficha, 04.6 opción 1</w:t>
+            </w:r>
+          </w:p>
+        </w:tc>
+        <w:tc>
+          <w:tcPr/>
+          <w:p>
+            <w:pPr>
+              <w:pStyle w:val="Compact"/>
+            </w:pPr>
+            <w:r>
+              <w:t xml:space="preserve">El servidor Temporal se distribuye con licencia MIT</w:t>
+            </w:r>
+          </w:p>
+        </w:tc>
+        <w:tc>
+          <w:tcPr/>
+          <w:p>
+            <w:pPr>
+              <w:pStyle w:val="Compact"/>
+            </w:pPr>
+            <w:r>
+              <w:t xml:space="preserve">(Temporal Technologies, s. f.-k)</w:t>
+            </w:r>
+          </w:p>
+        </w:tc>
+      </w:tr>
+      <w:tr>
+        <w:tc>
+          <w:tcPr/>
+          <w:p>
+            <w:pPr>
+              <w:pStyle w:val="Compact"/>
+            </w:pPr>
+            <w:r>
+              <w:t xml:space="preserve">Componentes del control plane</w:t>
+            </w:r>
+          </w:p>
+        </w:tc>
+        <w:tc>
+          <w:tcPr/>
+          <w:p>
+            <w:pPr>
+              <w:pStyle w:val="Compact"/>
+            </w:pPr>
+            <w:r>
+              <w:t xml:space="preserve">04.1</w:t>
+            </w:r>
+          </w:p>
+        </w:tc>
+        <w:tc>
+          <w:tcPr/>
+          <w:p>
+            <w:pPr>
+              <w:pStyle w:val="Compact"/>
+            </w:pPr>
+            <w:r>
+              <w:t xml:space="preserve">El Temporal Service agrupa Frontend, History, Matching y Worker Service, más los stores de persistence y visibility</w:t>
+            </w:r>
+          </w:p>
+        </w:tc>
+        <w:tc>
+          <w:tcPr/>
+          <w:p>
+            <w:pPr>
+              <w:pStyle w:val="Compact"/>
+            </w:pPr>
+            <w:r>
+              <w:t xml:space="preserve">(Temporal Technologies, s. f.-i)</w:t>
+            </w:r>
+          </w:p>
+        </w:tc>
+      </w:tr>
+      <w:tr>
+        <w:tc>
+          <w:tcPr/>
+          <w:p>
+            <w:pPr>
+              <w:pStyle w:val="Compact"/>
+            </w:pPr>
+            <w:r>
+              <w:t xml:space="preserve">Persistence en PostgreSQL</w:t>
+            </w:r>
+          </w:p>
+        </w:tc>
+        <w:tc>
+          <w:tcPr/>
+          <w:p>
+            <w:pPr>
+              <w:pStyle w:val="Compact"/>
+            </w:pPr>
+            <w:r>
+              <w:t xml:space="preserve">04.2</w:t>
+            </w:r>
+          </w:p>
+        </w:tc>
+        <w:tc>
+          <w:tcPr/>
+          <w:p>
+            <w:pPr>
+              <w:pStyle w:val="Compact"/>
+            </w:pPr>
+            <w:r>
+              <w:t xml:space="preserve">PostgreSQL figura entre las bases soportadas (13.18, 14.15, 15.10 y 16.6 probadas)</w:t>
+            </w:r>
+          </w:p>
+        </w:tc>
+        <w:tc>
+          <w:tcPr/>
+          <w:p>
+            <w:pPr>
+              <w:pStyle w:val="Compact"/>
+            </w:pPr>
+            <w:r>
+              <w:t xml:space="preserve">(Temporal Technologies, s. f.-d)</w:t>
+            </w:r>
+          </w:p>
+        </w:tc>
+      </w:tr>
+      <w:tr>
+        <w:tc>
+          <w:tcPr/>
+          <w:p>
+            <w:pPr>
+              <w:pStyle w:val="Compact"/>
+            </w:pPr>
+            <w:r>
+              <w:t xml:space="preserve">Visibility</w:t>
+            </w:r>
+          </w:p>
+        </w:tc>
+        <w:tc>
+          <w:tcPr/>
+          <w:p>
+            <w:pPr>
+              <w:pStyle w:val="Compact"/>
+            </w:pPr>
+            <w:r>
+              <w:t xml:space="preserve">04.2</w:t>
+            </w:r>
+          </w:p>
+        </w:tc>
+        <w:tc>
+          <w:tcPr/>
+          <w:p>
+            <w:pPr>
+              <w:pStyle w:val="Compact"/>
+            </w:pPr>
+            <w:r>
+              <w:t xml:space="preserve">Visibility soporta Elasticsearch 7 y 8, OpenSearch 2+ (desde Temporal Server 1.30.1), MySQL, PostgreSQL y SQLite</w:t>
+            </w:r>
+          </w:p>
+        </w:tc>
+        <w:tc>
+          <w:tcPr/>
+          <w:p>
+            <w:pPr>
+              <w:pStyle w:val="Compact"/>
+            </w:pPr>
+            <w:r>
+              <w:t xml:space="preserve">(Temporal Technologies, s. f.-f)</w:t>
+            </w:r>
+          </w:p>
+        </w:tc>
+      </w:tr>
+      <w:tr>
+        <w:tc>
+          <w:tcPr/>
+          <w:p>
+            <w:pPr>
+              <w:pStyle w:val="Compact"/>
+            </w:pPr>
+            <w:r>
+              <w:t xml:space="preserve">Archival</w:t>
+            </w:r>
+          </w:p>
+        </w:tc>
+        <w:tc>
+          <w:tcPr/>
+          <w:p>
+            <w:pPr>
+              <w:pStyle w:val="Compact"/>
+            </w:pPr>
+            <w:r>
+              <w:t xml:space="preserve">04.2</w:t>
+            </w:r>
+          </w:p>
+        </w:tc>
+        <w:tc>
+          <w:tcPr/>
+          <w:p>
+            <w:pPr>
+              <w:pStyle w:val="Compact"/>
+            </w:pPr>
+            <w:r>
+              <w:t xml:space="preserve">Archival es una función experimental. Proveedores nativos: S3, Google Cloud y sistema de archivos local; otros requieren un archiver propio</w:t>
+            </w:r>
+          </w:p>
+        </w:tc>
+        <w:tc>
+          <w:tcPr/>
+          <w:p>
+            <w:pPr>
+              <w:pStyle w:val="Compact"/>
+            </w:pPr>
+            <w:r>
+              <w:t xml:space="preserve">(Temporal Technologies, s. f.-e)</w:t>
+            </w:r>
+          </w:p>
+        </w:tc>
+      </w:tr>
+      <w:tr>
+        <w:tc>
+          <w:tcPr/>
+          <w:p>
+            <w:pPr>
+              <w:pStyle w:val="Compact"/>
+            </w:pPr>
+            <w:r>
+              <w:t xml:space="preserve">Despliegue en Kubernetes y red privada</w:t>
+            </w:r>
+          </w:p>
+        </w:tc>
+        <w:tc>
+          <w:tcPr/>
+          <w:p>
+            <w:pPr>
+              <w:pStyle w:val="Compact"/>
+            </w:pPr>
+            <w:r>
+              <w:t xml:space="preserve">04.1, 04.2, Anexo B</w:t>
+            </w:r>
+          </w:p>
+        </w:tc>
+        <w:tc>
+          <w:tcPr/>
+          <w:p>
+            <w:pPr>
+              <w:pStyle w:val="Compact"/>
+            </w:pPr>
+            <w:r>
+              <w:t xml:space="preserve">Despliegue con Helm charts. El Temporal Service no debe exponerse a internet público</w:t>
+            </w:r>
+          </w:p>
+        </w:tc>
+        <w:tc>
+          <w:tcPr/>
+          <w:p>
+            <w:pPr>
+              <w:pStyle w:val="Compact"/>
+            </w:pPr>
+            <w:r>
+              <w:t xml:space="preserve">(Temporal Technologies, s. f.-a, s. f.-j)</w:t>
+            </w:r>
+          </w:p>
+        </w:tc>
+      </w:tr>
+      <w:tr>
+        <w:tc>
+          <w:tcPr/>
+          <w:p>
+            <w:pPr>
+              <w:pStyle w:val="Compact"/>
+            </w:pPr>
+            <w:r>
+              <w:t xml:space="preserve">mTLS y autorización</w:t>
+            </w:r>
+          </w:p>
+        </w:tc>
+        <w:tc>
+          <w:tcPr/>
+          <w:p>
+            <w:pPr>
+              <w:pStyle w:val="Compact"/>
+            </w:pPr>
+            <w:r>
+              <w:t xml:space="preserve">04.2, Anexo B.1</w:t>
+            </w:r>
+          </w:p>
+        </w:tc>
+        <w:tc>
+          <w:tcPr/>
+          <w:p>
+            <w:pPr>
+              <w:pStyle w:val="Compact"/>
+            </w:pPr>
+            <w:r>
+              <w:t xml:space="preserve">Configuración de TLS / mTLS y autorización en Self-Hosted</w:t>
+            </w:r>
+          </w:p>
+        </w:tc>
+        <w:tc>
+          <w:tcPr/>
+          <w:p>
+            <w:pPr>
+              <w:pStyle w:val="Compact"/>
+            </w:pPr>
+            <w:r>
+              <w:t xml:space="preserve">(Temporal Technologies, s. f.-h)</w:t>
+            </w:r>
+          </w:p>
+        </w:tc>
+      </w:tr>
+      <w:tr>
+        <w:tc>
+          <w:tcPr/>
+          <w:p>
+            <w:pPr>
+              <w:pStyle w:val="Compact"/>
+            </w:pPr>
+            <w:r>
+              <w:t xml:space="preserve">Exportación de historiales desde Cloud</w:t>
+            </w:r>
+          </w:p>
+        </w:tc>
+        <w:tc>
+          <w:tcPr/>
+          <w:p>
+            <w:pPr>
+              <w:pStyle w:val="Compact"/>
+            </w:pPr>
+            <w:r>
+              <w:t xml:space="preserve">03, 04.2, 0.6, F4</w:t>
+            </w:r>
+          </w:p>
+        </w:tc>
+        <w:tc>
+          <w:tcPr/>
+          <w:p>
+            <w:pPr>
+              <w:pStyle w:val="Compact"/>
+            </w:pPr>
+            <w:r>
+              <w:t xml:space="preserve">Workflow History Export envía historiales cerrados, cada hora, a AWS S3 o GCP GCS, en protobuf. Puede tardar hasta 24 horas. Archival no existe en Cloud</w:t>
+            </w:r>
+          </w:p>
+        </w:tc>
+        <w:tc>
+          <w:tcPr/>
+          <w:p>
+            <w:pPr>
+              <w:pStyle w:val="Compact"/>
+            </w:pPr>
+            <w:r>
+              <w:t xml:space="preserve">(Temporal Technologies, s. f.-l)</w:t>
+            </w:r>
+          </w:p>
+        </w:tc>
+      </w:tr>
+      <w:tr>
+        <w:tc>
+          <w:tcPr/>
+          <w:p>
+            <w:pPr>
+              <w:pStyle w:val="Compact"/>
+            </w:pPr>
+            <w:r>
+              <w:t xml:space="preserve">Nubes de Temporal Cloud</w:t>
+            </w:r>
+          </w:p>
+        </w:tc>
+        <w:tc>
+          <w:tcPr/>
+          <w:p>
+            <w:pPr>
+              <w:pStyle w:val="Compact"/>
+            </w:pPr>
+            <w:r>
+              <w:t xml:space="preserve">03, 04.2</w:t>
+            </w:r>
+          </w:p>
+        </w:tc>
+        <w:tc>
+          <w:tcPr/>
+          <w:p>
+            <w:pPr>
+              <w:pStyle w:val="Compact"/>
+            </w:pPr>
+            <w:r>
+              <w:t xml:space="preserve">Temporal Cloud opera en regiones de AWS y GCP</w:t>
+            </w:r>
+          </w:p>
+        </w:tc>
+        <w:tc>
+          <w:tcPr/>
+          <w:p>
+            <w:pPr>
+              <w:pStyle w:val="Compact"/>
+            </w:pPr>
+            <w:r>
+              <w:t xml:space="preserve">(Temporal Technologies, s. f.-g)</w:t>
+            </w:r>
+          </w:p>
+        </w:tc>
+      </w:tr>
+      <w:tr>
+        <w:tc>
+          <w:tcPr/>
+          <w:p>
+            <w:pPr>
+              <w:pStyle w:val="Compact"/>
+            </w:pPr>
+            <w:r>
+              <w:t xml:space="preserve">Sentido de la migración oficial</w:t>
+            </w:r>
+          </w:p>
+        </w:tc>
+        <w:tc>
+          <w:tcPr/>
+          <w:p>
+            <w:pPr>
+              <w:pStyle w:val="Compact"/>
+            </w:pPr>
+            <w:r>
+              <w:t xml:space="preserve">03, 04.2, B.3</w:t>
+            </w:r>
+          </w:p>
+        </w:tc>
+        <w:tc>
+          <w:tcPr/>
+          <w:p>
+            <w:pPr>
+              <w:pStyle w:val="Compact"/>
+            </w:pPr>
+            <w:r>
+              <w:t xml:space="preserve">La migración documentada va de Self-Hosted hacia Cloud, o entre regiones de Cloud. No hay ruta documentada de Cloud hacia Self-Hosted</w:t>
+            </w:r>
+          </w:p>
+        </w:tc>
+        <w:tc>
+          <w:tcPr/>
+          <w:p>
+            <w:pPr>
+              <w:pStyle w:val="Compact"/>
+            </w:pPr>
+            <w:r>
+              <w:t xml:space="preserve">(Temporal Technologies, s. f.-c)</w:t>
+            </w:r>
+          </w:p>
+        </w:tc>
+      </w:tr>
+      <w:tr>
+        <w:tc>
+          <w:tcPr/>
+          <w:p>
+            <w:pPr>
+              <w:pStyle w:val="Compact"/>
+            </w:pPr>
+            <w:r>
+              <w:t xml:space="preserve">Patrón de conexión dual</w:t>
+            </w:r>
+          </w:p>
+        </w:tc>
+        <w:tc>
+          <w:tcPr/>
+          <w:p>
+            <w:pPr>
+              <w:pStyle w:val="Compact"/>
+            </w:pPr>
+            <w:r>
+              <w:t xml:space="preserve">04.4, 09, B.2</w:t>
+            </w:r>
+          </w:p>
+        </w:tc>
+        <w:tc>
+          <w:tcPr/>
+          <w:p>
+            <w:pPr>
+              <w:pStyle w:val="Compact"/>
+            </w:pPr>
+            <w:r>
+              <w:t xml:space="preserve">La migración manual usa un segundo cliente para los nuevos inicios, drena los workflows cortos y traslada el estado de los largos. El historial cerrado no se migra</w:t>
+            </w:r>
+          </w:p>
+        </w:tc>
+        <w:tc>
+          <w:tcPr/>
+          <w:p>
+            <w:pPr>
+              <w:pStyle w:val="Compact"/>
+            </w:pPr>
+            <w:r>
+              <w:t xml:space="preserve">(Temporal Technologies, s. f.-b)</w:t>
+            </w:r>
+          </w:p>
+        </w:tc>
+      </w:tr>
+    </w:tbl>
+    <w:bookmarkEnd w:id="93"/>
+    <w:bookmarkStart w:id="94" w:name="X77d1ba284f02d9e6fa6a6b27e2c515bfebaa818"/>
+    <w:p>
+      <w:pPr>
+        <w:pStyle w:val="Heading3"/>
+      </w:pPr>
+      <w:r>
+        <w:t xml:space="preserve">H.2 Azure Durable Functions y Durable Task Scheduler (opción 2)</w:t>
+      </w:r>
+    </w:p>
+    <w:tbl>
+      <w:tblPr>
+        <w:tblStyle w:val="Table"/>
+        <w:tblW w:type="pct" w:w="5000"/>
+        <w:tblLayout w:type="fixed"/>
+        <w:tblLook w:firstRow="1" w:lastRow="0" w:firstColumn="0" w:lastColumn="0" w:noHBand="0" w:noVBand="0" w:val="0020"/>
+      </w:tblPr>
+      <w:tblGrid>
+        <w:gridCol w:w="1980"/>
+        <w:gridCol w:w="1980"/>
+        <w:gridCol w:w="1980"/>
+        <w:gridCol w:w="1980"/>
+      </w:tblGrid>
+      <w:tr>
+        <w:trPr>
+          <w:tblHeader w:val="on"/>
+        </w:trPr>
+        <w:tc>
+          <w:tcPr/>
+          <w:p>
+            <w:pPr>
+              <w:pStyle w:val="Compact"/>
+            </w:pPr>
+            <w:r>
+              <w:t xml:space="preserve">Tema</w:t>
+            </w:r>
+          </w:p>
+        </w:tc>
+        <w:tc>
+          <w:tcPr/>
+          <w:p>
+            <w:pPr>
+              <w:pStyle w:val="Compact"/>
+            </w:pPr>
+            <w:r>
+              <w:t xml:space="preserve">Sección del plan</w:t>
+            </w:r>
+          </w:p>
+        </w:tc>
+        <w:tc>
+          <w:tcPr/>
+          <w:p>
+            <w:pPr>
+              <w:pStyle w:val="Compact"/>
+            </w:pPr>
+            <w:r>
+              <w:t xml:space="preserve">Qué indica la fuente</w:t>
+            </w:r>
+          </w:p>
+        </w:tc>
+        <w:tc>
+          <w:tcPr/>
+          <w:p>
+            <w:pPr>
+              <w:pStyle w:val="Compact"/>
+            </w:pPr>
+            <w:r>
+              <w:t xml:space="preserve">Cita</w:t>
+            </w:r>
+          </w:p>
+        </w:tc>
+      </w:tr>
+      <w:tr>
+        <w:tc>
+          <w:tcPr/>
+          <w:p>
+            <w:pPr>
+              <w:pStyle w:val="Compact"/>
+            </w:pPr>
+            <w:r>
+              <w:t xml:space="preserve">Durable Task Scheduler como backend recomendado</w:t>
+            </w:r>
+          </w:p>
+        </w:tc>
+        <w:tc>
+          <w:tcPr/>
+          <w:p>
+            <w:pPr>
+              <w:pStyle w:val="Compact"/>
+            </w:pPr>
+            <w:r>
+              <w:t xml:space="preserve">04.6 opción 2</w:t>
+            </w:r>
+          </w:p>
+        </w:tc>
+        <w:tc>
+          <w:tcPr/>
+          <w:p>
+            <w:pPr>
+              <w:pStyle w:val="Compact"/>
+            </w:pPr>
+            <w:r>
+              <w:t xml:space="preserve">Es el storage provider recomendado para Durable Functions y los Durable Task SDKs. Conexión gRPC con TLS e identidad de la aplicación</w:t>
+            </w:r>
+          </w:p>
+        </w:tc>
+        <w:tc>
+          <w:tcPr/>
+          <w:p>
+            <w:pPr>
+              <w:pStyle w:val="Compact"/>
+            </w:pPr>
+            <w:r>
+              <w:t xml:space="preserve">(Microsoft, s. f.-d)</w:t>
+            </w:r>
+          </w:p>
+        </w:tc>
+      </w:tr>
+      <w:tr>
+        <w:tc>
+          <w:tcPr/>
+          <w:p>
+            <w:pPr>
+              <w:pStyle w:val="Compact"/>
+            </w:pPr>
+            <w:r>
+              <w:t xml:space="preserve">Backends alternativos</w:t>
+            </w:r>
+          </w:p>
+        </w:tc>
+        <w:tc>
+          <w:tcPr/>
+          <w:p>
+            <w:pPr>
+              <w:pStyle w:val="Compact"/>
+            </w:pPr>
+            <w:r>
+              <w:t xml:space="preserve">04.6 opción 2</w:t>
+            </w:r>
+          </w:p>
+        </w:tc>
+        <w:tc>
+          <w:tcPr/>
+          <w:p>
+            <w:pPr>
+              <w:pStyle w:val="Compact"/>
+            </w:pPr>
+            <w:r>
+              <w:t xml:space="preserve">Durable Functions admite Durable Task Scheduler, Azure Storage, MSSQL y Netherite (soporte de Netherite hasta el 31 de marzo de 2028)</w:t>
+            </w:r>
+          </w:p>
+        </w:tc>
+        <w:tc>
+          <w:tcPr/>
+          <w:p>
+            <w:pPr>
+              <w:pStyle w:val="Compact"/>
+            </w:pPr>
+            <w:r>
+              <w:t xml:space="preserve">(Microsoft, s. f.-f)</w:t>
+            </w:r>
+          </w:p>
+        </w:tc>
+      </w:tr>
+      <w:tr>
+        <w:tc>
+          <w:tcPr/>
+          <w:p>
+            <w:pPr>
+              <w:pStyle w:val="Compact"/>
+            </w:pPr>
+            <w:r>
+              <w:t xml:space="preserve">Hosting fuera de Azure Functions</w:t>
+            </w:r>
+          </w:p>
+        </w:tc>
+        <w:tc>
+          <w:tcPr/>
+          <w:p>
+            <w:pPr>
+              <w:pStyle w:val="Compact"/>
+            </w:pPr>
+            <w:r>
+              <w:t xml:space="preserve">04.6 opción 2</w:t>
+            </w:r>
+          </w:p>
+        </w:tc>
+        <w:tc>
+          <w:tcPr/>
+          <w:p>
+            <w:pPr>
+              <w:pStyle w:val="Compact"/>
+            </w:pPr>
+            <w:r>
+              <w:t xml:space="preserve">Los Durable Task SDKs standalone corren en AKS, Container Apps o VMs y usan solo Durable Task Scheduler. Los backends propios (MSSQL y otros) son de Durable Functions</w:t>
+            </w:r>
+          </w:p>
+        </w:tc>
+        <w:tc>
+          <w:tcPr/>
+          <w:p>
+            <w:pPr>
+              <w:pStyle w:val="Compact"/>
+            </w:pPr>
+            <w:r>
+              <w:t xml:space="preserve">(Microsoft, s. f.-a)</w:t>
+            </w:r>
+          </w:p>
+        </w:tc>
+      </w:tr>
+    </w:tbl>
+    <w:bookmarkEnd w:id="94"/>
+    <w:bookmarkStart w:id="95" w:name="h.3-dapr-workflows-opción-3"/>
+    <w:p>
+      <w:pPr>
+        <w:pStyle w:val="Heading3"/>
+      </w:pPr>
+      <w:r>
+        <w:t xml:space="preserve">H.3 Dapr Workflows (opción 3)</w:t>
+      </w:r>
+    </w:p>
+    <w:tbl>
+      <w:tblPr>
+        <w:tblStyle w:val="Table"/>
+        <w:tblW w:type="pct" w:w="5000"/>
+        <w:tblLayout w:type="fixed"/>
+        <w:tblLook w:firstRow="1" w:lastRow="0" w:firstColumn="0" w:lastColumn="0" w:noHBand="0" w:noVBand="0" w:val="0020"/>
+      </w:tblPr>
+      <w:tblGrid>
+        <w:gridCol w:w="1980"/>
+        <w:gridCol w:w="1980"/>
+        <w:gridCol w:w="1980"/>
+        <w:gridCol w:w="1980"/>
+      </w:tblGrid>
+      <w:tr>
+        <w:trPr>
+          <w:tblHeader w:val="on"/>
+        </w:trPr>
+        <w:tc>
+          <w:tcPr/>
+          <w:p>
+            <w:pPr>
+              <w:pStyle w:val="Compact"/>
+            </w:pPr>
+            <w:r>
+              <w:t xml:space="preserve">Tema</w:t>
+            </w:r>
+          </w:p>
+        </w:tc>
+        <w:tc>
+          <w:tcPr/>
+          <w:p>
+            <w:pPr>
+              <w:pStyle w:val="Compact"/>
+            </w:pPr>
+            <w:r>
+              <w:t xml:space="preserve">Sección del plan</w:t>
+            </w:r>
+          </w:p>
+        </w:tc>
+        <w:tc>
+          <w:tcPr/>
+          <w:p>
+            <w:pPr>
+              <w:pStyle w:val="Compact"/>
+            </w:pPr>
+            <w:r>
+              <w:t xml:space="preserve">Qué indica la fuente</w:t>
+            </w:r>
+          </w:p>
+        </w:tc>
+        <w:tc>
+          <w:tcPr/>
+          <w:p>
+            <w:pPr>
+              <w:pStyle w:val="Compact"/>
+            </w:pPr>
+            <w:r>
+              <w:t xml:space="preserve">Cita</w:t>
+            </w:r>
+          </w:p>
+        </w:tc>
+      </w:tr>
+      <w:tr>
+        <w:tc>
+          <w:tcPr/>
+          <w:p>
+            <w:pPr>
+              <w:pStyle w:val="Compact"/>
+            </w:pPr>
+            <w:r>
+              <w:t xml:space="preserve">Motor de workflows</w:t>
+            </w:r>
+          </w:p>
+        </w:tc>
+        <w:tc>
+          <w:tcPr/>
+          <w:p>
+            <w:pPr>
+              <w:pStyle w:val="Compact"/>
+            </w:pPr>
+            <w:r>
+              <w:t xml:space="preserve">04.6 opción 3</w:t>
+            </w:r>
+          </w:p>
+        </w:tc>
+        <w:tc>
+          <w:tcPr/>
+          <w:p>
+            <w:pPr>
+              <w:pStyle w:val="Compact"/>
+            </w:pPr>
+            <w:r>
+              <w:t xml:space="preserve">El motor corre en el sidecar, está implementado con durabletask-go y usa actores de Dapr. Replay sobre historial de eventos</w:t>
+            </w:r>
+          </w:p>
+        </w:tc>
+        <w:tc>
+          <w:tcPr/>
+          <w:p>
+            <w:pPr>
+              <w:pStyle w:val="Compact"/>
+            </w:pPr>
+            <w:r>
+              <w:t xml:space="preserve">(The Dapr Authors, s. f.-d)</w:t>
+            </w:r>
+          </w:p>
+        </w:tc>
+      </w:tr>
+      <w:tr>
+        <w:tc>
+          <w:tcPr/>
+          <w:p>
+            <w:pPr>
+              <w:pStyle w:val="Compact"/>
+            </w:pPr>
+            <w:r>
+              <w:t xml:space="preserve">State store PostgreSQL</w:t>
+            </w:r>
+          </w:p>
+        </w:tc>
+        <w:tc>
+          <w:tcPr/>
+          <w:p>
+            <w:pPr>
+              <w:pStyle w:val="Compact"/>
+            </w:pPr>
+            <w:r>
+              <w:t xml:space="preserve">04.6 opción 3, B.4</w:t>
+            </w:r>
+          </w:p>
+        </w:tc>
+        <w:tc>
+          <w:tcPr/>
+          <w:p>
+            <w:pPr>
+              <w:pStyle w:val="Compact"/>
+            </w:pPr>
+            <w:r>
+              <w:t xml:space="preserve">PostgreSQL v1 y v2 soportan workflows (estado Stable). Azure Cosmos DB no figura con soporte de workflows</w:t>
+            </w:r>
+          </w:p>
+        </w:tc>
+        <w:tc>
+          <w:tcPr/>
+          <w:p>
+            <w:pPr>
+              <w:pStyle w:val="Compact"/>
+            </w:pPr>
+            <w:r>
+              <w:t xml:space="preserve">(The Dapr Authors, s. f.-b)</w:t>
+            </w:r>
+          </w:p>
+        </w:tc>
+      </w:tr>
+      <w:tr>
+        <w:tc>
+          <w:tcPr/>
+          <w:p>
+            <w:pPr>
+              <w:pStyle w:val="Compact"/>
+            </w:pPr>
+            <w:r>
+              <w:t xml:space="preserve">Exclusión de Cosmos DB</w:t>
+            </w:r>
+          </w:p>
+        </w:tc>
+        <w:tc>
+          <w:tcPr/>
+          <w:p>
+            <w:pPr>
+              <w:pStyle w:val="Compact"/>
+            </w:pPr>
+            <w:r>
+              <w:t xml:space="preserve">04.6 opción 3, B.4</w:t>
+            </w:r>
+          </w:p>
+        </w:tc>
+        <w:tc>
+          <w:tcPr/>
+          <w:p>
+            <w:pPr>
+              <w:pStyle w:val="Compact"/>
+            </w:pPr>
+            <w:r>
+              <w:t xml:space="preserve">Cosmos DB limita a 2 MB y 100 operaciones por transacción; no hay migración de datos de workflow hacia otro store</w:t>
+            </w:r>
+          </w:p>
+        </w:tc>
+        <w:tc>
+          <w:tcPr/>
+          <w:p>
+            <w:pPr>
+              <w:pStyle w:val="Compact"/>
+            </w:pPr>
+            <w:r>
+              <w:t xml:space="preserve">(Microsoft, s. f.-g; The Dapr Authors, s. f.-a)</w:t>
+            </w:r>
+          </w:p>
+        </w:tc>
+      </w:tr>
+      <w:tr>
+        <w:tc>
+          <w:tcPr/>
+          <w:p>
+            <w:pPr>
+              <w:pStyle w:val="Compact"/>
+            </w:pPr>
+            <w:r>
+              <w:t xml:space="preserve">Versiones soportadas</w:t>
+            </w:r>
+          </w:p>
+        </w:tc>
+        <w:tc>
+          <w:tcPr/>
+          <w:p>
+            <w:pPr>
+              <w:pStyle w:val="Compact"/>
+            </w:pPr>
+            <w:r>
+              <w:t xml:space="preserve">04.6 opción 3</w:t>
+            </w:r>
+          </w:p>
+        </w:tc>
+        <w:tc>
+          <w:tcPr/>
+          <w:p>
+            <w:pPr>
+              <w:pStyle w:val="Compact"/>
+            </w:pPr>
+            <w:r>
+              <w:t xml:space="preserve">El proyecto Dapr soporta la versión actual y las dos anteriores (N-2)</w:t>
+            </w:r>
+          </w:p>
+        </w:tc>
+        <w:tc>
+          <w:tcPr/>
+          <w:p>
+            <w:pPr>
+              <w:pStyle w:val="Compact"/>
+            </w:pPr>
+            <w:r>
+              <w:t xml:space="preserve">(The Dapr Authors, s. f.-c)</w:t>
+            </w:r>
+          </w:p>
+        </w:tc>
+      </w:tr>
+      <w:tr>
+        <w:tc>
+          <w:tcPr/>
+          <w:p>
+            <w:pPr>
+              <w:pStyle w:val="Compact"/>
+            </w:pPr>
+            <w:r>
+              <w:t xml:space="preserve">Soporte de Microsoft</w:t>
+            </w:r>
+          </w:p>
+        </w:tc>
+        <w:tc>
+          <w:tcPr/>
+          <w:p>
+            <w:pPr>
+              <w:pStyle w:val="Compact"/>
+            </w:pPr>
+            <w:r>
+              <w:t xml:space="preserve">04.6 opción 3, criterio de selección</w:t>
+            </w:r>
+          </w:p>
+        </w:tc>
+        <w:tc>
+          <w:tcPr/>
+          <w:p>
+            <w:pPr>
+              <w:pStyle w:val="Compact"/>
+            </w:pPr>
+            <w:r>
+              <w:t xml:space="preserve">La extensión de Dapr para AKS sigue la política de soporte de AKS. Los problemas del runtime, las APIs y los componentes se resuelven con el proyecto open source</w:t>
+            </w:r>
+          </w:p>
+        </w:tc>
+        <w:tc>
+          <w:tcPr/>
+          <w:p>
+            <w:pPr>
+              <w:pStyle w:val="Compact"/>
+            </w:pPr>
+            <w:r>
+              <w:t xml:space="preserve">(Microsoft, s. f.-c)</w:t>
+            </w:r>
+          </w:p>
+        </w:tc>
+      </w:tr>
+      <w:tr>
+        <w:tc>
+          <w:tcPr/>
+          <w:p>
+            <w:pPr>
+              <w:pStyle w:val="Compact"/>
+            </w:pPr>
+            <w:r>
+              <w:t xml:space="preserve">Gobierno del proyecto</w:t>
+            </w:r>
+          </w:p>
+        </w:tc>
+        <w:tc>
+          <w:tcPr/>
+          <w:p>
+            <w:pPr>
+              <w:pStyle w:val="Compact"/>
+            </w:pPr>
+            <w:r>
+              <w:t xml:space="preserve">04.6 opción 3</w:t>
+            </w:r>
+          </w:p>
+        </w:tc>
+        <w:tc>
+          <w:tcPr/>
+          <w:p>
+            <w:pPr>
+              <w:pStyle w:val="Compact"/>
+            </w:pPr>
+            <w:r>
+              <w:t xml:space="preserve">Dapr es un proyecto de la CNCF</w:t>
+            </w:r>
+          </w:p>
+        </w:tc>
+        <w:tc>
+          <w:tcPr/>
+          <w:p>
+            <w:pPr>
+              <w:pStyle w:val="Compact"/>
+            </w:pPr>
+            <w:r>
+              <w:t xml:space="preserve">(Cloud Native Computing Foundation, s. f.)</w:t>
+            </w:r>
+          </w:p>
+        </w:tc>
+      </w:tr>
+    </w:tbl>
+    <w:bookmarkEnd w:id="95"/>
+    <w:bookmarkStart w:id="96" w:name="h.4-restate-opción-4"/>
+    <w:p>
+      <w:pPr>
+        <w:pStyle w:val="Heading3"/>
+      </w:pPr>
+      <w:r>
+        <w:t xml:space="preserve">H.4 Restate (opción 4)</w:t>
+      </w:r>
+    </w:p>
+    <w:tbl>
+      <w:tblPr>
+        <w:tblStyle w:val="Table"/>
+        <w:tblW w:type="pct" w:w="5000"/>
+        <w:tblLayout w:type="fixed"/>
+        <w:tblLook w:firstRow="1" w:lastRow="0" w:firstColumn="0" w:lastColumn="0" w:noHBand="0" w:noVBand="0" w:val="0020"/>
+      </w:tblPr>
+      <w:tblGrid>
+        <w:gridCol w:w="1980"/>
+        <w:gridCol w:w="1980"/>
+        <w:gridCol w:w="1980"/>
+        <w:gridCol w:w="1980"/>
+      </w:tblGrid>
+      <w:tr>
+        <w:trPr>
+          <w:tblHeader w:val="on"/>
+        </w:trPr>
+        <w:tc>
+          <w:tcPr/>
+          <w:p>
+            <w:pPr>
+              <w:pStyle w:val="Compact"/>
+            </w:pPr>
+            <w:r>
+              <w:t xml:space="preserve">Tema</w:t>
+            </w:r>
+          </w:p>
+        </w:tc>
+        <w:tc>
+          <w:tcPr/>
+          <w:p>
+            <w:pPr>
+              <w:pStyle w:val="Compact"/>
+            </w:pPr>
+            <w:r>
+              <w:t xml:space="preserve">Sección del plan</w:t>
+            </w:r>
+          </w:p>
+        </w:tc>
+        <w:tc>
+          <w:tcPr/>
+          <w:p>
+            <w:pPr>
+              <w:pStyle w:val="Compact"/>
+            </w:pPr>
+            <w:r>
+              <w:t xml:space="preserve">Qué indica la fuente</w:t>
+            </w:r>
+          </w:p>
+        </w:tc>
+        <w:tc>
+          <w:tcPr/>
+          <w:p>
+            <w:pPr>
+              <w:pStyle w:val="Compact"/>
+            </w:pPr>
+            <w:r>
+              <w:t xml:space="preserve">Cita</w:t>
+            </w:r>
+          </w:p>
+        </w:tc>
+      </w:tr>
+      <w:tr>
+        <w:tc>
+          <w:tcPr/>
+          <w:p>
+            <w:pPr>
+              <w:pStyle w:val="Compact"/>
+            </w:pPr>
+            <w:r>
+              <w:t xml:space="preserve">Licencia del servidor</w:t>
+            </w:r>
+          </w:p>
+        </w:tc>
+        <w:tc>
+          <w:tcPr/>
+          <w:p>
+            <w:pPr>
+              <w:pStyle w:val="Compact"/>
+            </w:pPr>
+            <w:r>
+              <w:t xml:space="preserve">04.6 opción 4, 12</w:t>
+            </w:r>
+          </w:p>
+        </w:tc>
+        <w:tc>
+          <w:tcPr/>
+          <w:p>
+            <w:pPr>
+              <w:pStyle w:val="Compact"/>
+            </w:pPr>
+            <w:r>
+              <w:t xml:space="preserve">Restate Server usa Business Source License 1.1. Permite el despliegue productivo interno; prohíbe ofrecerlo como servicio gestionado a terceros. Cada versión pasa a Apache 2.0 a los cuatro años</w:t>
+            </w:r>
+          </w:p>
+        </w:tc>
+        <w:tc>
+          <w:tcPr/>
+          <w:p>
+            <w:pPr>
+              <w:pStyle w:val="Compact"/>
+            </w:pPr>
+            <w:r>
+              <w:t xml:space="preserve">(Restate, s. f.-d)</w:t>
+            </w:r>
+          </w:p>
+        </w:tc>
+      </w:tr>
+      <w:tr>
+        <w:tc>
+          <w:tcPr/>
+          <w:p>
+            <w:pPr>
+              <w:pStyle w:val="Compact"/>
+            </w:pPr>
+            <w:r>
+              <w:t xml:space="preserve">Modelo y SDKs</w:t>
+            </w:r>
+          </w:p>
+        </w:tc>
+        <w:tc>
+          <w:tcPr/>
+          <w:p>
+            <w:pPr>
+              <w:pStyle w:val="Compact"/>
+            </w:pPr>
+            <w:r>
+              <w:t xml:space="preserve">04.6 opción 4</w:t>
+            </w:r>
+          </w:p>
+        </w:tc>
+        <w:tc>
+          <w:tcPr/>
+          <w:p>
+            <w:pPr>
+              <w:pStyle w:val="Compact"/>
+            </w:pPr>
+            <w:r>
+              <w:t xml:space="preserve">Servidor en un solo binario (Rust). SDKs para TypeScript, Java, Kotlin, Python, Go y Rust</w:t>
+            </w:r>
+          </w:p>
+        </w:tc>
+        <w:tc>
+          <w:tcPr/>
+          <w:p>
+            <w:pPr>
+              <w:pStyle w:val="Compact"/>
+            </w:pPr>
+            <w:r>
+              <w:t xml:space="preserve">(Restate, s. f.-a)</w:t>
+            </w:r>
+          </w:p>
+        </w:tc>
+      </w:tr>
+      <w:tr>
+        <w:tc>
+          <w:tcPr/>
+          <w:p>
+            <w:pPr>
+              <w:pStyle w:val="Compact"/>
+            </w:pPr>
+            <w:r>
+              <w:t xml:space="preserve">Despliegue en AKS</w:t>
+            </w:r>
+          </w:p>
+        </w:tc>
+        <w:tc>
+          <w:tcPr/>
+          <w:p>
+            <w:pPr>
+              <w:pStyle w:val="Compact"/>
+            </w:pPr>
+            <w:r>
+              <w:t xml:space="preserve">04.6 opción 4</w:t>
+            </w:r>
+          </w:p>
+        </w:tc>
+        <w:tc>
+          <w:tcPr/>
+          <w:p>
+            <w:pPr>
+              <w:pStyle w:val="Compact"/>
+            </w:pPr>
+            <w:r>
+              <w:t xml:space="preserve">Restate Operator recomendado para Kubernetes, incluido AKS; Helm chart como alternativa</w:t>
+            </w:r>
+          </w:p>
+        </w:tc>
+        <w:tc>
+          <w:tcPr/>
+          <w:p>
+            <w:pPr>
+              <w:pStyle w:val="Compact"/>
+            </w:pPr>
+            <w:r>
+              <w:t xml:space="preserve">(Restate, s. f.-b)</w:t>
+            </w:r>
+          </w:p>
+        </w:tc>
+      </w:tr>
+      <w:tr>
+        <w:tc>
+          <w:tcPr/>
+          <w:p>
+            <w:pPr>
+              <w:pStyle w:val="Compact"/>
+            </w:pPr>
+            <w:r>
+              <w:t xml:space="preserve">Restate Cloud y plan Enterprise</w:t>
+            </w:r>
+          </w:p>
+        </w:tc>
+        <w:tc>
+          <w:tcPr/>
+          <w:p>
+            <w:pPr>
+              <w:pStyle w:val="Compact"/>
+            </w:pPr>
+            <w:r>
+              <w:t xml:space="preserve">04.6 opción 4</w:t>
+            </w:r>
+          </w:p>
+        </w:tc>
+        <w:tc>
+          <w:tcPr/>
+          <w:p>
+            <w:pPr>
+              <w:pStyle w:val="Compact"/>
+            </w:pPr>
+            <w:r>
+              <w:t xml:space="preserve">Planes de Restate Cloud; Enterprise con condiciones bajo pedido</w:t>
+            </w:r>
+          </w:p>
+        </w:tc>
+        <w:tc>
+          <w:tcPr/>
+          <w:p>
+            <w:pPr>
+              <w:pStyle w:val="Compact"/>
+            </w:pPr>
+            <w:r>
+              <w:t xml:space="preserve">(Restate, s. f.-c)</w:t>
+            </w:r>
+          </w:p>
+        </w:tc>
+      </w:tr>
+    </w:tbl>
+    <w:bookmarkEnd w:id="96"/>
+    <w:bookmarkStart w:id="97" w:name="h.5-azure-red-y-datos"/>
+    <w:p>
+      <w:pPr>
+        <w:pStyle w:val="Heading3"/>
+      </w:pPr>
+      <w:r>
+        <w:t xml:space="preserve">H.5 Azure (red y datos)</w:t>
+      </w:r>
+    </w:p>
+    <w:tbl>
+      <w:tblPr>
+        <w:tblStyle w:val="Table"/>
+        <w:tblW w:type="pct" w:w="5000"/>
+        <w:tblLayout w:type="fixed"/>
+        <w:tblLook w:firstRow="1" w:lastRow="0" w:firstColumn="0" w:lastColumn="0" w:noHBand="0" w:noVBand="0" w:val="0020"/>
+      </w:tblPr>
+      <w:tblGrid>
+        <w:gridCol w:w="1980"/>
+        <w:gridCol w:w="1980"/>
+        <w:gridCol w:w="1980"/>
+        <w:gridCol w:w="1980"/>
+      </w:tblGrid>
+      <w:tr>
+        <w:trPr>
+          <w:tblHeader w:val="on"/>
+        </w:trPr>
+        <w:tc>
+          <w:tcPr/>
+          <w:p>
+            <w:pPr>
+              <w:pStyle w:val="Compact"/>
+            </w:pPr>
+            <w:r>
+              <w:t xml:space="preserve">Tema</w:t>
+            </w:r>
+          </w:p>
+        </w:tc>
+        <w:tc>
+          <w:tcPr/>
+          <w:p>
+            <w:pPr>
+              <w:pStyle w:val="Compact"/>
+            </w:pPr>
+            <w:r>
+              <w:t xml:space="preserve">Sección del plan</w:t>
+            </w:r>
+          </w:p>
+        </w:tc>
+        <w:tc>
+          <w:tcPr/>
+          <w:p>
+            <w:pPr>
+              <w:pStyle w:val="Compact"/>
+            </w:pPr>
+            <w:r>
+              <w:t xml:space="preserve">Qué indica la fuente</w:t>
+            </w:r>
+          </w:p>
+        </w:tc>
+        <w:tc>
+          <w:tcPr/>
+          <w:p>
+            <w:pPr>
+              <w:pStyle w:val="Compact"/>
+            </w:pPr>
+            <w:r>
+              <w:t xml:space="preserve">Cita</w:t>
+            </w:r>
+          </w:p>
+        </w:tc>
+      </w:tr>
+      <w:tr>
+        <w:tc>
+          <w:tcPr/>
+          <w:p>
+            <w:pPr>
+              <w:pStyle w:val="Compact"/>
+            </w:pPr>
+            <w:r>
+              <w:t xml:space="preserve">Internal load balancer</w:t>
+            </w:r>
+          </w:p>
+        </w:tc>
+        <w:tc>
+          <w:tcPr/>
+          <w:p>
+            <w:pPr>
+              <w:pStyle w:val="Compact"/>
+            </w:pPr>
+            <w:r>
+              <w:t xml:space="preserve">04.1, 04.2, 04.3</w:t>
+            </w:r>
+          </w:p>
+        </w:tc>
+        <w:tc>
+          <w:tcPr/>
+          <w:p>
+            <w:pPr>
+              <w:pStyle w:val="Compact"/>
+            </w:pPr>
+            <w:r>
+              <w:t xml:space="preserve">Balanceador interno en AKS, sin IP pública</w:t>
+            </w:r>
+          </w:p>
+        </w:tc>
+        <w:tc>
+          <w:tcPr/>
+          <w:p>
+            <w:pPr>
+              <w:pStyle w:val="Compact"/>
+            </w:pPr>
+            <w:r>
+              <w:t xml:space="preserve">(Microsoft, s. f.-b)</w:t>
+            </w:r>
+          </w:p>
+        </w:tc>
+      </w:tr>
+      <w:tr>
+        <w:tc>
+          <w:tcPr/>
+          <w:p>
+            <w:pPr>
+              <w:pStyle w:val="Compact"/>
+            </w:pPr>
+            <w:r>
+              <w:t xml:space="preserve">Private Link</w:t>
+            </w:r>
+          </w:p>
+        </w:tc>
+        <w:tc>
+          <w:tcPr/>
+          <w:p>
+            <w:pPr>
+              <w:pStyle w:val="Compact"/>
+            </w:pPr>
+            <w:r>
+              <w:t xml:space="preserve">04.1, 04.2, 04.3</w:t>
+            </w:r>
+          </w:p>
+        </w:tc>
+        <w:tc>
+          <w:tcPr/>
+          <w:p>
+            <w:pPr>
+              <w:pStyle w:val="Compact"/>
+            </w:pPr>
+            <w:r>
+              <w:t xml:space="preserve">Acceso privado a servicios de Azure desde la red virtual</w:t>
+            </w:r>
+          </w:p>
+        </w:tc>
+        <w:tc>
+          <w:tcPr/>
+          <w:p>
+            <w:pPr>
+              <w:pStyle w:val="Compact"/>
+            </w:pPr>
+            <w:r>
+              <w:t xml:space="preserve">(Microsoft, s. f.-i)</w:t>
+            </w:r>
+          </w:p>
+        </w:tc>
+      </w:tr>
+      <w:tr>
+        <w:tc>
+          <w:tcPr/>
+          <w:p>
+            <w:pPr>
+              <w:pStyle w:val="Compact"/>
+            </w:pPr>
+            <w:r>
+              <w:t xml:space="preserve">PostgreSQL Flexible Server</w:t>
+            </w:r>
+          </w:p>
+        </w:tc>
+        <w:tc>
+          <w:tcPr/>
+          <w:p>
+            <w:pPr>
+              <w:pStyle w:val="Compact"/>
+            </w:pPr>
+            <w:r>
+              <w:t xml:space="preserve">04.2, B.1</w:t>
+            </w:r>
+          </w:p>
+        </w:tc>
+        <w:tc>
+          <w:tcPr/>
+          <w:p>
+            <w:pPr>
+              <w:pStyle w:val="Compact"/>
+            </w:pPr>
+            <w:r>
+              <w:t xml:space="preserve">Servicio gestionado de PostgreSQL y su alta disponibilidad</w:t>
+            </w:r>
+          </w:p>
+        </w:tc>
+        <w:tc>
+          <w:tcPr/>
+          <w:p>
+            <w:pPr>
+              <w:pStyle w:val="Compact"/>
+            </w:pPr>
+            <w:r>
+              <w:t xml:space="preserve">(Microsoft, s. f.-e, s. f.-h)</w:t>
+            </w:r>
+          </w:p>
+        </w:tc>
+      </w:tr>
+    </w:tbl>
+    <w:p>
+      <w:r>
+        <w:pict>
+          <v:rect style="width:0;height:1.5pt" o:hralign="center" o:hrstd="t" o:hr="t"/>
+        </w:pict>
+      </w:r>
+    </w:p>
+    <w:bookmarkEnd w:id="97"/>
+    <w:bookmarkEnd w:id="98"/>
+    <w:bookmarkStart w:id="102" w:name="X89676eb590586fc5ae56c244751074e80668d1b"/>
+    <w:p>
+      <w:pPr>
+        <w:pStyle w:val="Heading2"/>
+      </w:pPr>
+      <w:r>
+        <w:t xml:space="preserve">Anexo I. Marco normativo y buenas prácticas</w:t>
+      </w:r>
+    </w:p>
+    <w:p>
+      <w:pPr>
+        <w:pStyle w:val="FirstParagraph"/>
+      </w:pPr>
+      <w:r>
+        <w:t xml:space="preserve">Normas y guías con las que es consistente la estructura del plan, consultadas el 30 de septiembre de 2026. Las normas de la Superintendencia de Banca, Seguros y AFP (SBS) son exigibles al Banco. Las referencias internacionales no son exigibles en Perú; se usan como buena práctica de la industria. Legal y RNF confirman la vigencia de las versiones citadas y la calificación del servicio como significativo. Las citas siguen el formato APA (7.ª edición) y remiten al Anexo J.</w:t>
+      </w:r>
+    </w:p>
+    <w:bookmarkStart w:id="99" w:name="i.1-normativa-sbs"/>
+    <w:p>
+      <w:pPr>
+        <w:pStyle w:val="Heading3"/>
+      </w:pPr>
+      <w:r>
+        <w:t xml:space="preserve">I.1 Normativa SBS</w:t>
+      </w:r>
+    </w:p>
+    <w:tbl>
+      <w:tblPr>
+        <w:tblStyle w:val="Table"/>
+        <w:tblW w:type="pct" w:w="5000"/>
+        <w:tblLayout w:type="fixed"/>
+        <w:tblLook w:firstRow="1" w:lastRow="0" w:firstColumn="0" w:lastColumn="0" w:noHBand="0" w:noVBand="0" w:val="0020"/>
+      </w:tblPr>
+      <w:tblGrid>
+        <w:gridCol w:w="1980"/>
+        <w:gridCol w:w="1980"/>
+        <w:gridCol w:w="1980"/>
+        <w:gridCol w:w="1980"/>
+      </w:tblGrid>
+      <w:tr>
+        <w:trPr>
+          <w:tblHeader w:val="on"/>
+        </w:trPr>
+        <w:tc>
+          <w:tcPr/>
+          <w:p>
+            <w:pPr>
+              <w:pStyle w:val="Compact"/>
+            </w:pPr>
+            <w:r>
+              <w:t xml:space="preserve">Norma</w:t>
+            </w:r>
+          </w:p>
+        </w:tc>
+        <w:tc>
+          <w:tcPr/>
+          <w:p>
+            <w:pPr>
+              <w:pStyle w:val="Compact"/>
+            </w:pPr>
+            <w:r>
+              <w:t xml:space="preserve">Disposición</w:t>
+            </w:r>
+          </w:p>
+        </w:tc>
+        <w:tc>
+          <w:tcPr/>
+          <w:p>
+            <w:pPr>
+              <w:pStyle w:val="Compact"/>
+            </w:pPr>
+            <w:r>
+              <w:t xml:space="preserve">Qué exige</w:t>
+            </w:r>
+          </w:p>
+        </w:tc>
+        <w:tc>
+          <w:tcPr/>
+          <w:p>
+            <w:pPr>
+              <w:pStyle w:val="Compact"/>
+            </w:pPr>
+            <w:r>
+              <w:t xml:space="preserve">Sección del plan</w:t>
+            </w:r>
+          </w:p>
+        </w:tc>
+      </w:tr>
+      <w:tr>
+        <w:tc>
+          <w:tcPr/>
+          <w:p>
+            <w:pPr>
+              <w:pStyle w:val="Compact"/>
+            </w:pPr>
+            <w:r>
+              <w:t xml:space="preserve">Reglamento para la Gestión de la Seguridad de la Información y la Ciberseguridad (SBS, 2021)</w:t>
+            </w:r>
+          </w:p>
+        </w:tc>
+        <w:tc>
+          <w:tcPr/>
+          <w:p>
+            <w:pPr>
+              <w:pStyle w:val="Compact"/>
+            </w:pPr>
+            <w:r>
+              <w:t xml:space="preserve">Art. 24.2 c)</w:t>
+            </w:r>
+          </w:p>
+        </w:tc>
+        <w:tc>
+          <w:tcPr/>
+          <w:p>
+            <w:pPr>
+              <w:pStyle w:val="Compact"/>
+            </w:pPr>
+            <w:r>
+              <w:t xml:space="preserve">Para un servicio significativo de procesamiento de datos provisto por terceros, incluidos servicios en nube: contar con una estrategia de salida que permita retomar operaciones por cuenta propia o mediante otro proveedor, con las acciones para migrar la información a recursos de la empresa o de otro proveedor</w:t>
+            </w:r>
+          </w:p>
+        </w:tc>
+        <w:tc>
+          <w:tcPr/>
+          <w:p>
+            <w:pPr>
+              <w:pStyle w:val="Compact"/>
+            </w:pPr>
+            <w:r>
+              <w:t xml:space="preserve">Ficha (función), 04, 04.6, 09, 14</w:t>
+            </w:r>
+          </w:p>
+        </w:tc>
+      </w:tr>
+      <w:tr>
+        <w:tc>
+          <w:tcPr/>
+          <w:p>
+            <w:pPr>
+              <w:pStyle w:val="Compact"/>
+            </w:pPr>
+            <w:r>
+              <w:t xml:space="preserve">(SBS, 2021)</w:t>
+            </w:r>
+          </w:p>
+        </w:tc>
+        <w:tc>
+          <w:tcPr/>
+          <w:p>
+            <w:pPr>
+              <w:pStyle w:val="Compact"/>
+            </w:pPr>
+            <w:r>
+              <w:t xml:space="preserve">Art. 24.2 e)</w:t>
+            </w:r>
+          </w:p>
+        </w:tc>
+        <w:tc>
+          <w:tcPr/>
+          <w:p>
+            <w:pPr>
+              <w:pStyle w:val="Compact"/>
+            </w:pPr>
+            <w:r>
+              <w:t xml:space="preserve">Asegurar que la información confidencial en custodia del proveedor se elimine definitivamente al resolver el contrato</w:t>
+            </w:r>
+          </w:p>
+        </w:tc>
+        <w:tc>
+          <w:tcPr/>
+          <w:p>
+            <w:pPr>
+              <w:pStyle w:val="Compact"/>
+            </w:pPr>
+            <w:r>
+              <w:t xml:space="preserve">08, 11 (cierre seguro)</w:t>
+            </w:r>
+          </w:p>
+        </w:tc>
+      </w:tr>
+      <w:tr>
+        <w:tc>
+          <w:tcPr/>
+          <w:p>
+            <w:pPr>
+              <w:pStyle w:val="Compact"/>
+            </w:pPr>
+            <w:r>
+              <w:t xml:space="preserve">(SBS, 2021)</w:t>
+            </w:r>
+          </w:p>
+        </w:tc>
+        <w:tc>
+          <w:tcPr/>
+          <w:p>
+            <w:pPr>
+              <w:pStyle w:val="Compact"/>
+            </w:pPr>
+            <w:r>
+              <w:t xml:space="preserve">Art. 24.2 d)</w:t>
+            </w:r>
+          </w:p>
+        </w:tc>
+        <w:tc>
+          <w:tcPr/>
+          <w:p>
+            <w:pPr>
+              <w:pStyle w:val="Compact"/>
+            </w:pPr>
+            <w:r>
+              <w:t xml:space="preserve">Mantener un inventario de los servicios que el proveedor contrata a su vez con terceros (contratación en cadena)</w:t>
+            </w:r>
+          </w:p>
+        </w:tc>
+        <w:tc>
+          <w:tcPr/>
+          <w:p>
+            <w:pPr>
+              <w:pStyle w:val="Compact"/>
+            </w:pPr>
+            <w:r>
+              <w:t xml:space="preserve">No cubierto. Ver I.3</w:t>
+            </w:r>
+          </w:p>
+        </w:tc>
+      </w:tr>
+      <w:tr>
+        <w:tc>
+          <w:tcPr/>
+          <w:p>
+            <w:pPr>
+              <w:pStyle w:val="Compact"/>
+            </w:pPr>
+            <w:r>
+              <w:t xml:space="preserve">(SBS, 2021)</w:t>
+            </w:r>
+          </w:p>
+        </w:tc>
+        <w:tc>
+          <w:tcPr/>
+          <w:p>
+            <w:pPr>
+              <w:pStyle w:val="Compact"/>
+            </w:pPr>
+            <w:r>
+              <w:t xml:space="preserve">Art. 24.3</w:t>
+            </w:r>
+          </w:p>
+        </w:tc>
+        <w:tc>
+          <w:tcPr/>
+          <w:p>
+            <w:pPr>
+              <w:pStyle w:val="Compact"/>
+            </w:pPr>
+            <w:r>
+              <w:t xml:space="preserve">Informar a la SBS sobre el servicio contratado, el proveedor y la infraestructura, como máximo 30 días calendario después de iniciar la provisión</w:t>
+            </w:r>
+          </w:p>
+        </w:tc>
+        <w:tc>
+          <w:tcPr/>
+          <w:p>
+            <w:pPr>
+              <w:pStyle w:val="Compact"/>
+            </w:pPr>
+            <w:r>
+              <w:t xml:space="preserve">13 (supervisor, si corresponde), aplicable si el destino aprobado es un nuevo proveedor</w:t>
+            </w:r>
+          </w:p>
+        </w:tc>
+      </w:tr>
+      <w:tr>
+        <w:tc>
+          <w:tcPr/>
+          <w:p>
+            <w:pPr>
+              <w:pStyle w:val="Compact"/>
+            </w:pPr>
+            <w:r>
+              <w:t xml:space="preserve">Reglamento para la Gestión de la Continuidad del Negocio (SBS, 2020)</w:t>
+            </w:r>
+          </w:p>
+        </w:tc>
+        <w:tc>
+          <w:tcPr/>
+          <w:p>
+            <w:pPr>
+              <w:pStyle w:val="Compact"/>
+            </w:pPr>
+            <w:r>
+              <w:t xml:space="preserve">Art. 7.2 y 7.3</w:t>
+            </w:r>
+          </w:p>
+        </w:tc>
+        <w:tc>
+          <w:tcPr/>
+          <w:p>
+            <w:pPr>
+              <w:pStyle w:val="Compact"/>
+            </w:pPr>
+            <w:r>
+              <w:t xml:space="preserve">Análisis de impacto (PMTI, TOR, recursos de terceros) y evaluación de riesgos que incluya puntos únicos de falla y el escenario de recursos de terceros no disponibles</w:t>
+            </w:r>
+          </w:p>
+        </w:tc>
+        <w:tc>
+          <w:tcPr/>
+          <w:p>
+            <w:pPr>
+              <w:pStyle w:val="Compact"/>
+            </w:pPr>
+            <w:r>
+              <w:t xml:space="preserve">01, 03, 05</w:t>
+            </w:r>
+          </w:p>
+        </w:tc>
+      </w:tr>
+      <w:tr>
+        <w:tc>
+          <w:tcPr/>
+          <w:p>
+            <w:pPr>
+              <w:pStyle w:val="Compact"/>
+            </w:pPr>
+            <w:r>
+              <w:t xml:space="preserve">(SBS, 2020)</w:t>
+            </w:r>
+          </w:p>
+        </w:tc>
+        <w:tc>
+          <w:tcPr/>
+          <w:p>
+            <w:pPr>
+              <w:pStyle w:val="Compact"/>
+            </w:pPr>
+            <w:r>
+              <w:t xml:space="preserve">Art. 8.2 b)</w:t>
+            </w:r>
+          </w:p>
+        </w:tc>
+        <w:tc>
+          <w:tcPr/>
+          <w:p>
+            <w:pPr>
+              <w:pStyle w:val="Compact"/>
+            </w:pPr>
+            <w:r>
+              <w:t xml:space="preserve">Las estrategias de continuidad, aprobadas por el directorio, consideran la falla o indisponibilidad de servicios de terceros</w:t>
+            </w:r>
+          </w:p>
+        </w:tc>
+        <w:tc>
+          <w:tcPr/>
+          <w:p>
+            <w:pPr>
+              <w:pStyle w:val="Compact"/>
+            </w:pPr>
+            <w:r>
+              <w:t xml:space="preserve">03, 04.5, 10</w:t>
+            </w:r>
+          </w:p>
+        </w:tc>
+      </w:tr>
+      <w:tr>
+        <w:tc>
+          <w:tcPr/>
+          <w:p>
+            <w:pPr>
+              <w:pStyle w:val="Compact"/>
+            </w:pPr>
+            <w:r>
+              <w:t xml:space="preserve">(SBS, 2020)</w:t>
+            </w:r>
+          </w:p>
+        </w:tc>
+        <w:tc>
+          <w:tcPr/>
+          <w:p>
+            <w:pPr>
+              <w:pStyle w:val="Compact"/>
+            </w:pPr>
+            <w:r>
+              <w:t xml:space="preserve">Pruebas y reporte de interrupción significativa</w:t>
+            </w:r>
+          </w:p>
+        </w:tc>
+        <w:tc>
+          <w:tcPr/>
+          <w:p>
+            <w:pPr>
+              <w:pStyle w:val="Compact"/>
+            </w:pPr>
+            <w:r>
+              <w:t xml:space="preserve">Pruebas periódicas de los planes y reporte a la SBS de eventos de interrupción significativa</w:t>
+            </w:r>
+          </w:p>
+        </w:tc>
+        <w:tc>
+          <w:tcPr/>
+          <w:p>
+            <w:pPr>
+              <w:pStyle w:val="Compact"/>
+            </w:pPr>
+            <w:r>
+              <w:t xml:space="preserve">12 (pruebas del plan), 13</w:t>
+            </w:r>
+          </w:p>
+        </w:tc>
+      </w:tr>
+      <w:tr>
+        <w:tc>
+          <w:tcPr/>
+          <w:p>
+            <w:pPr>
+              <w:pStyle w:val="Compact"/>
+            </w:pPr>
+            <w:r>
+              <w:t xml:space="preserve">Reglamento para la Gestión del Riesgo Operacional, texto actualizado con la Res. SBS N.° 877-2020 (SBS, 2009)</w:t>
+            </w:r>
+          </w:p>
+        </w:tc>
+        <w:tc>
+          <w:tcPr/>
+          <w:p>
+            <w:pPr>
+              <w:pStyle w:val="Compact"/>
+            </w:pPr>
+            <w:r>
+              <w:t xml:space="preserve">Gestión de proveedores</w:t>
+            </w:r>
+          </w:p>
+        </w:tc>
+        <w:tc>
+          <w:tcPr/>
+          <w:p>
+            <w:pPr>
+              <w:pStyle w:val="Compact"/>
+            </w:pPr>
+            <w:r>
+              <w:t xml:space="preserve">Gestión del riesgo operacional en servicios provistos por terceros</w:t>
+            </w:r>
+          </w:p>
+        </w:tc>
+        <w:tc>
+          <w:tcPr/>
+          <w:p>
+            <w:pPr>
+              <w:pStyle w:val="Compact"/>
+            </w:pPr>
+            <w:r>
+              <w:t xml:space="preserve">01 (inventario), 07, 12 (riesgo residual)</w:t>
+            </w:r>
+          </w:p>
+        </w:tc>
+      </w:tr>
+      <w:tr>
+        <w:tc>
+          <w:tcPr/>
+          <w:p>
+            <w:pPr>
+              <w:pStyle w:val="Compact"/>
+            </w:pPr>
+            <w:r>
+              <w:t xml:space="preserve">Reglamento de Gobierno Corporativo y de la Gestión Integral de Riesgos (SBS, 2017)</w:t>
+            </w:r>
+          </w:p>
+        </w:tc>
+        <w:tc>
+          <w:tcPr/>
+          <w:p>
+            <w:pPr>
+              <w:pStyle w:val="Compact"/>
+            </w:pPr>
+            <w:r>
+              <w:t xml:space="preserve">Subcontratación significativa</w:t>
+            </w:r>
+          </w:p>
+        </w:tc>
+        <w:tc>
+          <w:tcPr/>
+          <w:p>
+            <w:pPr>
+              <w:pStyle w:val="Compact"/>
+            </w:pPr>
+            <w:r>
+              <w:t xml:space="preserve">Gobierno y gestión de riesgos de la subcontratación significativa</w:t>
+            </w:r>
+          </w:p>
+        </w:tc>
+        <w:tc>
+          <w:tcPr/>
+          <w:p>
+            <w:pPr>
+              <w:pStyle w:val="Compact"/>
+            </w:pPr>
+            <w:r>
+              <w:t xml:space="preserve">07, Ficha (gobierno)</w:t>
+            </w:r>
+          </w:p>
+        </w:tc>
+      </w:tr>
+    </w:tbl>
+    <w:bookmarkEnd w:id="99"/>
+    <w:bookmarkStart w:id="100" w:name="i.2-referencias-internacionales"/>
+    <w:p>
+      <w:pPr>
+        <w:pStyle w:val="Heading3"/>
+      </w:pPr>
+      <w:r>
+        <w:t xml:space="preserve">I.2 Referencias internacionales</w:t>
+      </w:r>
+    </w:p>
+    <w:tbl>
+      <w:tblPr>
+        <w:tblStyle w:val="Table"/>
+        <w:tblW w:type="pct" w:w="5000"/>
+        <w:tblLayout w:type="fixed"/>
+        <w:tblLook w:firstRow="1" w:lastRow="0" w:firstColumn="0" w:lastColumn="0" w:noHBand="0" w:noVBand="0" w:val="0020"/>
+      </w:tblPr>
+      <w:tblGrid>
+        <w:gridCol w:w="1980"/>
+        <w:gridCol w:w="1980"/>
+        <w:gridCol w:w="1980"/>
+        <w:gridCol w:w="1980"/>
+      </w:tblGrid>
+      <w:tr>
+        <w:trPr>
+          <w:tblHeader w:val="on"/>
+        </w:trPr>
+        <w:tc>
+          <w:tcPr/>
+          <w:p>
+            <w:pPr>
+              <w:pStyle w:val="Compact"/>
+            </w:pPr>
+            <w:r>
+              <w:t xml:space="preserve">Referencia</w:t>
+            </w:r>
+          </w:p>
+        </w:tc>
+        <w:tc>
+          <w:tcPr/>
+          <w:p>
+            <w:pPr>
+              <w:pStyle w:val="Compact"/>
+            </w:pPr>
+            <w:r>
+              <w:t xml:space="preserve">Disposición</w:t>
+            </w:r>
+          </w:p>
+        </w:tc>
+        <w:tc>
+          <w:tcPr/>
+          <w:p>
+            <w:pPr>
+              <w:pStyle w:val="Compact"/>
+            </w:pPr>
+            <w:r>
+              <w:t xml:space="preserve">Qué indica</w:t>
+            </w:r>
+          </w:p>
+        </w:tc>
+        <w:tc>
+          <w:tcPr/>
+          <w:p>
+            <w:pPr>
+              <w:pStyle w:val="Compact"/>
+            </w:pPr>
+            <w:r>
+              <w:t xml:space="preserve">Sección del plan</w:t>
+            </w:r>
+          </w:p>
+        </w:tc>
+      </w:tr>
+      <w:tr>
+        <w:tc>
+          <w:tcPr/>
+          <w:p>
+            <w:pPr>
+              <w:pStyle w:val="Compact"/>
+            </w:pPr>
+            <w:r>
+              <w:t xml:space="preserve">PRA SS2/21, Outsourcing and third party risk management (Prudential Regulation Authority, 2024)</w:t>
+            </w:r>
+          </w:p>
+        </w:tc>
+        <w:tc>
+          <w:tcPr/>
+          <w:p>
+            <w:pPr>
+              <w:pStyle w:val="Compact"/>
+            </w:pPr>
+            <w:r>
+              <w:t xml:space="preserve">Cap. 10, párr. 10.10 a 10.19</w:t>
+            </w:r>
+          </w:p>
+        </w:tc>
+        <w:tc>
+          <w:tcPr/>
+          <w:p>
+            <w:pPr>
+              <w:pStyle w:val="Compact"/>
+            </w:pPr>
+            <w:r>
+              <w:t xml:space="preserve">Los planes de salida cubren la salida estresada (stressed exit), documentada y probada. Es la mitigación de último recurso ante una interrupción, citando como ejemplo la insolvencia o liquidación del proveedor. Identificar formas viables de salida y medidas temporales</w:t>
+            </w:r>
+          </w:p>
+        </w:tc>
+        <w:tc>
+          <w:tcPr/>
+          <w:p>
+            <w:pPr>
+              <w:pStyle w:val="Compact"/>
+            </w:pPr>
+            <w:r>
+              <w:t xml:space="preserve">Principio 4, 03, 04.5, 06, Anexo E.2</w:t>
+            </w:r>
+          </w:p>
+        </w:tc>
+      </w:tr>
+      <w:tr>
+        <w:tc>
+          <w:tcPr/>
+          <w:p>
+            <w:pPr>
+              <w:pStyle w:val="Compact"/>
+            </w:pPr>
+            <w:r>
+              <w:t xml:space="preserve">Principles for the sound management of third-party risk (Basel Committee on Banking Supervision, 2025)</w:t>
+            </w:r>
+          </w:p>
+        </w:tc>
+        <w:tc>
+          <w:tcPr/>
+          <w:p>
+            <w:pPr>
+              <w:pStyle w:val="Compact"/>
+            </w:pPr>
+            <w:r>
+              <w:t xml:space="preserve">Principio 9, párr. 63 a 66</w:t>
+            </w:r>
+          </w:p>
+        </w:tc>
+        <w:tc>
+          <w:tcPr/>
+          <w:p>
+            <w:pPr>
+              <w:pStyle w:val="Compact"/>
+            </w:pPr>
+            <w:r>
+              <w:t xml:space="preserve">Exit plans para terminación planificada y exit strategies para terminación no planificada, basadas en escenarios plausibles y proporcionales a la criticidad y sustituibilidad del servicio</w:t>
+            </w:r>
+          </w:p>
+        </w:tc>
+        <w:tc>
+          <w:tcPr/>
+          <w:p>
+            <w:pPr>
+              <w:pStyle w:val="Compact"/>
+            </w:pPr>
+            <w:r>
+              <w:t xml:space="preserve">Principio 4, 03, 04.4, 04.5, Anexo E</w:t>
+            </w:r>
+          </w:p>
+        </w:tc>
+      </w:tr>
+      <w:tr>
+        <w:tc>
+          <w:tcPr/>
+          <w:p>
+            <w:pPr>
+              <w:pStyle w:val="Compact"/>
+            </w:pPr>
+            <w:r>
+              <w:t xml:space="preserve">DORA (Reglamento [UE] 2022/2554, 2022)</w:t>
+            </w:r>
+          </w:p>
+        </w:tc>
+        <w:tc>
+          <w:tcPr/>
+          <w:p>
+            <w:pPr>
+              <w:pStyle w:val="Compact"/>
+            </w:pPr>
+            <w:r>
+              <w:t xml:space="preserve">Art. 28.8</w:t>
+            </w:r>
+          </w:p>
+        </w:tc>
+        <w:tc>
+          <w:tcPr/>
+          <w:p>
+            <w:pPr>
+              <w:pStyle w:val="Compact"/>
+            </w:pPr>
+            <w:r>
+              <w:t xml:space="preserve">Estrategias de salida documentadas para servicios TIC que soportan funciones críticas, con planes de salida probados periódicamente y soluciones alternativas identificadas</w:t>
+            </w:r>
+          </w:p>
+        </w:tc>
+        <w:tc>
+          <w:tcPr/>
+          <w:p>
+            <w:pPr>
+              <w:pStyle w:val="Compact"/>
+            </w:pPr>
+            <w:r>
+              <w:t xml:space="preserve">04.6, 09, 12</w:t>
+            </w:r>
+          </w:p>
+        </w:tc>
+      </w:tr>
+      <w:tr>
+        <w:tc>
+          <w:tcPr/>
+          <w:p>
+            <w:pPr>
+              <w:pStyle w:val="Compact"/>
+            </w:pPr>
+            <w:r>
+              <w:t xml:space="preserve">EBA/GL/2019/02, Guidelines on outsourcing arrangements (European Banking Authority, 2019)</w:t>
+            </w:r>
+          </w:p>
+        </w:tc>
+        <w:tc>
+          <w:tcPr/>
+          <w:p>
+            <w:pPr>
+              <w:pStyle w:val="Compact"/>
+            </w:pPr>
+            <w:r>
+              <w:t xml:space="preserve">Sección 15, párr. 106 a 108</w:t>
+            </w:r>
+          </w:p>
+        </w:tc>
+        <w:tc>
+          <w:tcPr/>
+          <w:p>
+            <w:pPr>
+              <w:pStyle w:val="Compact"/>
+            </w:pPr>
+            <w:r>
+              <w:t xml:space="preserve">Exit plan documentado y probado; soluciones alternativas y plan de transición; objetivos, análisis de impacto, roles y recursos, criterios de éxito e indicadores que disparan la salida</w:t>
+            </w:r>
+          </w:p>
+        </w:tc>
+        <w:tc>
+          <w:tcPr/>
+          <w:p>
+            <w:pPr>
+              <w:pStyle w:val="Compact"/>
+            </w:pPr>
+            <w:r>
+              <w:t xml:space="preserve">02, 05, 06, 07, 11</w:t>
+            </w:r>
+          </w:p>
+        </w:tc>
+      </w:tr>
+      <w:tr>
+        <w:tc>
+          <w:tcPr/>
+          <w:p>
+            <w:pPr>
+              <w:pStyle w:val="Compact"/>
+            </w:pPr>
+            <w:r>
+              <w:t xml:space="preserve">ISO 22301, Business continuity management systems (International Organization for Standardization, 2019)</w:t>
+            </w:r>
+          </w:p>
+        </w:tc>
+        <w:tc>
+          <w:tcPr/>
+          <w:p>
+            <w:pPr>
+              <w:pStyle w:val="Compact"/>
+            </w:pPr>
+            <w:r>
+              <w:t xml:space="preserve">Norma completa</w:t>
+            </w:r>
+          </w:p>
+        </w:tc>
+        <w:tc>
+          <w:tcPr/>
+          <w:p>
+            <w:pPr>
+              <w:pStyle w:val="Compact"/>
+            </w:pPr>
+            <w:r>
+              <w:t xml:space="preserve">Sistema de gestión de continuidad del negocio. La Res. SBS N.° 877-2020 toma como referencia esta norma</w:t>
+            </w:r>
+          </w:p>
+        </w:tc>
+        <w:tc>
+          <w:tcPr/>
+          <w:p>
+            <w:pPr>
+              <w:pStyle w:val="Compact"/>
+            </w:pPr>
+            <w:r>
+              <w:t xml:space="preserve">05, 10, 12</w:t>
+            </w:r>
+          </w:p>
+        </w:tc>
+      </w:tr>
+    </w:tbl>
+    <w:bookmarkEnd w:id="100"/>
+    <w:bookmarkStart w:id="101" w:name="i.3-brechas-frente-al-marco"/>
+    <w:p>
+      <w:pPr>
+        <w:pStyle w:val="Heading3"/>
+      </w:pPr>
+      <w:r>
+        <w:t xml:space="preserve">I.3 Brechas frente al marco</w:t>
+      </w:r>
+    </w:p>
+    <w:tbl>
+      <w:tblPr>
+        <w:tblStyle w:val="Table"/>
+        <w:tblW w:type="pct" w:w="5000"/>
+        <w:tblLayout w:type="fixed"/>
+        <w:tblLook w:firstRow="1" w:lastRow="0" w:firstColumn="0" w:lastColumn="0" w:noHBand="0" w:noVBand="0" w:val="0020"/>
+      </w:tblPr>
+      <w:tblGrid>
+        <w:gridCol w:w="2640"/>
+        <w:gridCol w:w="2640"/>
+        <w:gridCol w:w="2640"/>
+      </w:tblGrid>
+      <w:tr>
+        <w:trPr>
+          <w:tblHeader w:val="on"/>
+        </w:trPr>
+        <w:tc>
+          <w:tcPr/>
+          <w:p>
+            <w:pPr>
+              <w:pStyle w:val="Compact"/>
+            </w:pPr>
+            <w:r>
+              <w:t xml:space="preserve">Requisito</w:t>
+            </w:r>
+          </w:p>
+        </w:tc>
+        <w:tc>
+          <w:tcPr/>
+          <w:p>
+            <w:pPr>
+              <w:pStyle w:val="Compact"/>
+            </w:pPr>
+            <w:r>
+              <w:t xml:space="preserve">Situación en el plan</w:t>
+            </w:r>
+          </w:p>
+        </w:tc>
+        <w:tc>
+          <w:tcPr/>
+          <w:p>
+            <w:pPr>
+              <w:pStyle w:val="Compact"/>
+            </w:pPr>
+            <w:r>
+              <w:t xml:space="preserve">Responsable sugerido</w:t>
+            </w:r>
+          </w:p>
+        </w:tc>
+      </w:tr>
+      <w:tr>
+        <w:tc>
+          <w:tcPr/>
+          <w:p>
+            <w:pPr>
+              <w:pStyle w:val="Compact"/>
+            </w:pPr>
+            <w:r>
+              <w:t xml:space="preserve">Inventario de contratación en cadena (SBS, 2021, art. 24.2 d)</w:t>
+            </w:r>
+          </w:p>
+        </w:tc>
+        <w:tc>
+          <w:tcPr/>
+          <w:p>
+            <w:pPr>
+              <w:pStyle w:val="Compact"/>
+            </w:pPr>
+            <w:r>
+              <w:t xml:space="preserve">No se documentan los terceros de Temporal Cloud (proveedores de nube AWS y GCP, entre otros)</w:t>
+            </w:r>
+          </w:p>
+        </w:tc>
+        <w:tc>
+          <w:tcPr/>
+          <w:p>
+            <w:pPr>
+              <w:pStyle w:val="Compact"/>
+            </w:pPr>
+            <w:r>
+              <w:t xml:space="preserve">Compras / RNF</w:t>
+            </w:r>
+          </w:p>
+        </w:tc>
+      </w:tr>
+      <w:tr>
+        <w:tc>
+          <w:tcPr/>
+          <w:p>
+            <w:pPr>
+              <w:pStyle w:val="Compact"/>
+            </w:pPr>
+            <w:r>
+              <w:t xml:space="preserve">Reporte a la SBS del nuevo proveedor (SBS, 2021, art. 24.3)</w:t>
+            </w:r>
+          </w:p>
+        </w:tc>
+        <w:tc>
+          <w:tcPr/>
+          <w:p>
+            <w:pPr>
+              <w:pStyle w:val="Compact"/>
+            </w:pPr>
+            <w:r>
+              <w:t xml:space="preserve">Mencionado como</w:t>
+            </w:r>
+            <w:r>
+              <w:t xml:space="preserve"> </w:t>
+            </w:r>
+            <w:r>
+              <w:t xml:space="preserve">“si corresponde”</w:t>
+            </w:r>
+            <w:r>
+              <w:t xml:space="preserve"> </w:t>
+            </w:r>
+            <w:r>
+              <w:t xml:space="preserve">en la sección 13, sin plazo</w:t>
+            </w:r>
+          </w:p>
+        </w:tc>
+        <w:tc>
+          <w:tcPr/>
+          <w:p>
+            <w:pPr>
+              <w:pStyle w:val="Compact"/>
+            </w:pPr>
+            <w:r>
+              <w:t xml:space="preserve">Legal / RNF</w:t>
+            </w:r>
+          </w:p>
+        </w:tc>
+      </w:tr>
+    </w:tbl>
+    <w:p>
+      <w:r>
+        <w:pict>
+          <v:rect style="width:0;height:1.5pt" o:hralign="center" o:hrstd="t" o:hr="t"/>
+        </w:pict>
+      </w:r>
+    </w:p>
+    <w:bookmarkEnd w:id="101"/>
+    <w:bookmarkEnd w:id="102"/>
+    <w:bookmarkStart w:id="142" w:name="anexo-j.-referencias"/>
+    <w:p>
+      <w:pPr>
+        <w:pStyle w:val="Heading2"/>
+      </w:pPr>
+      <w:r>
+        <w:t xml:space="preserve">Anexo J. Referencias</w:t>
+      </w:r>
+    </w:p>
+    <w:p>
+      <w:pPr>
+        <w:pStyle w:val="FirstParagraph"/>
+      </w:pPr>
+      <w:r>
+        <w:t xml:space="preserve">Formato APA (7.ª edición). Las páginas de documentación de los proveedores no tienen fecha de publicación (s. f.) y cambian con cada versión, por lo que incluyen la fecha de consulta.</w:t>
+      </w:r>
+    </w:p>
+    <w:p>
+      <w:pPr>
+        <w:pStyle w:val="BodyText"/>
+        <w:ind w:left="720" w:hanging="720"/>
+      </w:pPr>
+      <w:r>
+        <w:t xml:space="preserve">Basel Committee on Banking Supervision. (2025).</w:t>
+      </w:r>
+      <w:r>
+        <w:t xml:space="preserve"> </w:t>
+      </w:r>
+      <w:r>
+        <w:rPr>
+          <w:i/>
+          <w:iCs/>
+        </w:rPr>
+        <w:t xml:space="preserve">Principles for the sound management of third-party risk</w:t>
+      </w:r>
+      <w:r>
+        <w:t xml:space="preserve">. Bank for International Settlements.</w:t>
+      </w:r>
+      <w:r>
+        <w:t xml:space="preserve"> </w:t>
+      </w:r>
+      <w:hyperlink r:id="rId103">
+        <w:r>
+          <w:rPr>
+            <w:rStyle w:val="Hyperlink"/>
+          </w:rPr>
+          <w:t xml:space="preserve">https://www.bis.org/publications/202512-guidelines-principles-sound-management-third-party-risk.pdf</w:t>
+        </w:r>
+      </w:hyperlink>
+    </w:p>
+    <w:p>
+      <w:pPr>
+        <w:pStyle w:val="BodyText"/>
+        <w:ind w:left="720" w:hanging="720"/>
+      </w:pPr>
+      <w:r>
+        <w:t xml:space="preserve">Cloud Native Computing Foundation. (s. f.).</w:t>
+      </w:r>
+      <w:r>
+        <w:t xml:space="preserve"> </w:t>
+      </w:r>
+      <w:r>
+        <w:rPr>
+          <w:i/>
+          <w:iCs/>
+        </w:rPr>
+        <w:t xml:space="preserve">Dapr</w:t>
+      </w:r>
+      <w:r>
+        <w:t xml:space="preserve">. Recuperado el 30 de septiembre de 2026, de</w:t>
+      </w:r>
+      <w:r>
+        <w:t xml:space="preserve"> </w:t>
+      </w:r>
+      <w:hyperlink r:id="rId104">
+        <w:r>
+          <w:rPr>
+            <w:rStyle w:val="Hyperlink"/>
+          </w:rPr>
+          <w:t xml:space="preserve">https://www.cncf.io/projects/dapr/</w:t>
+        </w:r>
+      </w:hyperlink>
+    </w:p>
+    <w:p>
+      <w:pPr>
+        <w:pStyle w:val="BodyText"/>
+        <w:ind w:left="720" w:hanging="720"/>
+      </w:pPr>
+      <w:r>
+        <w:t xml:space="preserve">European Banking Authority. (2019).</w:t>
+      </w:r>
+      <w:r>
+        <w:t xml:space="preserve"> </w:t>
+      </w:r>
+      <w:r>
+        <w:rPr>
+          <w:i/>
+          <w:iCs/>
+        </w:rPr>
+        <w:t xml:space="preserve">Guidelines on outsourcing arrangements</w:t>
+      </w:r>
+      <w:r>
+        <w:t xml:space="preserve"> </w:t>
+      </w:r>
+      <w:r>
+        <w:t xml:space="preserve">(EBA/GL/2019/02).</w:t>
+      </w:r>
+      <w:r>
+        <w:t xml:space="preserve"> </w:t>
+      </w:r>
+      <w:hyperlink r:id="rId105">
+        <w:r>
+          <w:rPr>
+            <w:rStyle w:val="Hyperlink"/>
+          </w:rPr>
+          <w:t xml:space="preserve">https://www.eba.europa.eu/sites/default/files/documents/10180/2551996/38c80601-f5d7-4855-8ba3-702423665479/EBA%20revised%20Guidelines%20on%20outsourcing%20arrangements.pdf</w:t>
+        </w:r>
+      </w:hyperlink>
+    </w:p>
+    <w:p>
+      <w:pPr>
+        <w:pStyle w:val="BodyText"/>
+        <w:ind w:left="720" w:hanging="720"/>
+      </w:pPr>
+      <w:r>
+        <w:t xml:space="preserve">International Organization for Standardization. (2019).</w:t>
+      </w:r>
+      <w:r>
+        <w:t xml:space="preserve"> </w:t>
+      </w:r>
+      <w:r>
+        <w:rPr>
+          <w:i/>
+          <w:iCs/>
+        </w:rPr>
+        <w:t xml:space="preserve">Security and resilience — Business continuity management systems — Requirements</w:t>
+      </w:r>
+      <w:r>
+        <w:t xml:space="preserve"> </w:t>
+      </w:r>
+      <w:r>
+        <w:t xml:space="preserve">(ISO 22301:2019).</w:t>
+      </w:r>
+      <w:r>
+        <w:t xml:space="preserve"> </w:t>
+      </w:r>
+      <w:hyperlink r:id="rId106">
+        <w:r>
+          <w:rPr>
+            <w:rStyle w:val="Hyperlink"/>
+          </w:rPr>
+          <w:t xml:space="preserve">https://www.iso.org/standard/75106.html</w:t>
+        </w:r>
+      </w:hyperlink>
+    </w:p>
+    <w:p>
+      <w:pPr>
+        <w:pStyle w:val="BodyText"/>
+        <w:ind w:left="720" w:hanging="720"/>
+      </w:pPr>
+      <w:r>
+        <w:t xml:space="preserve">Microsoft. (s. f.-a).</w:t>
+      </w:r>
+      <w:r>
+        <w:t xml:space="preserve"> </w:t>
+      </w:r>
+      <w:r>
+        <w:rPr>
+          <w:i/>
+          <w:iCs/>
+        </w:rPr>
+        <w:t xml:space="preserve">Choose your Durable Task hosting model: Azure Functions or self-hosted</w:t>
+      </w:r>
+      <w:r>
+        <w:t xml:space="preserve">. Microsoft Learn. Recuperado el 30 de septiembre de 2026, de</w:t>
+      </w:r>
+      <w:r>
+        <w:t xml:space="preserve"> </w:t>
+      </w:r>
+      <w:hyperlink r:id="rId107">
+        <w:r>
+          <w:rPr>
+            <w:rStyle w:val="Hyperlink"/>
+          </w:rPr>
+          <w:t xml:space="preserve">https://learn.microsoft.com/en-us/azure/durable-task/common/choose-orchestration-framework</w:t>
+        </w:r>
+      </w:hyperlink>
+    </w:p>
+    <w:p>
+      <w:pPr>
+        <w:pStyle w:val="BodyText"/>
+        <w:ind w:left="720" w:hanging="720"/>
+      </w:pPr>
+      <w:r>
+        <w:t xml:space="preserve">Microsoft. (s. f.-b).</w:t>
+      </w:r>
+      <w:r>
+        <w:t xml:space="preserve"> </w:t>
+      </w:r>
+      <w:r>
+        <w:rPr>
+          <w:i/>
+          <w:iCs/>
+        </w:rPr>
+        <w:t xml:space="preserve">Create an internal load balancer in Azure Kubernetes Service (AKS)</w:t>
+      </w:r>
+      <w:r>
+        <w:t xml:space="preserve">. Microsoft Learn. Recuperado el 30 de septiembre de 2026, de</w:t>
+      </w:r>
+      <w:r>
+        <w:t xml:space="preserve"> </w:t>
+      </w:r>
+      <w:hyperlink r:id="rId108">
+        <w:r>
+          <w:rPr>
+            <w:rStyle w:val="Hyperlink"/>
+          </w:rPr>
+          <w:t xml:space="preserve">https://learn.microsoft.com/en-us/azure/aks/internal-lb</w:t>
+        </w:r>
+      </w:hyperlink>
+    </w:p>
+    <w:p>
+      <w:pPr>
+        <w:pStyle w:val="BodyText"/>
+        <w:ind w:left="720" w:hanging="720"/>
+      </w:pPr>
+      <w:r>
+        <w:t xml:space="preserve">Microsoft. (s. f.-c).</w:t>
+      </w:r>
+      <w:r>
+        <w:t xml:space="preserve"> </w:t>
+      </w:r>
+      <w:r>
+        <w:rPr>
+          <w:i/>
+          <w:iCs/>
+        </w:rPr>
+        <w:t xml:space="preserve">Dapr extension for Azure Kubernetes Service (AKS) and Arc-enabled Kubernetes</w:t>
+      </w:r>
+      <w:r>
+        <w:t xml:space="preserve">. Microsoft Learn. Recuperado el 30 de septiembre de 2026, de</w:t>
+      </w:r>
+      <w:r>
+        <w:t xml:space="preserve"> </w:t>
+      </w:r>
+      <w:hyperlink r:id="rId109">
+        <w:r>
+          <w:rPr>
+            <w:rStyle w:val="Hyperlink"/>
+          </w:rPr>
+          <w:t xml:space="preserve">https://learn.microsoft.com/en-us/azure/aks/dapr-overview</w:t>
+        </w:r>
+      </w:hyperlink>
+    </w:p>
+    <w:p>
+      <w:pPr>
+        <w:pStyle w:val="BodyText"/>
+        <w:ind w:left="720" w:hanging="720"/>
+      </w:pPr>
+      <w:r>
+        <w:t xml:space="preserve">Microsoft. (s. f.-d).</w:t>
+      </w:r>
+      <w:r>
+        <w:t xml:space="preserve"> </w:t>
+      </w:r>
+      <w:r>
+        <w:rPr>
+          <w:i/>
+          <w:iCs/>
+        </w:rPr>
+        <w:t xml:space="preserve">Durable Task Scheduler</w:t>
+      </w:r>
+      <w:r>
+        <w:t xml:space="preserve">. Microsoft Learn. Recuperado el 30 de septiembre de 2026, de</w:t>
+      </w:r>
+      <w:r>
+        <w:t xml:space="preserve"> </w:t>
+      </w:r>
+      <w:hyperlink r:id="rId110">
+        <w:r>
+          <w:rPr>
+            <w:rStyle w:val="Hyperlink"/>
+          </w:rPr>
+          <w:t xml:space="preserve">https://learn.microsoft.com/en-us/azure/durable-task/scheduler/durable-task-scheduler</w:t>
+        </w:r>
+      </w:hyperlink>
+    </w:p>
+    <w:p>
+      <w:pPr>
+        <w:pStyle w:val="BodyText"/>
+        <w:ind w:left="720" w:hanging="720"/>
+      </w:pPr>
+      <w:r>
+        <w:t xml:space="preserve">Microsoft. (s. f.-e).</w:t>
+      </w:r>
+      <w:r>
+        <w:t xml:space="preserve"> </w:t>
+      </w:r>
+      <w:r>
+        <w:rPr>
+          <w:i/>
+          <w:iCs/>
+        </w:rPr>
+        <w:t xml:space="preserve">High availability in Azure Database for PostgreSQL flexible server</w:t>
+      </w:r>
+      <w:r>
+        <w:t xml:space="preserve">. Microsoft Learn. Recuperado el 30 de septiembre de 2026, de</w:t>
+      </w:r>
+      <w:r>
+        <w:t xml:space="preserve"> </w:t>
+      </w:r>
+      <w:hyperlink r:id="rId111">
+        <w:r>
+          <w:rPr>
+            <w:rStyle w:val="Hyperlink"/>
+          </w:rPr>
+          <w:t xml:space="preserve">https://learn.microsoft.com/en-us/azure/postgresql/high-availability/concepts-high-availability</w:t>
+        </w:r>
+      </w:hyperlink>
+    </w:p>
+    <w:p>
+      <w:pPr>
+        <w:pStyle w:val="BodyText"/>
+        <w:ind w:left="720" w:hanging="720"/>
+      </w:pPr>
+      <w:r>
+        <w:t xml:space="preserve">Microsoft. (s. f.-f).</w:t>
+      </w:r>
+      <w:r>
+        <w:t xml:space="preserve"> </w:t>
+      </w:r>
+      <w:r>
+        <w:rPr>
+          <w:i/>
+          <w:iCs/>
+        </w:rPr>
+        <w:t xml:space="preserve">Storage providers for Durable Task: Compare and choose</w:t>
+      </w:r>
+      <w:r>
+        <w:t xml:space="preserve">. Microsoft Learn. Recuperado el 30 de septiembre de 2026, de</w:t>
+      </w:r>
+      <w:r>
+        <w:t xml:space="preserve"> </w:t>
+      </w:r>
+      <w:hyperlink r:id="rId112">
+        <w:r>
+          <w:rPr>
+            <w:rStyle w:val="Hyperlink"/>
+          </w:rPr>
+          <w:t xml:space="preserve">https://learn.microsoft.com/en-us/azure/durable-task/common/durable-task-storage-providers</w:t>
+        </w:r>
+      </w:hyperlink>
+    </w:p>
+    <w:p>
+      <w:pPr>
+        <w:pStyle w:val="BodyText"/>
+        <w:ind w:left="720" w:hanging="720"/>
+      </w:pPr>
+      <w:r>
+        <w:t xml:space="preserve">Microsoft. (s. f.-g).</w:t>
+      </w:r>
+      <w:r>
+        <w:t xml:space="preserve"> </w:t>
+      </w:r>
+      <w:r>
+        <w:rPr>
+          <w:i/>
+          <w:iCs/>
+        </w:rPr>
+        <w:t xml:space="preserve">Transactional batch operations in Azure Cosmos DB</w:t>
+      </w:r>
+      <w:r>
+        <w:t xml:space="preserve">. Microsoft Learn. Recuperado el 30 de septiembre de 2026, de</w:t>
+      </w:r>
+      <w:r>
+        <w:t xml:space="preserve"> </w:t>
+      </w:r>
+      <w:hyperlink r:id="rId113">
+        <w:r>
+          <w:rPr>
+            <w:rStyle w:val="Hyperlink"/>
+          </w:rPr>
+          <w:t xml:space="preserve">https://learn.microsoft.com/en-us/azure/cosmos-db/transactional-batch</w:t>
+        </w:r>
+      </w:hyperlink>
+    </w:p>
+    <w:p>
+      <w:pPr>
+        <w:pStyle w:val="BodyText"/>
+        <w:ind w:left="720" w:hanging="720"/>
+      </w:pPr>
+      <w:r>
+        <w:t xml:space="preserve">Microsoft. (s. f.-h).</w:t>
+      </w:r>
+      <w:r>
+        <w:t xml:space="preserve"> </w:t>
+      </w:r>
+      <w:r>
+        <w:rPr>
+          <w:i/>
+          <w:iCs/>
+        </w:rPr>
+        <w:t xml:space="preserve">What is Azure Database for PostgreSQL flexible server?</w:t>
+      </w:r>
+      <w:r>
+        <w:t xml:space="preserve"> </w:t>
+      </w:r>
+      <w:r>
+        <w:t xml:space="preserve">Microsoft Learn. Recuperado el 30 de septiembre de 2026, de</w:t>
+      </w:r>
+      <w:r>
+        <w:t xml:space="preserve"> </w:t>
+      </w:r>
+      <w:hyperlink r:id="rId114">
+        <w:r>
+          <w:rPr>
+            <w:rStyle w:val="Hyperlink"/>
+          </w:rPr>
+          <w:t xml:space="preserve">https://learn.microsoft.com/en-us/azure/postgresql/overview</w:t>
+        </w:r>
+      </w:hyperlink>
+    </w:p>
+    <w:p>
+      <w:pPr>
+        <w:pStyle w:val="BodyText"/>
+        <w:ind w:left="720" w:hanging="720"/>
+      </w:pPr>
+      <w:r>
+        <w:t xml:space="preserve">Microsoft. (s. f.-i).</w:t>
+      </w:r>
+      <w:r>
+        <w:t xml:space="preserve"> </w:t>
+      </w:r>
+      <w:r>
+        <w:rPr>
+          <w:i/>
+          <w:iCs/>
+        </w:rPr>
+        <w:t xml:space="preserve">What is Azure Private Link?</w:t>
+      </w:r>
+      <w:r>
+        <w:t xml:space="preserve"> </w:t>
+      </w:r>
+      <w:r>
+        <w:t xml:space="preserve">Microsoft Learn. Recuperado el 30 de septiembre de 2026, de</w:t>
+      </w:r>
+      <w:r>
+        <w:t xml:space="preserve"> </w:t>
+      </w:r>
+      <w:hyperlink r:id="rId115">
+        <w:r>
+          <w:rPr>
+            <w:rStyle w:val="Hyperlink"/>
+          </w:rPr>
+          <w:t xml:space="preserve">https://learn.microsoft.com/en-us/azure/private-link/private-link-overview</w:t>
+        </w:r>
+      </w:hyperlink>
+    </w:p>
+    <w:p>
+      <w:pPr>
+        <w:pStyle w:val="BodyText"/>
+        <w:ind w:left="720" w:hanging="720"/>
+      </w:pPr>
+      <w:r>
+        <w:t xml:space="preserve">Prudential Regulation Authority. (2024).</w:t>
+      </w:r>
+      <w:r>
+        <w:t xml:space="preserve"> </w:t>
+      </w:r>
+      <w:r>
+        <w:rPr>
+          <w:i/>
+          <w:iCs/>
+        </w:rPr>
+        <w:t xml:space="preserve">Outsourcing and third party risk management</w:t>
+      </w:r>
+      <w:r>
+        <w:t xml:space="preserve"> </w:t>
+      </w:r>
+      <w:r>
+        <w:t xml:space="preserve">(Supervisory Statement SS2/21). Bank of England.</w:t>
+      </w:r>
+      <w:r>
+        <w:t xml:space="preserve"> </w:t>
+      </w:r>
+      <w:hyperlink r:id="rId116">
+        <w:r>
+          <w:rPr>
+            <w:rStyle w:val="Hyperlink"/>
+          </w:rPr>
+          <w:t xml:space="preserve">https://www.bankofengland.co.uk/-/media/boe/files/prudential-regulation/supervisory-statement/2024/ss221-november-2024-update.pdf</w:t>
+        </w:r>
+      </w:hyperlink>
+    </w:p>
+    <w:p>
+      <w:pPr>
+        <w:pStyle w:val="BodyText"/>
+        <w:ind w:left="720" w:hanging="720"/>
+      </w:pPr>
+      <w:r>
+        <w:t xml:space="preserve">Reglamento (UE) 2022/2554 del Parlamento Europeo y del Consejo, de 14 de diciembre de 2022, sobre la resiliencia operativa digital del sector financiero. (2022).</w:t>
+      </w:r>
+      <w:r>
+        <w:t xml:space="preserve"> </w:t>
+      </w:r>
+      <w:r>
+        <w:rPr>
+          <w:i/>
+          <w:iCs/>
+        </w:rPr>
+        <w:t xml:space="preserve">Diario Oficial de la Unión Europea</w:t>
+      </w:r>
+      <w:r>
+        <w:t xml:space="preserve">, L 333.</w:t>
+      </w:r>
+      <w:r>
+        <w:t xml:space="preserve"> </w:t>
+      </w:r>
+      <w:hyperlink r:id="rId117">
+        <w:r>
+          <w:rPr>
+            <w:rStyle w:val="Hyperlink"/>
+          </w:rPr>
+          <w:t xml:space="preserve">https://eur-lex.europa.eu/eli/reg/2022/2554/oj</w:t>
+        </w:r>
+      </w:hyperlink>
+    </w:p>
+    <w:p>
+      <w:pPr>
+        <w:pStyle w:val="BodyText"/>
+        <w:ind w:left="720" w:hanging="720"/>
+      </w:pPr>
+      <w:r>
+        <w:t xml:space="preserve">Restate. (s. f.-a).</w:t>
+      </w:r>
+      <w:r>
+        <w:t xml:space="preserve"> </w:t>
+      </w:r>
+      <w:r>
+        <w:rPr>
+          <w:i/>
+          <w:iCs/>
+        </w:rPr>
+        <w:t xml:space="preserve">Key concepts</w:t>
+      </w:r>
+      <w:r>
+        <w:t xml:space="preserve">. Restate Documentation. Recuperado el 30 de septiembre de 2026, de</w:t>
+      </w:r>
+      <w:r>
+        <w:t xml:space="preserve"> </w:t>
+      </w:r>
+      <w:hyperlink r:id="rId118">
+        <w:r>
+          <w:rPr>
+            <w:rStyle w:val="Hyperlink"/>
+          </w:rPr>
+          <w:t xml:space="preserve">https://docs.restate.dev/foundations/key-concepts</w:t>
+        </w:r>
+      </w:hyperlink>
+    </w:p>
+    <w:p>
+      <w:pPr>
+        <w:pStyle w:val="BodyText"/>
+        <w:ind w:left="720" w:hanging="720"/>
+      </w:pPr>
+      <w:r>
+        <w:t xml:space="preserve">Restate. (s. f.-b).</w:t>
+      </w:r>
+      <w:r>
+        <w:t xml:space="preserve"> </w:t>
+      </w:r>
+      <w:r>
+        <w:rPr>
+          <w:i/>
+          <w:iCs/>
+        </w:rPr>
+        <w:t xml:space="preserve">Kubernetes</w:t>
+      </w:r>
+      <w:r>
+        <w:t xml:space="preserve">. Restate Documentation. Recuperado el 30 de septiembre de 2026, de</w:t>
+      </w:r>
+      <w:r>
+        <w:t xml:space="preserve"> </w:t>
+      </w:r>
+      <w:hyperlink r:id="rId119">
+        <w:r>
+          <w:rPr>
+            <w:rStyle w:val="Hyperlink"/>
+          </w:rPr>
+          <w:t xml:space="preserve">https://docs.restate.dev/server/deploy/kubernetes</w:t>
+        </w:r>
+      </w:hyperlink>
+    </w:p>
+    <w:p>
+      <w:pPr>
+        <w:pStyle w:val="BodyText"/>
+        <w:ind w:left="720" w:hanging="720"/>
+      </w:pPr>
+      <w:r>
+        <w:t xml:space="preserve">Restate. (s. f.-c).</w:t>
+      </w:r>
+      <w:r>
+        <w:t xml:space="preserve"> </w:t>
+      </w:r>
+      <w:r>
+        <w:rPr>
+          <w:i/>
+          <w:iCs/>
+        </w:rPr>
+        <w:t xml:space="preserve">Pricing</w:t>
+      </w:r>
+      <w:r>
+        <w:t xml:space="preserve">. Recuperado el 30 de septiembre de 2026, de</w:t>
+      </w:r>
+      <w:r>
+        <w:t xml:space="preserve"> </w:t>
+      </w:r>
+      <w:hyperlink r:id="rId120">
+        <w:r>
+          <w:rPr>
+            <w:rStyle w:val="Hyperlink"/>
+          </w:rPr>
+          <w:t xml:space="preserve">https://restate.dev/pricing</w:t>
+        </w:r>
+      </w:hyperlink>
+    </w:p>
+    <w:p>
+      <w:pPr>
+        <w:pStyle w:val="BodyText"/>
+        <w:ind w:left="720" w:hanging="720"/>
+      </w:pPr>
+      <w:r>
+        <w:t xml:space="preserve">Restate. (s. f.-d).</w:t>
+      </w:r>
+      <w:r>
+        <w:t xml:space="preserve"> </w:t>
+      </w:r>
+      <w:r>
+        <w:rPr>
+          <w:i/>
+          <w:iCs/>
+        </w:rPr>
+        <w:t xml:space="preserve">restatedev/restate: LICENSE</w:t>
+      </w:r>
+      <w:r>
+        <w:t xml:space="preserve"> </w:t>
+      </w:r>
+      <w:r>
+        <w:t xml:space="preserve">[Licencia de software]. GitHub. Recuperado el 30 de septiembre de 2026, de</w:t>
+      </w:r>
+      <w:r>
+        <w:t xml:space="preserve"> </w:t>
+      </w:r>
+      <w:hyperlink r:id="rId121">
+        <w:r>
+          <w:rPr>
+            <w:rStyle w:val="Hyperlink"/>
+          </w:rPr>
+          <w:t xml:space="preserve">https://github.com/restatedev/restate/blob/main/LICENSE</w:t>
+        </w:r>
+      </w:hyperlink>
+    </w:p>
+    <w:p>
+      <w:pPr>
+        <w:pStyle w:val="BodyText"/>
+        <w:ind w:left="720" w:hanging="720"/>
+      </w:pPr>
+      <w:r>
+        <w:t xml:space="preserve">Superintendencia de Banca, Seguros y AFP. (2009).</w:t>
+      </w:r>
+      <w:r>
+        <w:t xml:space="preserve"> </w:t>
+      </w:r>
+      <w:r>
+        <w:rPr>
+          <w:i/>
+          <w:iCs/>
+        </w:rPr>
+        <w:t xml:space="preserve">Resolución SBS N.° 2116-2009: Reglamento para la Gestión del Riesgo Operacional</w:t>
+      </w:r>
+      <w:r>
+        <w:t xml:space="preserve"> </w:t>
+      </w:r>
+      <w:r>
+        <w:t xml:space="preserve">(texto actualizado con la Resolución SBS N.° 877-2020).</w:t>
+      </w:r>
+      <w:r>
+        <w:t xml:space="preserve"> </w:t>
+      </w:r>
+      <w:hyperlink r:id="rId122">
+        <w:r>
+          <w:rPr>
+            <w:rStyle w:val="Hyperlink"/>
+          </w:rPr>
+          <w:t xml:space="preserve">https://intranet2.sbs.gob.pe/dv_int_cn/842/v4.0/Adjuntos/2116-2009%20actualizado%20con%20la%20877-2020.doc.pdf</w:t>
+        </w:r>
+      </w:hyperlink>
+    </w:p>
+    <w:p>
+      <w:pPr>
+        <w:pStyle w:val="BodyText"/>
+        <w:ind w:left="720" w:hanging="720"/>
+      </w:pPr>
+      <w:r>
+        <w:t xml:space="preserve">Superintendencia de Banca, Seguros y AFP. (2017).</w:t>
+      </w:r>
+      <w:r>
+        <w:t xml:space="preserve"> </w:t>
+      </w:r>
+      <w:r>
+        <w:rPr>
+          <w:i/>
+          <w:iCs/>
+        </w:rPr>
+        <w:t xml:space="preserve">Resolución SBS N.° 272-2017: Reglamento de Gobierno Corporativo y de la Gestión Integral de Riesgos</w:t>
+      </w:r>
+      <w:r>
+        <w:t xml:space="preserve">.</w:t>
+      </w:r>
+      <w:r>
+        <w:t xml:space="preserve"> </w:t>
+      </w:r>
+      <w:hyperlink r:id="rId123">
+        <w:r>
+          <w:rPr>
+            <w:rStyle w:val="Hyperlink"/>
+          </w:rPr>
+          <w:t xml:space="preserve">https://www.sbs.gob.pe/Portals/0/jer/Auto_Nuevas_Empresas/Normas_Comunes/5.%20Reg.%20de%20Gobierno%20Corporativo_Res.%20SBS%20N%C2%B0%20272-2017.pdf</w:t>
+        </w:r>
+      </w:hyperlink>
+    </w:p>
+    <w:p>
+      <w:pPr>
+        <w:pStyle w:val="BodyText"/>
+        <w:ind w:left="720" w:hanging="720"/>
+      </w:pPr>
+      <w:r>
+        <w:t xml:space="preserve">Superintendencia de Banca, Seguros y AFP. (2020).</w:t>
+      </w:r>
+      <w:r>
+        <w:t xml:space="preserve"> </w:t>
+      </w:r>
+      <w:r>
+        <w:rPr>
+          <w:i/>
+          <w:iCs/>
+        </w:rPr>
+        <w:t xml:space="preserve">Resolución SBS N.° 877-2020: Reglamento para la Gestión de la Continuidad del Negocio</w:t>
+      </w:r>
+      <w:r>
+        <w:t xml:space="preserve">.</w:t>
+      </w:r>
+      <w:r>
+        <w:t xml:space="preserve"> </w:t>
+      </w:r>
+      <w:hyperlink r:id="rId124">
+        <w:r>
+          <w:rPr>
+            <w:rStyle w:val="Hyperlink"/>
+          </w:rPr>
+          <w:t xml:space="preserve">https://intranet2.sbs.gob.pe/dv_int_cn/1894/v1.0/Adjuntos/877-2020.R.pdf</w:t>
+        </w:r>
+      </w:hyperlink>
+    </w:p>
+    <w:p>
+      <w:pPr>
+        <w:pStyle w:val="BodyText"/>
+        <w:ind w:left="720" w:hanging="720"/>
+      </w:pPr>
+      <w:r>
+        <w:t xml:space="preserve">Superintendencia de Banca, Seguros y AFP. (2021).</w:t>
+      </w:r>
+      <w:r>
+        <w:t xml:space="preserve"> </w:t>
+      </w:r>
+      <w:r>
+        <w:rPr>
+          <w:i/>
+          <w:iCs/>
+        </w:rPr>
+        <w:t xml:space="preserve">Resolución SBS N.° 504-2021: Reglamento para la Gestión de la Seguridad de la Información y la Ciberseguridad</w:t>
+      </w:r>
+      <w:r>
+        <w:t xml:space="preserve">.</w:t>
+      </w:r>
+      <w:r>
+        <w:t xml:space="preserve"> </w:t>
+      </w:r>
+      <w:hyperlink r:id="rId125">
+        <w:r>
+          <w:rPr>
+            <w:rStyle w:val="Hyperlink"/>
+          </w:rPr>
+          <w:t xml:space="preserve">https://intranet2.sbs.gob.pe/dv_int_cn/2046/v2.0/Adjuntos/504-2021.R.pdf</w:t>
+        </w:r>
+      </w:hyperlink>
+    </w:p>
+    <w:p>
+      <w:pPr>
+        <w:pStyle w:val="BodyText"/>
+        <w:ind w:left="720" w:hanging="720"/>
+      </w:pPr>
+      <w:r>
+        <w:t xml:space="preserve">Temporal Technologies. (s. f.-a).</w:t>
+      </w:r>
+      <w:r>
+        <w:t xml:space="preserve"> </w:t>
+      </w:r>
+      <w:r>
+        <w:rPr>
+          <w:i/>
+          <w:iCs/>
+        </w:rPr>
+        <w:t xml:space="preserve">Deploying a Temporal Service</w:t>
+      </w:r>
+      <w:r>
+        <w:t xml:space="preserve">. Temporal Documentation. Recuperado el 30 de septiembre de 2026, de</w:t>
+      </w:r>
+      <w:r>
+        <w:t xml:space="preserve"> </w:t>
+      </w:r>
+      <w:hyperlink r:id="rId126">
+        <w:r>
+          <w:rPr>
+            <w:rStyle w:val="Hyperlink"/>
+          </w:rPr>
+          <w:t xml:space="preserve">https://docs.temporal.io/self-hosted-guide/deployment</w:t>
+        </w:r>
+      </w:hyperlink>
+    </w:p>
+    <w:p>
+      <w:pPr>
+        <w:pStyle w:val="BodyText"/>
+        <w:ind w:left="720" w:hanging="720"/>
+      </w:pPr>
+      <w:r>
+        <w:t xml:space="preserve">Temporal Technologies. (s. f.-b).</w:t>
+      </w:r>
+      <w:r>
+        <w:t xml:space="preserve"> </w:t>
+      </w:r>
+      <w:r>
+        <w:rPr>
+          <w:i/>
+          <w:iCs/>
+        </w:rPr>
+        <w:t xml:space="preserve">Manual migration</w:t>
+      </w:r>
+      <w:r>
+        <w:t xml:space="preserve">. Temporal Documentation. Recuperado el 30 de septiembre de 2026, de</w:t>
+      </w:r>
+      <w:r>
+        <w:t xml:space="preserve"> </w:t>
+      </w:r>
+      <w:hyperlink r:id="rId127">
+        <w:r>
+          <w:rPr>
+            <w:rStyle w:val="Hyperlink"/>
+          </w:rPr>
+          <w:t xml:space="preserve">https://docs.temporal.io/cloud/migrate/manual</w:t>
+        </w:r>
+      </w:hyperlink>
+    </w:p>
+    <w:p>
+      <w:pPr>
+        <w:pStyle w:val="BodyText"/>
+        <w:ind w:left="720" w:hanging="720"/>
+      </w:pPr>
+      <w:r>
+        <w:t xml:space="preserve">Temporal Technologies. (s. f.-c).</w:t>
+      </w:r>
+      <w:r>
+        <w:t xml:space="preserve"> </w:t>
+      </w:r>
+      <w:r>
+        <w:rPr>
+          <w:i/>
+          <w:iCs/>
+        </w:rPr>
+        <w:t xml:space="preserve">Migrate</w:t>
+      </w:r>
+      <w:r>
+        <w:t xml:space="preserve">. Temporal Documentation. Recuperado el 30 de septiembre de 2026, de</w:t>
+      </w:r>
+      <w:r>
+        <w:t xml:space="preserve"> </w:t>
+      </w:r>
+      <w:hyperlink r:id="rId128">
+        <w:r>
+          <w:rPr>
+            <w:rStyle w:val="Hyperlink"/>
+          </w:rPr>
+          <w:t xml:space="preserve">https://docs.temporal.io/cloud/migrate</w:t>
+        </w:r>
+      </w:hyperlink>
+    </w:p>
+    <w:p>
+      <w:pPr>
+        <w:pStyle w:val="BodyText"/>
+        <w:ind w:left="720" w:hanging="720"/>
+      </w:pPr>
+      <w:r>
+        <w:t xml:space="preserve">Temporal Technologies. (s. f.-d).</w:t>
+      </w:r>
+      <w:r>
+        <w:t xml:space="preserve"> </w:t>
+      </w:r>
+      <w:r>
+        <w:rPr>
+          <w:i/>
+          <w:iCs/>
+        </w:rPr>
+        <w:t xml:space="preserve">Persistence</w:t>
+      </w:r>
+      <w:r>
+        <w:t xml:space="preserve">. Temporal Documentation. Recuperado el 30 de septiembre de 2026, de</w:t>
+      </w:r>
+      <w:r>
+        <w:t xml:space="preserve"> </w:t>
+      </w:r>
+      <w:hyperlink r:id="rId129">
+        <w:r>
+          <w:rPr>
+            <w:rStyle w:val="Hyperlink"/>
+          </w:rPr>
+          <w:t xml:space="preserve">https://docs.temporal.io/temporal-service/persistence</w:t>
+        </w:r>
+      </w:hyperlink>
+    </w:p>
+    <w:p>
+      <w:pPr>
+        <w:pStyle w:val="BodyText"/>
+        <w:ind w:left="720" w:hanging="720"/>
+      </w:pPr>
+      <w:r>
+        <w:t xml:space="preserve">Temporal Technologies. (s. f.-e).</w:t>
+      </w:r>
+      <w:r>
+        <w:t xml:space="preserve"> </w:t>
+      </w:r>
+      <w:r>
+        <w:rPr>
+          <w:i/>
+          <w:iCs/>
+        </w:rPr>
+        <w:t xml:space="preserve">Self-hosted Archival setup</w:t>
+      </w:r>
+      <w:r>
+        <w:t xml:space="preserve">. Temporal Documentation. Recuperado el 30 de septiembre de 2026, de</w:t>
+      </w:r>
+      <w:r>
+        <w:t xml:space="preserve"> </w:t>
+      </w:r>
+      <w:hyperlink r:id="rId130">
+        <w:r>
+          <w:rPr>
+            <w:rStyle w:val="Hyperlink"/>
+          </w:rPr>
+          <w:t xml:space="preserve">https://docs.temporal.io/self-hosted-guide/archival</w:t>
+        </w:r>
+      </w:hyperlink>
+    </w:p>
+    <w:p>
+      <w:pPr>
+        <w:pStyle w:val="BodyText"/>
+        <w:ind w:left="720" w:hanging="720"/>
+      </w:pPr>
+      <w:r>
+        <w:t xml:space="preserve">Temporal Technologies. (s. f.-f).</w:t>
+      </w:r>
+      <w:r>
+        <w:t xml:space="preserve"> </w:t>
+      </w:r>
+      <w:r>
+        <w:rPr>
+          <w:i/>
+          <w:iCs/>
+        </w:rPr>
+        <w:t xml:space="preserve">Self-hosted Visibility feature setup</w:t>
+      </w:r>
+      <w:r>
+        <w:t xml:space="preserve">. Temporal Documentation. Recuperado el 30 de septiembre de 2026, de</w:t>
+      </w:r>
+      <w:r>
+        <w:t xml:space="preserve"> </w:t>
+      </w:r>
+      <w:hyperlink r:id="rId131">
+        <w:r>
+          <w:rPr>
+            <w:rStyle w:val="Hyperlink"/>
+          </w:rPr>
+          <w:t xml:space="preserve">https://docs.temporal.io/self-hosted-guide/visibility</w:t>
+        </w:r>
+      </w:hyperlink>
+    </w:p>
+    <w:p>
+      <w:pPr>
+        <w:pStyle w:val="BodyText"/>
+        <w:ind w:left="720" w:hanging="720"/>
+      </w:pPr>
+      <w:r>
+        <w:t xml:space="preserve">Temporal Technologies. (s. f.-g).</w:t>
+      </w:r>
+      <w:r>
+        <w:t xml:space="preserve"> </w:t>
+      </w:r>
+      <w:r>
+        <w:rPr>
+          <w:i/>
+          <w:iCs/>
+        </w:rPr>
+        <w:t xml:space="preserve">Service regions</w:t>
+      </w:r>
+      <w:r>
+        <w:t xml:space="preserve">. Temporal Documentation. Recuperado el 30 de septiembre de 2026, de</w:t>
+      </w:r>
+      <w:r>
+        <w:t xml:space="preserve"> </w:t>
+      </w:r>
+      <w:hyperlink r:id="rId132">
+        <w:r>
+          <w:rPr>
+            <w:rStyle w:val="Hyperlink"/>
+          </w:rPr>
+          <w:t xml:space="preserve">https://docs.temporal.io/cloud/regions</w:t>
+        </w:r>
+      </w:hyperlink>
+    </w:p>
+    <w:p>
+      <w:pPr>
+        <w:pStyle w:val="BodyText"/>
+        <w:ind w:left="720" w:hanging="720"/>
+      </w:pPr>
+      <w:r>
+        <w:t xml:space="preserve">Temporal Technologies. (s. f.-h).</w:t>
+      </w:r>
+      <w:r>
+        <w:t xml:space="preserve"> </w:t>
+      </w:r>
+      <w:r>
+        <w:rPr>
+          <w:i/>
+          <w:iCs/>
+        </w:rPr>
+        <w:t xml:space="preserve">Temporal Platform security features</w:t>
+      </w:r>
+      <w:r>
+        <w:t xml:space="preserve">. Temporal Documentation. Recuperado el 30 de septiembre de 2026, de</w:t>
+      </w:r>
+      <w:r>
+        <w:t xml:space="preserve"> </w:t>
+      </w:r>
+      <w:hyperlink r:id="rId133">
+        <w:r>
+          <w:rPr>
+            <w:rStyle w:val="Hyperlink"/>
+          </w:rPr>
+          <w:t xml:space="preserve">https://docs.temporal.io/self-hosted-guide/security</w:t>
+        </w:r>
+      </w:hyperlink>
+    </w:p>
+    <w:p>
+      <w:pPr>
+        <w:pStyle w:val="BodyText"/>
+        <w:ind w:left="720" w:hanging="720"/>
+      </w:pPr>
+      <w:r>
+        <w:t xml:space="preserve">Temporal Technologies. (s. f.-i).</w:t>
+      </w:r>
+      <w:r>
+        <w:t xml:space="preserve"> </w:t>
+      </w:r>
+      <w:r>
+        <w:rPr>
+          <w:i/>
+          <w:iCs/>
+        </w:rPr>
+        <w:t xml:space="preserve">Temporal Service</w:t>
+      </w:r>
+      <w:r>
+        <w:t xml:space="preserve">. Temporal Documentation. Recuperado el 30 de septiembre de 2026, de</w:t>
+      </w:r>
+      <w:r>
+        <w:t xml:space="preserve"> </w:t>
+      </w:r>
+      <w:hyperlink r:id="rId134">
+        <w:r>
+          <w:rPr>
+            <w:rStyle w:val="Hyperlink"/>
+          </w:rPr>
+          <w:t xml:space="preserve">https://docs.temporal.io/temporal-service</w:t>
+        </w:r>
+      </w:hyperlink>
+    </w:p>
+    <w:p>
+      <w:pPr>
+        <w:pStyle w:val="BodyText"/>
+        <w:ind w:left="720" w:hanging="720"/>
+      </w:pPr>
+      <w:r>
+        <w:t xml:space="preserve">Temporal Technologies. (s. f.-j).</w:t>
+      </w:r>
+      <w:r>
+        <w:t xml:space="preserve"> </w:t>
+      </w:r>
+      <w:r>
+        <w:rPr>
+          <w:i/>
+          <w:iCs/>
+        </w:rPr>
+        <w:t xml:space="preserve">temporalio/helm-charts</w:t>
+      </w:r>
+      <w:r>
+        <w:t xml:space="preserve"> </w:t>
+      </w:r>
+      <w:r>
+        <w:t xml:space="preserve">[Repositorio de código fuente]. GitHub. Recuperado el 30 de septiembre de 2026, de</w:t>
+      </w:r>
+      <w:r>
+        <w:t xml:space="preserve"> </w:t>
+      </w:r>
+      <w:hyperlink r:id="rId135">
+        <w:r>
+          <w:rPr>
+            <w:rStyle w:val="Hyperlink"/>
+          </w:rPr>
+          <w:t xml:space="preserve">https://github.com/temporalio/helm-charts</w:t>
+        </w:r>
+      </w:hyperlink>
+    </w:p>
+    <w:p>
+      <w:pPr>
+        <w:pStyle w:val="BodyText"/>
+        <w:ind w:left="720" w:hanging="720"/>
+      </w:pPr>
+      <w:r>
+        <w:t xml:space="preserve">Temporal Technologies. (s. f.-k).</w:t>
+      </w:r>
+      <w:r>
+        <w:t xml:space="preserve"> </w:t>
+      </w:r>
+      <w:r>
+        <w:rPr>
+          <w:i/>
+          <w:iCs/>
+        </w:rPr>
+        <w:t xml:space="preserve">temporalio/temporal: LICENSE</w:t>
+      </w:r>
+      <w:r>
+        <w:t xml:space="preserve"> </w:t>
+      </w:r>
+      <w:r>
+        <w:t xml:space="preserve">[Licencia de software]. GitHub. Recuperado el 30 de septiembre de 2026, de</w:t>
+      </w:r>
+      <w:r>
+        <w:t xml:space="preserve"> </w:t>
+      </w:r>
+      <w:hyperlink r:id="rId136">
+        <w:r>
+          <w:rPr>
+            <w:rStyle w:val="Hyperlink"/>
+          </w:rPr>
+          <w:t xml:space="preserve">https://github.com/temporalio/temporal/blob/main/LICENSE</w:t>
+        </w:r>
+      </w:hyperlink>
+    </w:p>
+    <w:p>
+      <w:pPr>
+        <w:pStyle w:val="BodyText"/>
+        <w:ind w:left="720" w:hanging="720"/>
+      </w:pPr>
+      <w:r>
+        <w:t xml:space="preserve">Temporal Technologies. (s. f.-l).</w:t>
+      </w:r>
+      <w:r>
+        <w:t xml:space="preserve"> </w:t>
+      </w:r>
+      <w:r>
+        <w:rPr>
+          <w:i/>
+          <w:iCs/>
+        </w:rPr>
+        <w:t xml:space="preserve">Workflow History Export</w:t>
+      </w:r>
+      <w:r>
+        <w:t xml:space="preserve">. Temporal Documentation. Recuperado el 30 de septiembre de 2026, de</w:t>
+      </w:r>
+      <w:r>
+        <w:t xml:space="preserve"> </w:t>
+      </w:r>
+      <w:hyperlink r:id="rId137">
+        <w:r>
+          <w:rPr>
+            <w:rStyle w:val="Hyperlink"/>
+          </w:rPr>
+          <w:t xml:space="preserve">https://docs.temporal.io/cloud/export</w:t>
+        </w:r>
+      </w:hyperlink>
+    </w:p>
+    <w:p>
+      <w:pPr>
+        <w:pStyle w:val="BodyText"/>
+        <w:ind w:left="720" w:hanging="720"/>
+      </w:pPr>
+      <w:r>
+        <w:t xml:space="preserve">The Dapr Authors. (s. f.-a).</w:t>
+      </w:r>
+      <w:r>
+        <w:t xml:space="preserve"> </w:t>
+      </w:r>
+      <w:r>
+        <w:rPr>
+          <w:i/>
+          <w:iCs/>
+        </w:rPr>
+        <w:t xml:space="preserve">Azure Cosmos DB (SQL API)</w:t>
+      </w:r>
+      <w:r>
+        <w:t xml:space="preserve">. Dapr Docs. Recuperado el 30 de septiembre de 2026, de</w:t>
+      </w:r>
+      <w:r>
+        <w:t xml:space="preserve"> </w:t>
+      </w:r>
+      <w:hyperlink r:id="rId138">
+        <w:r>
+          <w:rPr>
+            <w:rStyle w:val="Hyperlink"/>
+          </w:rPr>
+          <w:t xml:space="preserve">https://docs.dapr.io/reference/components-reference/supported-state-stores/setup-azure-cosmosdb/</w:t>
+        </w:r>
+      </w:hyperlink>
+    </w:p>
+    <w:p>
+      <w:pPr>
+        <w:pStyle w:val="BodyText"/>
+        <w:ind w:left="720" w:hanging="720"/>
+      </w:pPr>
+      <w:r>
+        <w:t xml:space="preserve">The Dapr Authors. (s. f.-b).</w:t>
+      </w:r>
+      <w:r>
+        <w:t xml:space="preserve"> </w:t>
+      </w:r>
+      <w:r>
+        <w:rPr>
+          <w:i/>
+          <w:iCs/>
+        </w:rPr>
+        <w:t xml:space="preserve">State store component specs</w:t>
+      </w:r>
+      <w:r>
+        <w:t xml:space="preserve">. Dapr Docs. Recuperado el 30 de septiembre de 2026, de</w:t>
+      </w:r>
+      <w:r>
+        <w:t xml:space="preserve"> </w:t>
+      </w:r>
+      <w:hyperlink r:id="rId139">
+        <w:r>
+          <w:rPr>
+            <w:rStyle w:val="Hyperlink"/>
+          </w:rPr>
+          <w:t xml:space="preserve">https://docs.dapr.io/reference/components-reference/supported-state-stores/</w:t>
+        </w:r>
+      </w:hyperlink>
+    </w:p>
+    <w:p>
+      <w:pPr>
+        <w:pStyle w:val="BodyText"/>
+        <w:ind w:left="720" w:hanging="720"/>
+      </w:pPr>
+      <w:r>
+        <w:t xml:space="preserve">The Dapr Authors. (s. f.-c).</w:t>
+      </w:r>
+      <w:r>
+        <w:t xml:space="preserve"> </w:t>
+      </w:r>
+      <w:r>
+        <w:rPr>
+          <w:i/>
+          <w:iCs/>
+        </w:rPr>
+        <w:t xml:space="preserve">Supported runtime and SDK releases</w:t>
+      </w:r>
+      <w:r>
+        <w:t xml:space="preserve">. Dapr Docs. Recuperado el 30 de septiembre de 2026, de</w:t>
+      </w:r>
+      <w:r>
+        <w:t xml:space="preserve"> </w:t>
+      </w:r>
+      <w:hyperlink r:id="rId140">
+        <w:r>
+          <w:rPr>
+            <w:rStyle w:val="Hyperlink"/>
+          </w:rPr>
+          <w:t xml:space="preserve">https://docs.dapr.io/operations/support/support-release-policy/</w:t>
+        </w:r>
+      </w:hyperlink>
+    </w:p>
+    <w:p>
+      <w:pPr>
+        <w:pStyle w:val="BodyText"/>
+        <w:ind w:left="720" w:hanging="720"/>
+      </w:pPr>
+      <w:r>
+        <w:t xml:space="preserve">The Dapr Authors. (s. f.-d).</w:t>
+      </w:r>
+      <w:r>
+        <w:t xml:space="preserve"> </w:t>
+      </w:r>
+      <w:r>
+        <w:rPr>
+          <w:i/>
+          <w:iCs/>
+        </w:rPr>
+        <w:t xml:space="preserve">Workflow architecture</w:t>
+      </w:r>
+      <w:r>
+        <w:t xml:space="preserve">. Dapr Docs. Recuperado el 30 de septiembre de 2026, de</w:t>
+      </w:r>
+      <w:r>
+        <w:t xml:space="preserve"> </w:t>
+      </w:r>
+      <w:hyperlink r:id="rId141">
+        <w:r>
+          <w:rPr>
+            <w:rStyle w:val="Hyperlink"/>
+          </w:rPr>
+          <w:t xml:space="preserve">https://docs.dapr.io/developing-applications/building-blocks/workflow/workflow-architecture/</w:t>
+        </w:r>
+      </w:hyperlink>
+    </w:p>
+    <w:bookmarkEnd w:id="142"/>
+    <w:bookmarkEnd w:id="143"/>
     <w:sectPr>
       <w:headerReference w:type="default" r:id="rId9"/>
       <w:footerReference w:type="default" r:id="rId10"/>
@@ -17019,7 +21318,7 @@
         <w:color w:val="555555"/>
         <w:sz w:val="18"/>
       </w:rPr>
-      <w:t>BCP  |  PEVE  |  Uso interno  |  PEVE-PR-2026-001  |  v1.4</w:t>
+      <w:t>BCP  |  PEVE  |  Uso interno  |  PEVE-PR-2026-001  |  v1.0</w:t>
     </w:r>
   </w:p>
 </w:hdr>
